--- a/dev/vignettes/articles/enteric_fever_example.docx
+++ b/dev/vignettes/articles/enteric_fever_example.docx
@@ -23,7 +23,7 @@
         <w:pStyle w:val="Date"/>
       </w:pPr>
       <w:r>
-        <w:t xml:space="preserve">Invalid Date</w:t>
+        <w:t xml:space="preserve">2026-07-25</w:t>
       </w:r>
     </w:p>
     <w:bookmarkStart w:id="11" w:name="introduction"/>

--- a/dev/vignettes/articles/enteric_fever_example.docx
+++ b/dev/vignettes/articles/enteric_fever_example.docx
@@ -23,7 +23,7 @@
         <w:pStyle w:val="Date"/>
       </w:pPr>
       <w:r>
-        <w:t xml:space="preserve">2026-07-25</w:t>
+        <w:t xml:space="preserve">2026-07-26</w:t>
       </w:r>
     </w:p>
     <w:bookmarkStart w:id="11" w:name="introduction"/>
@@ -158,7 +158,36 @@
     </w:p>
     <w:p>
       <w:pPr>
-        <w:pStyle w:val="BodyText"/>
+        <w:pStyle w:val="SourceCode"/>
+      </w:pPr>
+      <w:r>
+        <w:rPr>
+          <w:rStyle w:val="FunctionTok"/>
+        </w:rPr>
+        <w:t xml:space="preserve">install.packages</w:t>
+      </w:r>
+      <w:r>
+        <w:rPr>
+          <w:rStyle w:val="NormalTok"/>
+        </w:rPr>
+        <w:t xml:space="preserve">(</w:t>
+      </w:r>
+      <w:r>
+        <w:rPr>
+          <w:rStyle w:val="StringTok"/>
+        </w:rPr>
+        <w:t xml:space="preserve">"serocalculator"</w:t>
+      </w:r>
+      <w:r>
+        <w:rPr>
+          <w:rStyle w:val="NormalTok"/>
+        </w:rPr>
+        <w:t xml:space="preserve">)</w:t>
+      </w:r>
+    </w:p>
+    <w:p>
+      <w:pPr>
+        <w:pStyle w:val="FirstParagraph"/>
       </w:pPr>
       <w:r>
         <w:t xml:space="preserve">See the</w:t>
@@ -259,6 +288,53 @@
       </w:r>
       <w:r>
         <w:t xml:space="preserve">:</w:t>
+      </w:r>
+    </w:p>
+    <w:p>
+      <w:pPr>
+        <w:pStyle w:val="SourceCode"/>
+      </w:pPr>
+      <w:r>
+        <w:rPr>
+          <w:rStyle w:val="FunctionTok"/>
+        </w:rPr>
+        <w:t xml:space="preserve">library</w:t>
+      </w:r>
+      <w:r>
+        <w:rPr>
+          <w:rStyle w:val="NormalTok"/>
+        </w:rPr>
+        <w:t xml:space="preserve">(serocalculator)</w:t>
+      </w:r>
+      <w:r>
+        <w:br/>
+      </w:r>
+      <w:r>
+        <w:rPr>
+          <w:rStyle w:val="FunctionTok"/>
+        </w:rPr>
+        <w:t xml:space="preserve">library</w:t>
+      </w:r>
+      <w:r>
+        <w:rPr>
+          <w:rStyle w:val="NormalTok"/>
+        </w:rPr>
+        <w:t xml:space="preserve">(tidyverse)</w:t>
+      </w:r>
+      <w:r>
+        <w:br/>
+      </w:r>
+      <w:r>
+        <w:rPr>
+          <w:rStyle w:val="FunctionTok"/>
+        </w:rPr>
+        <w:t xml:space="preserve">library</w:t>
+      </w:r>
+      <w:r>
+        <w:rPr>
+          <w:rStyle w:val="NormalTok"/>
+        </w:rPr>
+        <w:t xml:space="preserve">(forcats)</w:t>
       </w:r>
     </w:p>
     <w:bookmarkEnd w:id="13"/>
@@ -551,6 +627,38 @@
         <w:t xml:space="preserve">Note that variable names are case-sensitive</w:t>
       </w:r>
     </w:p>
+    <w:p>
+      <w:pPr>
+        <w:pStyle w:val="SourceCode"/>
+      </w:pPr>
+      <w:r>
+        <w:rPr>
+          <w:rStyle w:val="CommentTok"/>
+        </w:rPr>
+        <w:t xml:space="preserve"># Load example longitudinal antibody parameters included in serocalculator</w:t>
+      </w:r>
+      <w:r>
+        <w:br/>
+      </w:r>
+      <w:r>
+        <w:rPr>
+          <w:rStyle w:val="NormalTok"/>
+        </w:rPr>
+        <w:t xml:space="preserve">curves </w:t>
+      </w:r>
+      <w:r>
+        <w:rPr>
+          <w:rStyle w:val="OtherTok"/>
+        </w:rPr>
+        <w:t xml:space="preserve">&lt;-</w:t>
+      </w:r>
+      <w:r>
+        <w:rPr>
+          <w:rStyle w:val="NormalTok"/>
+        </w:rPr>
+        <w:t xml:space="preserve"> typhoid_curves_nostrat_100</w:t>
+      </w:r>
+    </w:p>
     <w:bookmarkEnd w:id="16"/>
     <w:bookmarkStart w:id="20" w:name="visualize-curve-parameters"/>
     <w:p>
@@ -586,7 +694,147 @@
     </w:p>
     <w:p>
       <w:pPr>
-        <w:pStyle w:val="BodyText"/>
+        <w:pStyle w:val="SourceCode"/>
+      </w:pPr>
+      <w:r>
+        <w:rPr>
+          <w:rStyle w:val="CommentTok"/>
+        </w:rPr>
+        <w:t xml:space="preserve"># Visualize curve parameters</w:t>
+      </w:r>
+      <w:r>
+        <w:br/>
+      </w:r>
+      <w:r>
+        <w:rPr>
+          <w:rStyle w:val="NormalTok"/>
+        </w:rPr>
+        <w:t xml:space="preserve">curves </w:t>
+      </w:r>
+      <w:r>
+        <w:rPr>
+          <w:rStyle w:val="SpecialCharTok"/>
+        </w:rPr>
+        <w:t xml:space="preserve">|&gt;</w:t>
+      </w:r>
+      <w:r>
+        <w:br/>
+      </w:r>
+      <w:r>
+        <w:rPr>
+          <w:rStyle w:val="NormalTok"/>
+        </w:rPr>
+        <w:t xml:space="preserve">  </w:t>
+      </w:r>
+      <w:r>
+        <w:rPr>
+          <w:rStyle w:val="FunctionTok"/>
+        </w:rPr>
+        <w:t xml:space="preserve">filter</w:t>
+      </w:r>
+      <w:r>
+        <w:rPr>
+          <w:rStyle w:val="NormalTok"/>
+        </w:rPr>
+        <w:t xml:space="preserve">(</w:t>
+      </w:r>
+      <w:r>
+        <w:br/>
+      </w:r>
+      <w:r>
+        <w:rPr>
+          <w:rStyle w:val="NormalTok"/>
+        </w:rPr>
+        <w:t xml:space="preserve">    antigen_iso </w:t>
+      </w:r>
+      <w:r>
+        <w:rPr>
+          <w:rStyle w:val="SpecialCharTok"/>
+        </w:rPr>
+        <w:t xml:space="preserve">%in%</w:t>
+      </w:r>
+      <w:r>
+        <w:rPr>
+          <w:rStyle w:val="NormalTok"/>
+        </w:rPr>
+        <w:t xml:space="preserve"> </w:t>
+      </w:r>
+      <w:r>
+        <w:rPr>
+          <w:rStyle w:val="FunctionTok"/>
+        </w:rPr>
+        <w:t xml:space="preserve">c</w:t>
+      </w:r>
+      <w:r>
+        <w:rPr>
+          <w:rStyle w:val="NormalTok"/>
+        </w:rPr>
+        <w:t xml:space="preserve">(</w:t>
+      </w:r>
+      <w:r>
+        <w:rPr>
+          <w:rStyle w:val="StringTok"/>
+        </w:rPr>
+        <w:t xml:space="preserve">"HlyE_IgA"</w:t>
+      </w:r>
+      <w:r>
+        <w:rPr>
+          <w:rStyle w:val="NormalTok"/>
+        </w:rPr>
+        <w:t xml:space="preserve">, </w:t>
+      </w:r>
+      <w:r>
+        <w:rPr>
+          <w:rStyle w:val="StringTok"/>
+        </w:rPr>
+        <w:t xml:space="preserve">"HlyE_IgG"</w:t>
+      </w:r>
+      <w:r>
+        <w:rPr>
+          <w:rStyle w:val="NormalTok"/>
+        </w:rPr>
+        <w:t xml:space="preserve">)</w:t>
+      </w:r>
+      <w:r>
+        <w:br/>
+      </w:r>
+      <w:r>
+        <w:rPr>
+          <w:rStyle w:val="NormalTok"/>
+        </w:rPr>
+        <w:t xml:space="preserve">  ) </w:t>
+      </w:r>
+      <w:r>
+        <w:rPr>
+          <w:rStyle w:val="SpecialCharTok"/>
+        </w:rPr>
+        <w:t xml:space="preserve">|&gt;</w:t>
+      </w:r>
+      <w:r>
+        <w:br/>
+      </w:r>
+      <w:r>
+        <w:rPr>
+          <w:rStyle w:val="NormalTok"/>
+        </w:rPr>
+        <w:t xml:space="preserve">  </w:t>
+      </w:r>
+      <w:r>
+        <w:rPr>
+          <w:rStyle w:val="FunctionTok"/>
+        </w:rPr>
+        <w:t xml:space="preserve">autoplot</w:t>
+      </w:r>
+      <w:r>
+        <w:rPr>
+          <w:rStyle w:val="NormalTok"/>
+        </w:rPr>
+        <w:t xml:space="preserve">()</w:t>
+      </w:r>
+    </w:p>
+    <w:p>
+      <w:pPr>
+        <w:pStyle w:val="FirstParagraph"/>
       </w:pPr>
       <w:r>
         <w:drawing>
@@ -837,6 +1085,38 @@
         <w:t xml:space="preserve">Note that variable names are case sensitive</w:t>
       </w:r>
     </w:p>
+    <w:p>
+      <w:pPr>
+        <w:pStyle w:val="SourceCode"/>
+      </w:pPr>
+      <w:r>
+        <w:rPr>
+          <w:rStyle w:val="CommentTok"/>
+        </w:rPr>
+        <w:t xml:space="preserve"># Load example cross-sectional data included in serocalculator</w:t>
+      </w:r>
+      <w:r>
+        <w:br/>
+      </w:r>
+      <w:r>
+        <w:rPr>
+          <w:rStyle w:val="NormalTok"/>
+        </w:rPr>
+        <w:t xml:space="preserve">xs_data </w:t>
+      </w:r>
+      <w:r>
+        <w:rPr>
+          <w:rStyle w:val="OtherTok"/>
+        </w:rPr>
+        <w:t xml:space="preserve">&lt;-</w:t>
+      </w:r>
+      <w:r>
+        <w:rPr>
+          <w:rStyle w:val="NormalTok"/>
+        </w:rPr>
+        <w:t xml:space="preserve"> sees_pop_data_100</w:t>
+      </w:r>
+    </w:p>
     <w:bookmarkEnd w:id="21"/>
     <w:bookmarkStart w:id="22" w:name="summarize-antibody-data"/>
     <w:p>
@@ -891,7 +1171,40 @@
       </w:pPr>
       <w:r>
         <w:rPr>
-          <w:rStyle w:val="VerbatimChar"/>
+          <w:rStyle w:val="NormalTok"/>
+        </w:rPr>
+        <w:t xml:space="preserve">xs_data </w:t>
+      </w:r>
+      <w:r>
+        <w:rPr>
+          <w:rStyle w:val="SpecialCharTok"/>
+        </w:rPr>
+        <w:t xml:space="preserve">|&gt;</w:t>
+      </w:r>
+      <w:r>
+        <w:rPr>
+          <w:rStyle w:val="NormalTok"/>
+        </w:rPr>
+        <w:t xml:space="preserve"> </w:t>
+      </w:r>
+      <w:r>
+        <w:rPr>
+          <w:rStyle w:val="FunctionTok"/>
+        </w:rPr>
+        <w:t xml:space="preserve">summary</w:t>
+      </w:r>
+      <w:r>
+        <w:rPr>
+          <w:rStyle w:val="NormalTok"/>
+        </w:rPr>
+        <w:t xml:space="preserve">()</w:t>
+      </w:r>
+      <w:r>
+        <w:br/>
+      </w:r>
+      <w:r>
+        <w:rPr>
+          <w:rStyle w:val="CommentTok"/>
         </w:rPr>
         <w:t xml:space="preserve">#&gt; </w:t>
       </w:r>
@@ -900,7 +1213,7 @@
       </w:r>
       <w:r>
         <w:rPr>
-          <w:rStyle w:val="VerbatimChar"/>
+          <w:rStyle w:val="CommentTok"/>
         </w:rPr>
         <w:t xml:space="preserve">#&gt; n = 1000 </w:t>
       </w:r>
@@ -909,7 +1222,7 @@
       </w:r>
       <w:r>
         <w:rPr>
-          <w:rStyle w:val="VerbatimChar"/>
+          <w:rStyle w:val="CommentTok"/>
         </w:rPr>
         <w:t xml:space="preserve">#&gt; </w:t>
       </w:r>
@@ -918,7 +1231,7 @@
       </w:r>
       <w:r>
         <w:rPr>
-          <w:rStyle w:val="VerbatimChar"/>
+          <w:rStyle w:val="CommentTok"/>
         </w:rPr>
         <w:t xml:space="preserve">#&gt; Distribution of age: </w:t>
       </w:r>
@@ -927,7 +1240,7 @@
       </w:r>
       <w:r>
         <w:rPr>
-          <w:rStyle w:val="VerbatimChar"/>
+          <w:rStyle w:val="CommentTok"/>
         </w:rPr>
         <w:t xml:space="preserve">#&gt; </w:t>
       </w:r>
@@ -936,7 +1249,7 @@
       </w:r>
       <w:r>
         <w:rPr>
-          <w:rStyle w:val="VerbatimChar"/>
+          <w:rStyle w:val="CommentTok"/>
         </w:rPr>
         <w:t xml:space="preserve">#&gt; # A tibble: 1 × 7</w:t>
       </w:r>
@@ -945,7 +1258,7 @@
       </w:r>
       <w:r>
         <w:rPr>
-          <w:rStyle w:val="VerbatimChar"/>
+          <w:rStyle w:val="CommentTok"/>
         </w:rPr>
         <w:t xml:space="preserve">#&gt;       n   min first_quartile median  mean third_quartile   max</w:t>
       </w:r>
@@ -954,7 +1267,7 @@
       </w:r>
       <w:r>
         <w:rPr>
-          <w:rStyle w:val="VerbatimChar"/>
+          <w:rStyle w:val="CommentTok"/>
         </w:rPr>
         <w:t xml:space="preserve">#&gt;   &lt;int&gt; &lt;dbl&gt;          &lt;dbl&gt;  &lt;dbl&gt; &lt;dbl&gt;          &lt;dbl&gt; &lt;dbl&gt;</w:t>
       </w:r>
@@ -963,7 +1276,7 @@
       </w:r>
       <w:r>
         <w:rPr>
-          <w:rStyle w:val="VerbatimChar"/>
+          <w:rStyle w:val="CommentTok"/>
         </w:rPr>
         <w:t xml:space="preserve">#&gt; 1  1000   0.8           5.38   10.1  10.7           14.8  24.8</w:t>
       </w:r>
@@ -972,7 +1285,7 @@
       </w:r>
       <w:r>
         <w:rPr>
-          <w:rStyle w:val="VerbatimChar"/>
+          <w:rStyle w:val="CommentTok"/>
         </w:rPr>
         <w:t xml:space="preserve">#&gt; </w:t>
       </w:r>
@@ -981,7 +1294,7 @@
       </w:r>
       <w:r>
         <w:rPr>
-          <w:rStyle w:val="VerbatimChar"/>
+          <w:rStyle w:val="CommentTok"/>
         </w:rPr>
         <w:t xml:space="preserve">#&gt; Distributions of antigen-isotype measurements:</w:t>
       </w:r>
@@ -990,7 +1303,7 @@
       </w:r>
       <w:r>
         <w:rPr>
-          <w:rStyle w:val="VerbatimChar"/>
+          <w:rStyle w:val="CommentTok"/>
         </w:rPr>
         <w:t xml:space="preserve">#&gt; </w:t>
       </w:r>
@@ -999,7 +1312,7 @@
       </w:r>
       <w:r>
         <w:rPr>
-          <w:rStyle w:val="VerbatimChar"/>
+          <w:rStyle w:val="CommentTok"/>
         </w:rPr>
         <w:t xml:space="preserve">#&gt; # A tibble: 2 × 7</w:t>
       </w:r>
@@ -1008,7 +1321,7 @@
       </w:r>
       <w:r>
         <w:rPr>
-          <w:rStyle w:val="VerbatimChar"/>
+          <w:rStyle w:val="CommentTok"/>
         </w:rPr>
         <w:t xml:space="preserve">#&gt;   antigen_iso    Min `1st Qu.` Median `3rd Qu.`   Max `# NAs`</w:t>
       </w:r>
@@ -1017,7 +1330,7 @@
       </w:r>
       <w:r>
         <w:rPr>
-          <w:rStyle w:val="VerbatimChar"/>
+          <w:rStyle w:val="CommentTok"/>
         </w:rPr>
         <w:t xml:space="preserve">#&gt;   &lt;fct&gt;        &lt;dbl&gt;     &lt;dbl&gt;  &lt;dbl&gt;     &lt;dbl&gt; &lt;dbl&gt;   &lt;int&gt;</w:t>
       </w:r>
@@ -1026,7 +1339,7 @@
       </w:r>
       <w:r>
         <w:rPr>
-          <w:rStyle w:val="VerbatimChar"/>
+          <w:rStyle w:val="CommentTok"/>
         </w:rPr>
         <w:t xml:space="preserve">#&gt; 1 HlyE_IgA    0          0.949   2.01      3.90  133.       0</w:t>
       </w:r>
@@ -1035,7 +1348,7 @@
       </w:r>
       <w:r>
         <w:rPr>
-          <w:rStyle w:val="VerbatimChar"/>
+          <w:rStyle w:val="CommentTok"/>
         </w:rPr>
         <w:t xml:space="preserve">#&gt; 2 HlyE_IgG    0.0394     1.18    2.84      6.84  135.       0</w:t>
       </w:r>
@@ -1060,7 +1373,213 @@
     </w:p>
     <w:p>
       <w:pPr>
-        <w:pStyle w:val="BodyText"/>
+        <w:pStyle w:val="SourceCode"/>
+      </w:pPr>
+      <w:r>
+        <w:br/>
+      </w:r>
+      <w:r>
+        <w:rPr>
+          <w:rStyle w:val="CommentTok"/>
+        </w:rPr>
+        <w:t xml:space="preserve">#color palette</w:t>
+      </w:r>
+      <w:r>
+        <w:br/>
+      </w:r>
+      <w:r>
+        <w:rPr>
+          <w:rStyle w:val="NormalTok"/>
+        </w:rPr>
+        <w:t xml:space="preserve">country_pal </w:t>
+      </w:r>
+      <w:r>
+        <w:rPr>
+          <w:rStyle w:val="OtherTok"/>
+        </w:rPr>
+        <w:t xml:space="preserve">&lt;-</w:t>
+      </w:r>
+      <w:r>
+        <w:rPr>
+          <w:rStyle w:val="NormalTok"/>
+        </w:rPr>
+        <w:t xml:space="preserve"> </w:t>
+      </w:r>
+      <w:r>
+        <w:rPr>
+          <w:rStyle w:val="FunctionTok"/>
+        </w:rPr>
+        <w:t xml:space="preserve">c</w:t>
+      </w:r>
+      <w:r>
+        <w:rPr>
+          <w:rStyle w:val="NormalTok"/>
+        </w:rPr>
+        <w:t xml:space="preserve">(</w:t>
+      </w:r>
+      <w:r>
+        <w:rPr>
+          <w:rStyle w:val="StringTok"/>
+        </w:rPr>
+        <w:t xml:space="preserve">"#EA6552"</w:t>
+      </w:r>
+      <w:r>
+        <w:rPr>
+          <w:rStyle w:val="NormalTok"/>
+        </w:rPr>
+        <w:t xml:space="preserve">, </w:t>
+      </w:r>
+      <w:r>
+        <w:rPr>
+          <w:rStyle w:val="StringTok"/>
+        </w:rPr>
+        <w:t xml:space="preserve">"#8F4B86"</w:t>
+      </w:r>
+      <w:r>
+        <w:rPr>
+          <w:rStyle w:val="NormalTok"/>
+        </w:rPr>
+        <w:t xml:space="preserve">, </w:t>
+      </w:r>
+      <w:r>
+        <w:rPr>
+          <w:rStyle w:val="StringTok"/>
+        </w:rPr>
+        <w:t xml:space="preserve">"#0099B4FF"</w:t>
+      </w:r>
+      <w:r>
+        <w:rPr>
+          <w:rStyle w:val="NormalTok"/>
+        </w:rPr>
+        <w:t xml:space="preserve">)</w:t>
+      </w:r>
+      <w:r>
+        <w:br/>
+      </w:r>
+      <w:r>
+        <w:br/>
+      </w:r>
+      <w:r>
+        <w:rPr>
+          <w:rStyle w:val="NormalTok"/>
+        </w:rPr>
+        <w:t xml:space="preserve">xs_data </w:t>
+      </w:r>
+      <w:r>
+        <w:rPr>
+          <w:rStyle w:val="SpecialCharTok"/>
+        </w:rPr>
+        <w:t xml:space="preserve">|&gt;</w:t>
+      </w:r>
+      <w:r>
+        <w:rPr>
+          <w:rStyle w:val="NormalTok"/>
+        </w:rPr>
+        <w:t xml:space="preserve"> </w:t>
+      </w:r>
+      <w:r>
+        <w:rPr>
+          <w:rStyle w:val="FunctionTok"/>
+        </w:rPr>
+        <w:t xml:space="preserve">autoplot</w:t>
+      </w:r>
+      <w:r>
+        <w:rPr>
+          <w:rStyle w:val="NormalTok"/>
+        </w:rPr>
+        <w:t xml:space="preserve">(</w:t>
+      </w:r>
+      <w:r>
+        <w:rPr>
+          <w:rStyle w:val="AttributeTok"/>
+        </w:rPr>
+        <w:t xml:space="preserve">strata =</w:t>
+      </w:r>
+      <w:r>
+        <w:rPr>
+          <w:rStyle w:val="NormalTok"/>
+        </w:rPr>
+        <w:t xml:space="preserve"> </w:t>
+      </w:r>
+      <w:r>
+        <w:rPr>
+          <w:rStyle w:val="StringTok"/>
+        </w:rPr>
+        <w:t xml:space="preserve">"Country"</w:t>
+      </w:r>
+      <w:r>
+        <w:rPr>
+          <w:rStyle w:val="NormalTok"/>
+        </w:rPr>
+        <w:t xml:space="preserve">, </w:t>
+      </w:r>
+      <w:r>
+        <w:rPr>
+          <w:rStyle w:val="AttributeTok"/>
+        </w:rPr>
+        <w:t xml:space="preserve">type =</w:t>
+      </w:r>
+      <w:r>
+        <w:rPr>
+          <w:rStyle w:val="NormalTok"/>
+        </w:rPr>
+        <w:t xml:space="preserve"> </w:t>
+      </w:r>
+      <w:r>
+        <w:rPr>
+          <w:rStyle w:val="StringTok"/>
+        </w:rPr>
+        <w:t xml:space="preserve">"density"</w:t>
+      </w:r>
+      <w:r>
+        <w:rPr>
+          <w:rStyle w:val="NormalTok"/>
+        </w:rPr>
+        <w:t xml:space="preserve">) </w:t>
+      </w:r>
+      <w:r>
+        <w:rPr>
+          <w:rStyle w:val="SpecialCharTok"/>
+        </w:rPr>
+        <w:t xml:space="preserve">+</w:t>
+      </w:r>
+      <w:r>
+        <w:br/>
+      </w:r>
+      <w:r>
+        <w:rPr>
+          <w:rStyle w:val="NormalTok"/>
+        </w:rPr>
+        <w:t xml:space="preserve">  </w:t>
+      </w:r>
+      <w:r>
+        <w:rPr>
+          <w:rStyle w:val="FunctionTok"/>
+        </w:rPr>
+        <w:t xml:space="preserve">scale_fill_manual</w:t>
+      </w:r>
+      <w:r>
+        <w:rPr>
+          <w:rStyle w:val="NormalTok"/>
+        </w:rPr>
+        <w:t xml:space="preserve">(</w:t>
+      </w:r>
+      <w:r>
+        <w:rPr>
+          <w:rStyle w:val="AttributeTok"/>
+        </w:rPr>
+        <w:t xml:space="preserve">values =</w:t>
+      </w:r>
+      <w:r>
+        <w:rPr>
+          <w:rStyle w:val="NormalTok"/>
+        </w:rPr>
+        <w:t xml:space="preserve"> country_pal)</w:t>
+      </w:r>
+    </w:p>
+    <w:p>
+      <w:pPr>
+        <w:pStyle w:val="FirstParagraph"/>
       </w:pPr>
       <w:r>
         <w:drawing>
@@ -1119,7 +1638,286 @@
       </w:pPr>
       <w:r>
         <w:rPr>
-          <w:rStyle w:val="VerbatimChar"/>
+          <w:rStyle w:val="CommentTok"/>
+        </w:rPr>
+        <w:t xml:space="preserve"># Create log transformed plots</w:t>
+      </w:r>
+      <w:r>
+        <w:br/>
+      </w:r>
+      <w:r>
+        <w:br/>
+      </w:r>
+      <w:r>
+        <w:rPr>
+          <w:rStyle w:val="NormalTok"/>
+        </w:rPr>
+        <w:t xml:space="preserve">xs_data </w:t>
+      </w:r>
+      <w:r>
+        <w:rPr>
+          <w:rStyle w:val="SpecialCharTok"/>
+        </w:rPr>
+        <w:t xml:space="preserve">|&gt;</w:t>
+      </w:r>
+      <w:r>
+        <w:br/>
+      </w:r>
+      <w:r>
+        <w:rPr>
+          <w:rStyle w:val="NormalTok"/>
+        </w:rPr>
+        <w:t xml:space="preserve">  </w:t>
+      </w:r>
+      <w:r>
+        <w:rPr>
+          <w:rStyle w:val="FunctionTok"/>
+        </w:rPr>
+        <w:t xml:space="preserve">mutate</w:t>
+      </w:r>
+      <w:r>
+        <w:rPr>
+          <w:rStyle w:val="NormalTok"/>
+        </w:rPr>
+        <w:t xml:space="preserve">(</w:t>
+      </w:r>
+      <w:r>
+        <w:rPr>
+          <w:rStyle w:val="AttributeTok"/>
+        </w:rPr>
+        <w:t xml:space="preserve">Country =</w:t>
+      </w:r>
+      <w:r>
+        <w:rPr>
+          <w:rStyle w:val="NormalTok"/>
+        </w:rPr>
+        <w:t xml:space="preserve"> </w:t>
+      </w:r>
+      <w:r>
+        <w:rPr>
+          <w:rStyle w:val="FunctionTok"/>
+        </w:rPr>
+        <w:t xml:space="preserve">fct_relevel</w:t>
+      </w:r>
+      <w:r>
+        <w:rPr>
+          <w:rStyle w:val="NormalTok"/>
+        </w:rPr>
+        <w:t xml:space="preserve">(Country, </w:t>
+      </w:r>
+      <w:r>
+        <w:rPr>
+          <w:rStyle w:val="StringTok"/>
+        </w:rPr>
+        <w:t xml:space="preserve">"Bangladesh"</w:t>
+      </w:r>
+      <w:r>
+        <w:rPr>
+          <w:rStyle w:val="NormalTok"/>
+        </w:rPr>
+        <w:t xml:space="preserve">, </w:t>
+      </w:r>
+      <w:r>
+        <w:rPr>
+          <w:rStyle w:val="StringTok"/>
+        </w:rPr>
+        <w:t xml:space="preserve">"Pakistan"</w:t>
+      </w:r>
+      <w:r>
+        <w:rPr>
+          <w:rStyle w:val="NormalTok"/>
+        </w:rPr>
+        <w:t xml:space="preserve">, </w:t>
+      </w:r>
+      <w:r>
+        <w:rPr>
+          <w:rStyle w:val="StringTok"/>
+        </w:rPr>
+        <w:t xml:space="preserve">"Nepal"</w:t>
+      </w:r>
+      <w:r>
+        <w:rPr>
+          <w:rStyle w:val="NormalTok"/>
+        </w:rPr>
+        <w:t xml:space="preserve">)) </w:t>
+      </w:r>
+      <w:r>
+        <w:rPr>
+          <w:rStyle w:val="SpecialCharTok"/>
+        </w:rPr>
+        <w:t xml:space="preserve">|&gt;</w:t>
+      </w:r>
+      <w:r>
+        <w:br/>
+      </w:r>
+      <w:r>
+        <w:rPr>
+          <w:rStyle w:val="NormalTok"/>
+        </w:rPr>
+        <w:t xml:space="preserve">  </w:t>
+      </w:r>
+      <w:r>
+        <w:rPr>
+          <w:rStyle w:val="FunctionTok"/>
+        </w:rPr>
+        <w:t xml:space="preserve">autoplot</w:t>
+      </w:r>
+      <w:r>
+        <w:rPr>
+          <w:rStyle w:val="NormalTok"/>
+        </w:rPr>
+        <w:t xml:space="preserve">(</w:t>
+      </w:r>
+      <w:r>
+        <w:rPr>
+          <w:rStyle w:val="AttributeTok"/>
+        </w:rPr>
+        <w:t xml:space="preserve">strata =</w:t>
+      </w:r>
+      <w:r>
+        <w:rPr>
+          <w:rStyle w:val="NormalTok"/>
+        </w:rPr>
+        <w:t xml:space="preserve"> </w:t>
+      </w:r>
+      <w:r>
+        <w:rPr>
+          <w:rStyle w:val="StringTok"/>
+        </w:rPr>
+        <w:t xml:space="preserve">"Country"</w:t>
+      </w:r>
+      <w:r>
+        <w:rPr>
+          <w:rStyle w:val="NormalTok"/>
+        </w:rPr>
+        <w:t xml:space="preserve">, </w:t>
+      </w:r>
+      <w:r>
+        <w:rPr>
+          <w:rStyle w:val="AttributeTok"/>
+        </w:rPr>
+        <w:t xml:space="preserve">type =</w:t>
+      </w:r>
+      <w:r>
+        <w:rPr>
+          <w:rStyle w:val="NormalTok"/>
+        </w:rPr>
+        <w:t xml:space="preserve"> </w:t>
+      </w:r>
+      <w:r>
+        <w:rPr>
+          <w:rStyle w:val="StringTok"/>
+        </w:rPr>
+        <w:t xml:space="preserve">"density"</w:t>
+      </w:r>
+      <w:r>
+        <w:rPr>
+          <w:rStyle w:val="NormalTok"/>
+        </w:rPr>
+        <w:t xml:space="preserve">) </w:t>
+      </w:r>
+      <w:r>
+        <w:rPr>
+          <w:rStyle w:val="SpecialCharTok"/>
+        </w:rPr>
+        <w:t xml:space="preserve">+</w:t>
+      </w:r>
+      <w:r>
+        <w:br/>
+      </w:r>
+      <w:r>
+        <w:rPr>
+          <w:rStyle w:val="NormalTok"/>
+        </w:rPr>
+        <w:t xml:space="preserve">  </w:t>
+      </w:r>
+      <w:r>
+        <w:rPr>
+          <w:rStyle w:val="FunctionTok"/>
+        </w:rPr>
+        <w:t xml:space="preserve">scale_fill_manual</w:t>
+      </w:r>
+      <w:r>
+        <w:rPr>
+          <w:rStyle w:val="NormalTok"/>
+        </w:rPr>
+        <w:t xml:space="preserve">(</w:t>
+      </w:r>
+      <w:r>
+        <w:rPr>
+          <w:rStyle w:val="AttributeTok"/>
+        </w:rPr>
+        <w:t xml:space="preserve">values =</w:t>
+      </w:r>
+      <w:r>
+        <w:rPr>
+          <w:rStyle w:val="NormalTok"/>
+        </w:rPr>
+        <w:t xml:space="preserve"> country_pal) </w:t>
+      </w:r>
+      <w:r>
+        <w:rPr>
+          <w:rStyle w:val="SpecialCharTok"/>
+        </w:rPr>
+        <w:t xml:space="preserve">+</w:t>
+      </w:r>
+      <w:r>
+        <w:br/>
+      </w:r>
+      <w:r>
+        <w:rPr>
+          <w:rStyle w:val="NormalTok"/>
+        </w:rPr>
+        <w:t xml:space="preserve">  </w:t>
+      </w:r>
+      <w:r>
+        <w:rPr>
+          <w:rStyle w:val="FunctionTok"/>
+        </w:rPr>
+        <w:t xml:space="preserve">scale_x_log10</w:t>
+      </w:r>
+      <w:r>
+        <w:rPr>
+          <w:rStyle w:val="NormalTok"/>
+        </w:rPr>
+        <w:t xml:space="preserve">(</w:t>
+      </w:r>
+      <w:r>
+        <w:rPr>
+          <w:rStyle w:val="AttributeTok"/>
+        </w:rPr>
+        <w:t xml:space="preserve">labels =</w:t>
+      </w:r>
+      <w:r>
+        <w:rPr>
+          <w:rStyle w:val="NormalTok"/>
+        </w:rPr>
+        <w:t xml:space="preserve"> scales</w:t>
+      </w:r>
+      <w:r>
+        <w:rPr>
+          <w:rStyle w:val="SpecialCharTok"/>
+        </w:rPr>
+        <w:t xml:space="preserve">::</w:t>
+      </w:r>
+      <w:r>
+        <w:rPr>
+          <w:rStyle w:val="FunctionTok"/>
+        </w:rPr>
+        <w:t xml:space="preserve">label_comma</w:t>
+      </w:r>
+      <w:r>
+        <w:rPr>
+          <w:rStyle w:val="NormalTok"/>
+        </w:rPr>
+        <w:t xml:space="preserve">())</w:t>
+      </w:r>
+      <w:r>
+        <w:br/>
+      </w:r>
+      <w:r>
+        <w:rPr>
+          <w:rStyle w:val="CommentTok"/>
         </w:rPr>
         <w:t xml:space="preserve">#&gt; Warning in scale_x_log10(labels = scales::label_comma()): log-10 transformation</w:t>
       </w:r>
@@ -1128,7 +1926,7 @@
       </w:r>
       <w:r>
         <w:rPr>
-          <w:rStyle w:val="VerbatimChar"/>
+          <w:rStyle w:val="CommentTok"/>
         </w:rPr>
         <w:t xml:space="preserve">#&gt; introduced infinite values.</w:t>
       </w:r>
@@ -1137,7 +1935,7 @@
       </w:r>
       <w:r>
         <w:rPr>
-          <w:rStyle w:val="VerbatimChar"/>
+          <w:rStyle w:val="CommentTok"/>
         </w:rPr>
         <w:t xml:space="preserve">#&gt; Warning: Removed 4 rows containing non-finite outside the scale range</w:t>
       </w:r>
@@ -1146,7 +1944,7 @@
       </w:r>
       <w:r>
         <w:rPr>
-          <w:rStyle w:val="VerbatimChar"/>
+          <w:rStyle w:val="CommentTok"/>
         </w:rPr>
         <w:t xml:space="preserve">#&gt; (`stat_density()`).</w:t>
       </w:r>
@@ -1216,7 +2014,165 @@
     </w:p>
     <w:p>
       <w:pPr>
-        <w:pStyle w:val="BodyText"/>
+        <w:pStyle w:val="SourceCode"/>
+      </w:pPr>
+      <w:r>
+        <w:br/>
+      </w:r>
+      <w:r>
+        <w:rPr>
+          <w:rStyle w:val="CommentTok"/>
+        </w:rPr>
+        <w:t xml:space="preserve">#Plot antibody responses by age</w:t>
+      </w:r>
+      <w:r>
+        <w:br/>
+      </w:r>
+      <w:r>
+        <w:rPr>
+          <w:rStyle w:val="NormalTok"/>
+        </w:rPr>
+        <w:t xml:space="preserve">xs_data </w:t>
+      </w:r>
+      <w:r>
+        <w:rPr>
+          <w:rStyle w:val="SpecialCharTok"/>
+        </w:rPr>
+        <w:t xml:space="preserve">|&gt;</w:t>
+      </w:r>
+      <w:r>
+        <w:br/>
+      </w:r>
+      <w:r>
+        <w:rPr>
+          <w:rStyle w:val="NormalTok"/>
+        </w:rPr>
+        <w:t xml:space="preserve">  </w:t>
+      </w:r>
+      <w:r>
+        <w:rPr>
+          <w:rStyle w:val="FunctionTok"/>
+        </w:rPr>
+        <w:t xml:space="preserve">autoplot</w:t>
+      </w:r>
+      <w:r>
+        <w:rPr>
+          <w:rStyle w:val="NormalTok"/>
+        </w:rPr>
+        <w:t xml:space="preserve">(</w:t>
+      </w:r>
+      <w:r>
+        <w:br/>
+      </w:r>
+      <w:r>
+        <w:rPr>
+          <w:rStyle w:val="NormalTok"/>
+        </w:rPr>
+        <w:t xml:space="preserve">    </w:t>
+      </w:r>
+      <w:r>
+        <w:rPr>
+          <w:rStyle w:val="AttributeTok"/>
+        </w:rPr>
+        <w:t xml:space="preserve">strata =</w:t>
+      </w:r>
+      <w:r>
+        <w:rPr>
+          <w:rStyle w:val="NormalTok"/>
+        </w:rPr>
+        <w:t xml:space="preserve"> </w:t>
+      </w:r>
+      <w:r>
+        <w:rPr>
+          <w:rStyle w:val="StringTok"/>
+        </w:rPr>
+        <w:t xml:space="preserve">"Country"</w:t>
+      </w:r>
+      <w:r>
+        <w:rPr>
+          <w:rStyle w:val="NormalTok"/>
+        </w:rPr>
+        <w:t xml:space="preserve">,</w:t>
+      </w:r>
+      <w:r>
+        <w:br/>
+      </w:r>
+      <w:r>
+        <w:rPr>
+          <w:rStyle w:val="NormalTok"/>
+        </w:rPr>
+        <w:t xml:space="preserve">    </w:t>
+      </w:r>
+      <w:r>
+        <w:rPr>
+          <w:rStyle w:val="AttributeTok"/>
+        </w:rPr>
+        <w:t xml:space="preserve">type =</w:t>
+      </w:r>
+      <w:r>
+        <w:rPr>
+          <w:rStyle w:val="NormalTok"/>
+        </w:rPr>
+        <w:t xml:space="preserve"> </w:t>
+      </w:r>
+      <w:r>
+        <w:rPr>
+          <w:rStyle w:val="StringTok"/>
+        </w:rPr>
+        <w:t xml:space="preserve">"age-scatter"</w:t>
+      </w:r>
+      <w:r>
+        <w:br/>
+      </w:r>
+      <w:r>
+        <w:rPr>
+          <w:rStyle w:val="NormalTok"/>
+        </w:rPr>
+        <w:t xml:space="preserve">  ) </w:t>
+      </w:r>
+      <w:r>
+        <w:rPr>
+          <w:rStyle w:val="SpecialCharTok"/>
+        </w:rPr>
+        <w:t xml:space="preserve">+</w:t>
+      </w:r>
+      <w:r>
+        <w:br/>
+      </w:r>
+      <w:r>
+        <w:rPr>
+          <w:rStyle w:val="NormalTok"/>
+        </w:rPr>
+        <w:t xml:space="preserve">  </w:t>
+      </w:r>
+      <w:r>
+        <w:rPr>
+          <w:rStyle w:val="FunctionTok"/>
+        </w:rPr>
+        <w:t xml:space="preserve">scale_color_manual</w:t>
+      </w:r>
+      <w:r>
+        <w:rPr>
+          <w:rStyle w:val="NormalTok"/>
+        </w:rPr>
+        <w:t xml:space="preserve">(</w:t>
+      </w:r>
+      <w:r>
+        <w:rPr>
+          <w:rStyle w:val="AttributeTok"/>
+        </w:rPr>
+        <w:t xml:space="preserve">values =</w:t>
+      </w:r>
+      <w:r>
+        <w:rPr>
+          <w:rStyle w:val="NormalTok"/>
+        </w:rPr>
+        <w:t xml:space="preserve"> country_pal)</w:t>
+      </w:r>
+    </w:p>
+    <w:p>
+      <w:pPr>
+        <w:pStyle w:val="FirstParagraph"/>
       </w:pPr>
       <w:r>
         <w:drawing>
@@ -1622,6 +2578,38 @@
         <w:t xml:space="preserve">Note that variable names are case-sensitive.</w:t>
       </w:r>
     </w:p>
+    <w:p>
+      <w:pPr>
+        <w:pStyle w:val="SourceCode"/>
+      </w:pPr>
+      <w:r>
+        <w:rPr>
+          <w:rStyle w:val="CommentTok"/>
+        </w:rPr>
+        <w:t xml:space="preserve"># Load example noise parameters included in serocalculator</w:t>
+      </w:r>
+      <w:r>
+        <w:br/>
+      </w:r>
+      <w:r>
+        <w:rPr>
+          <w:rStyle w:val="NormalTok"/>
+        </w:rPr>
+        <w:t xml:space="preserve">noise </w:t>
+      </w:r>
+      <w:r>
+        <w:rPr>
+          <w:rStyle w:val="OtherTok"/>
+        </w:rPr>
+        <w:t xml:space="preserve">&lt;-</w:t>
+      </w:r>
+      <w:r>
+        <w:rPr>
+          <w:rStyle w:val="NormalTok"/>
+        </w:rPr>
+        <w:t xml:space="preserve"> example_noise_params_sees</w:t>
+      </w:r>
+    </w:p>
     <w:bookmarkEnd w:id="33"/>
     <w:bookmarkEnd w:id="34"/>
     <w:bookmarkStart w:id="40" w:name="estimate-seroincidence"/>
@@ -1703,7 +2691,295 @@
       </w:pPr>
       <w:r>
         <w:rPr>
-          <w:rStyle w:val="VerbatimChar"/>
+          <w:rStyle w:val="CommentTok"/>
+        </w:rPr>
+        <w:t xml:space="preserve"># Using est.incidence (no strata)</w:t>
+      </w:r>
+      <w:r>
+        <w:br/>
+      </w:r>
+      <w:r>
+        <w:br/>
+      </w:r>
+      <w:r>
+        <w:rPr>
+          <w:rStyle w:val="NormalTok"/>
+        </w:rPr>
+        <w:t xml:space="preserve">est1 </w:t>
+      </w:r>
+      <w:r>
+        <w:rPr>
+          <w:rStyle w:val="OtherTok"/>
+        </w:rPr>
+        <w:t xml:space="preserve">&lt;-</w:t>
+      </w:r>
+      <w:r>
+        <w:rPr>
+          <w:rStyle w:val="NormalTok"/>
+        </w:rPr>
+        <w:t xml:space="preserve"> </w:t>
+      </w:r>
+      <w:r>
+        <w:rPr>
+          <w:rStyle w:val="FunctionTok"/>
+        </w:rPr>
+        <w:t xml:space="preserve">est_seroincidence</w:t>
+      </w:r>
+      <w:r>
+        <w:rPr>
+          <w:rStyle w:val="NormalTok"/>
+        </w:rPr>
+        <w:t xml:space="preserve">(</w:t>
+      </w:r>
+      <w:r>
+        <w:br/>
+      </w:r>
+      <w:r>
+        <w:rPr>
+          <w:rStyle w:val="NormalTok"/>
+        </w:rPr>
+        <w:t xml:space="preserve">  </w:t>
+      </w:r>
+      <w:r>
+        <w:rPr>
+          <w:rStyle w:val="AttributeTok"/>
+        </w:rPr>
+        <w:t xml:space="preserve">pop_data =</w:t>
+      </w:r>
+      <w:r>
+        <w:rPr>
+          <w:rStyle w:val="NormalTok"/>
+        </w:rPr>
+        <w:t xml:space="preserve"> xs_data </w:t>
+      </w:r>
+      <w:r>
+        <w:rPr>
+          <w:rStyle w:val="SpecialCharTok"/>
+        </w:rPr>
+        <w:t xml:space="preserve">|&gt;</w:t>
+      </w:r>
+      <w:r>
+        <w:rPr>
+          <w:rStyle w:val="NormalTok"/>
+        </w:rPr>
+        <w:t xml:space="preserve"> </w:t>
+      </w:r>
+      <w:r>
+        <w:rPr>
+          <w:rStyle w:val="FunctionTok"/>
+        </w:rPr>
+        <w:t xml:space="preserve">filter</w:t>
+      </w:r>
+      <w:r>
+        <w:rPr>
+          <w:rStyle w:val="NormalTok"/>
+        </w:rPr>
+        <w:t xml:space="preserve">(Country </w:t>
+      </w:r>
+      <w:r>
+        <w:rPr>
+          <w:rStyle w:val="SpecialCharTok"/>
+        </w:rPr>
+        <w:t xml:space="preserve">==</w:t>
+      </w:r>
+      <w:r>
+        <w:rPr>
+          <w:rStyle w:val="NormalTok"/>
+        </w:rPr>
+        <w:t xml:space="preserve"> </w:t>
+      </w:r>
+      <w:r>
+        <w:rPr>
+          <w:rStyle w:val="StringTok"/>
+        </w:rPr>
+        <w:t xml:space="preserve">"Pakistan"</w:t>
+      </w:r>
+      <w:r>
+        <w:rPr>
+          <w:rStyle w:val="NormalTok"/>
+        </w:rPr>
+        <w:t xml:space="preserve">),</w:t>
+      </w:r>
+      <w:r>
+        <w:br/>
+      </w:r>
+      <w:r>
+        <w:rPr>
+          <w:rStyle w:val="NormalTok"/>
+        </w:rPr>
+        <w:t xml:space="preserve">  </w:t>
+      </w:r>
+      <w:r>
+        <w:rPr>
+          <w:rStyle w:val="AttributeTok"/>
+        </w:rPr>
+        <w:t xml:space="preserve">sr_params =</w:t>
+      </w:r>
+      <w:r>
+        <w:rPr>
+          <w:rStyle w:val="NormalTok"/>
+        </w:rPr>
+        <w:t xml:space="preserve"> curves,</w:t>
+      </w:r>
+      <w:r>
+        <w:br/>
+      </w:r>
+      <w:r>
+        <w:rPr>
+          <w:rStyle w:val="NormalTok"/>
+        </w:rPr>
+        <w:t xml:space="preserve">  </w:t>
+      </w:r>
+      <w:r>
+        <w:rPr>
+          <w:rStyle w:val="AttributeTok"/>
+        </w:rPr>
+        <w:t xml:space="preserve">noise_params =</w:t>
+      </w:r>
+      <w:r>
+        <w:rPr>
+          <w:rStyle w:val="NormalTok"/>
+        </w:rPr>
+        <w:t xml:space="preserve"> noise </w:t>
+      </w:r>
+      <w:r>
+        <w:rPr>
+          <w:rStyle w:val="SpecialCharTok"/>
+        </w:rPr>
+        <w:t xml:space="preserve">|&gt;</w:t>
+      </w:r>
+      <w:r>
+        <w:rPr>
+          <w:rStyle w:val="NormalTok"/>
+        </w:rPr>
+        <w:t xml:space="preserve"> </w:t>
+      </w:r>
+      <w:r>
+        <w:rPr>
+          <w:rStyle w:val="FunctionTok"/>
+        </w:rPr>
+        <w:t xml:space="preserve">filter</w:t>
+      </w:r>
+      <w:r>
+        <w:rPr>
+          <w:rStyle w:val="NormalTok"/>
+        </w:rPr>
+        <w:t xml:space="preserve">(Country </w:t>
+      </w:r>
+      <w:r>
+        <w:rPr>
+          <w:rStyle w:val="SpecialCharTok"/>
+        </w:rPr>
+        <w:t xml:space="preserve">==</w:t>
+      </w:r>
+      <w:r>
+        <w:rPr>
+          <w:rStyle w:val="NormalTok"/>
+        </w:rPr>
+        <w:t xml:space="preserve"> </w:t>
+      </w:r>
+      <w:r>
+        <w:rPr>
+          <w:rStyle w:val="StringTok"/>
+        </w:rPr>
+        <w:t xml:space="preserve">"Pakistan"</w:t>
+      </w:r>
+      <w:r>
+        <w:rPr>
+          <w:rStyle w:val="NormalTok"/>
+        </w:rPr>
+        <w:t xml:space="preserve">),</w:t>
+      </w:r>
+      <w:r>
+        <w:br/>
+      </w:r>
+      <w:r>
+        <w:rPr>
+          <w:rStyle w:val="NormalTok"/>
+        </w:rPr>
+        <w:t xml:space="preserve">  </w:t>
+      </w:r>
+      <w:r>
+        <w:rPr>
+          <w:rStyle w:val="AttributeTok"/>
+        </w:rPr>
+        <w:t xml:space="preserve">antigen_isos =</w:t>
+      </w:r>
+      <w:r>
+        <w:rPr>
+          <w:rStyle w:val="NormalTok"/>
+        </w:rPr>
+        <w:t xml:space="preserve"> </w:t>
+      </w:r>
+      <w:r>
+        <w:rPr>
+          <w:rStyle w:val="FunctionTok"/>
+        </w:rPr>
+        <w:t xml:space="preserve">c</w:t>
+      </w:r>
+      <w:r>
+        <w:rPr>
+          <w:rStyle w:val="NormalTok"/>
+        </w:rPr>
+        <w:t xml:space="preserve">(</w:t>
+      </w:r>
+      <w:r>
+        <w:rPr>
+          <w:rStyle w:val="StringTok"/>
+        </w:rPr>
+        <w:t xml:space="preserve">"HlyE_IgG"</w:t>
+      </w:r>
+      <w:r>
+        <w:rPr>
+          <w:rStyle w:val="NormalTok"/>
+        </w:rPr>
+        <w:t xml:space="preserve">, </w:t>
+      </w:r>
+      <w:r>
+        <w:rPr>
+          <w:rStyle w:val="StringTok"/>
+        </w:rPr>
+        <w:t xml:space="preserve">"HlyE_IgA"</w:t>
+      </w:r>
+      <w:r>
+        <w:rPr>
+          <w:rStyle w:val="NormalTok"/>
+        </w:rPr>
+        <w:t xml:space="preserve">)</w:t>
+      </w:r>
+      <w:r>
+        <w:br/>
+      </w:r>
+      <w:r>
+        <w:rPr>
+          <w:rStyle w:val="NormalTok"/>
+        </w:rPr>
+        <w:t xml:space="preserve">)</w:t>
+      </w:r>
+      <w:r>
+        <w:br/>
+      </w:r>
+      <w:r>
+        <w:br/>
+      </w:r>
+      <w:r>
+        <w:rPr>
+          <w:rStyle w:val="FunctionTok"/>
+        </w:rPr>
+        <w:t xml:space="preserve">summary</w:t>
+      </w:r>
+      <w:r>
+        <w:rPr>
+          <w:rStyle w:val="NormalTok"/>
+        </w:rPr>
+        <w:t xml:space="preserve">(est1)</w:t>
+      </w:r>
+      <w:r>
+        <w:br/>
+      </w:r>
+      <w:r>
+        <w:rPr>
+          <w:rStyle w:val="CommentTok"/>
         </w:rPr>
         <w:t xml:space="preserve">#&gt; # A tibble: 1 × 11</w:t>
       </w:r>
@@ -1712,7 +2988,7 @@
       </w:r>
       <w:r>
         <w:rPr>
-          <w:rStyle w:val="VerbatimChar"/>
+          <w:rStyle w:val="CommentTok"/>
         </w:rPr>
         <w:t xml:space="preserve">#&gt;   est.start incidence.rate     SE CI.lwr CI.upr se_type  coverage log.lik</w:t>
       </w:r>
@@ -1721,7 +2997,7 @@
       </w:r>
       <w:r>
         <w:rPr>
-          <w:rStyle w:val="VerbatimChar"/>
+          <w:rStyle w:val="CommentTok"/>
         </w:rPr>
         <w:t xml:space="preserve">#&gt;       &lt;dbl&gt;          &lt;dbl&gt;  &lt;dbl&gt;  &lt;dbl&gt;  &lt;dbl&gt; &lt;chr&gt;       &lt;dbl&gt;   &lt;dbl&gt;</w:t>
       </w:r>
@@ -1730,7 +3006,7 @@
       </w:r>
       <w:r>
         <w:rPr>
-          <w:rStyle w:val="VerbatimChar"/>
+          <w:rStyle w:val="CommentTok"/>
         </w:rPr>
         <w:t xml:space="preserve">#&gt; 1       0.1          0.158 0.0122  0.136  0.184 standard     0.95  -1016.</w:t>
       </w:r>
@@ -1739,7 +3015,7 @@
       </w:r>
       <w:r>
         <w:rPr>
-          <w:rStyle w:val="VerbatimChar"/>
+          <w:rStyle w:val="CommentTok"/>
         </w:rPr>
         <w:t xml:space="preserve">#&gt; # ℹ 3 more variables: iterations &lt;int&gt;, antigen.isos &lt;chr&gt;,</w:t>
       </w:r>
@@ -1748,7 +3024,7 @@
       </w:r>
       <w:r>
         <w:rPr>
-          <w:rStyle w:val="VerbatimChar"/>
+          <w:rStyle w:val="CommentTok"/>
         </w:rPr>
         <w:t xml:space="preserve">#&gt; #   nlm.convergence.code &lt;ord&gt;</w:t>
       </w:r>
@@ -1783,7 +3059,343 @@
       </w:pPr>
       <w:r>
         <w:rPr>
-          <w:rStyle w:val="VerbatimChar"/>
+          <w:rStyle w:val="CommentTok"/>
+        </w:rPr>
+        <w:t xml:space="preserve">#Using est.incidence.by (strata)</w:t>
+      </w:r>
+      <w:r>
+        <w:br/>
+      </w:r>
+      <w:r>
+        <w:br/>
+      </w:r>
+      <w:r>
+        <w:rPr>
+          <w:rStyle w:val="NormalTok"/>
+        </w:rPr>
+        <w:t xml:space="preserve">est_country_age </w:t>
+      </w:r>
+      <w:r>
+        <w:rPr>
+          <w:rStyle w:val="OtherTok"/>
+        </w:rPr>
+        <w:t xml:space="preserve">&lt;-</w:t>
+      </w:r>
+      <w:r>
+        <w:rPr>
+          <w:rStyle w:val="NormalTok"/>
+        </w:rPr>
+        <w:t xml:space="preserve"> </w:t>
+      </w:r>
+      <w:r>
+        <w:rPr>
+          <w:rStyle w:val="FunctionTok"/>
+        </w:rPr>
+        <w:t xml:space="preserve">est_seroincidence_by</w:t>
+      </w:r>
+      <w:r>
+        <w:rPr>
+          <w:rStyle w:val="NormalTok"/>
+        </w:rPr>
+        <w:t xml:space="preserve">(</w:t>
+      </w:r>
+      <w:r>
+        <w:br/>
+      </w:r>
+      <w:r>
+        <w:rPr>
+          <w:rStyle w:val="NormalTok"/>
+        </w:rPr>
+        <w:t xml:space="preserve">  </w:t>
+      </w:r>
+      <w:r>
+        <w:rPr>
+          <w:rStyle w:val="AttributeTok"/>
+        </w:rPr>
+        <w:t xml:space="preserve">strata =</w:t>
+      </w:r>
+      <w:r>
+        <w:rPr>
+          <w:rStyle w:val="NormalTok"/>
+        </w:rPr>
+        <w:t xml:space="preserve"> </w:t>
+      </w:r>
+      <w:r>
+        <w:rPr>
+          <w:rStyle w:val="FunctionTok"/>
+        </w:rPr>
+        <w:t xml:space="preserve">c</w:t>
+      </w:r>
+      <w:r>
+        <w:rPr>
+          <w:rStyle w:val="NormalTok"/>
+        </w:rPr>
+        <w:t xml:space="preserve">(</w:t>
+      </w:r>
+      <w:r>
+        <w:rPr>
+          <w:rStyle w:val="StringTok"/>
+        </w:rPr>
+        <w:t xml:space="preserve">"Country"</w:t>
+      </w:r>
+      <w:r>
+        <w:rPr>
+          <w:rStyle w:val="NormalTok"/>
+        </w:rPr>
+        <w:t xml:space="preserve">, </w:t>
+      </w:r>
+      <w:r>
+        <w:rPr>
+          <w:rStyle w:val="StringTok"/>
+        </w:rPr>
+        <w:t xml:space="preserve">"ageCat"</w:t>
+      </w:r>
+      <w:r>
+        <w:rPr>
+          <w:rStyle w:val="NormalTok"/>
+        </w:rPr>
+        <w:t xml:space="preserve">),</w:t>
+      </w:r>
+      <w:r>
+        <w:br/>
+      </w:r>
+      <w:r>
+        <w:rPr>
+          <w:rStyle w:val="NormalTok"/>
+        </w:rPr>
+        <w:t xml:space="preserve">  </w:t>
+      </w:r>
+      <w:r>
+        <w:rPr>
+          <w:rStyle w:val="AttributeTok"/>
+        </w:rPr>
+        <w:t xml:space="preserve">pop_data =</w:t>
+      </w:r>
+      <w:r>
+        <w:rPr>
+          <w:rStyle w:val="NormalTok"/>
+        </w:rPr>
+        <w:t xml:space="preserve"> xs_data,</w:t>
+      </w:r>
+      <w:r>
+        <w:br/>
+      </w:r>
+      <w:r>
+        <w:rPr>
+          <w:rStyle w:val="NormalTok"/>
+        </w:rPr>
+        <w:t xml:space="preserve">  </w:t>
+      </w:r>
+      <w:r>
+        <w:rPr>
+          <w:rStyle w:val="AttributeTok"/>
+        </w:rPr>
+        <w:t xml:space="preserve">sr_params =</w:t>
+      </w:r>
+      <w:r>
+        <w:rPr>
+          <w:rStyle w:val="NormalTok"/>
+        </w:rPr>
+        <w:t xml:space="preserve"> curves,</w:t>
+      </w:r>
+      <w:r>
+        <w:br/>
+      </w:r>
+      <w:r>
+        <w:rPr>
+          <w:rStyle w:val="NormalTok"/>
+        </w:rPr>
+        <w:t xml:space="preserve">  </w:t>
+      </w:r>
+      <w:r>
+        <w:rPr>
+          <w:rStyle w:val="AttributeTok"/>
+        </w:rPr>
+        <w:t xml:space="preserve">curve_strata_varnames =</w:t>
+      </w:r>
+      <w:r>
+        <w:rPr>
+          <w:rStyle w:val="NormalTok"/>
+        </w:rPr>
+        <w:t xml:space="preserve"> </w:t>
+      </w:r>
+      <w:r>
+        <w:rPr>
+          <w:rStyle w:val="ConstantTok"/>
+        </w:rPr>
+        <w:t xml:space="preserve">NULL</w:t>
+      </w:r>
+      <w:r>
+        <w:rPr>
+          <w:rStyle w:val="NormalTok"/>
+        </w:rPr>
+        <w:t xml:space="preserve">,</w:t>
+      </w:r>
+      <w:r>
+        <w:br/>
+      </w:r>
+      <w:r>
+        <w:rPr>
+          <w:rStyle w:val="NormalTok"/>
+        </w:rPr>
+        <w:t xml:space="preserve">  </w:t>
+      </w:r>
+      <w:r>
+        <w:rPr>
+          <w:rStyle w:val="AttributeTok"/>
+        </w:rPr>
+        <w:t xml:space="preserve">noise_params =</w:t>
+      </w:r>
+      <w:r>
+        <w:rPr>
+          <w:rStyle w:val="NormalTok"/>
+        </w:rPr>
+        <w:t xml:space="preserve"> noise,</w:t>
+      </w:r>
+      <w:r>
+        <w:br/>
+      </w:r>
+      <w:r>
+        <w:rPr>
+          <w:rStyle w:val="NormalTok"/>
+        </w:rPr>
+        <w:t xml:space="preserve">  </w:t>
+      </w:r>
+      <w:r>
+        <w:rPr>
+          <w:rStyle w:val="AttributeTok"/>
+        </w:rPr>
+        <w:t xml:space="preserve">noise_strata_varnames =</w:t>
+      </w:r>
+      <w:r>
+        <w:rPr>
+          <w:rStyle w:val="NormalTok"/>
+        </w:rPr>
+        <w:t xml:space="preserve"> </w:t>
+      </w:r>
+      <w:r>
+        <w:rPr>
+          <w:rStyle w:val="StringTok"/>
+        </w:rPr>
+        <w:t xml:space="preserve">"Country"</w:t>
+      </w:r>
+      <w:r>
+        <w:rPr>
+          <w:rStyle w:val="NormalTok"/>
+        </w:rPr>
+        <w:t xml:space="preserve">,</w:t>
+      </w:r>
+      <w:r>
+        <w:br/>
+      </w:r>
+      <w:r>
+        <w:rPr>
+          <w:rStyle w:val="NormalTok"/>
+        </w:rPr>
+        <w:t xml:space="preserve">  </w:t>
+      </w:r>
+      <w:r>
+        <w:rPr>
+          <w:rStyle w:val="AttributeTok"/>
+        </w:rPr>
+        <w:t xml:space="preserve">antigen_isos =</w:t>
+      </w:r>
+      <w:r>
+        <w:rPr>
+          <w:rStyle w:val="NormalTok"/>
+        </w:rPr>
+        <w:t xml:space="preserve"> </w:t>
+      </w:r>
+      <w:r>
+        <w:rPr>
+          <w:rStyle w:val="FunctionTok"/>
+        </w:rPr>
+        <w:t xml:space="preserve">c</w:t>
+      </w:r>
+      <w:r>
+        <w:rPr>
+          <w:rStyle w:val="NormalTok"/>
+        </w:rPr>
+        <w:t xml:space="preserve">(</w:t>
+      </w:r>
+      <w:r>
+        <w:rPr>
+          <w:rStyle w:val="StringTok"/>
+        </w:rPr>
+        <w:t xml:space="preserve">"HlyE_IgG"</w:t>
+      </w:r>
+      <w:r>
+        <w:rPr>
+          <w:rStyle w:val="NormalTok"/>
+        </w:rPr>
+        <w:t xml:space="preserve">, </w:t>
+      </w:r>
+      <w:r>
+        <w:rPr>
+          <w:rStyle w:val="StringTok"/>
+        </w:rPr>
+        <w:t xml:space="preserve">"HlyE_IgA"</w:t>
+      </w:r>
+      <w:r>
+        <w:rPr>
+          <w:rStyle w:val="NormalTok"/>
+        </w:rPr>
+        <w:t xml:space="preserve">),</w:t>
+      </w:r>
+      <w:r>
+        <w:br/>
+      </w:r>
+      <w:r>
+        <w:rPr>
+          <w:rStyle w:val="NormalTok"/>
+        </w:rPr>
+        <w:t xml:space="preserve">  </w:t>
+      </w:r>
+      <w:r>
+        <w:rPr>
+          <w:rStyle w:val="AttributeTok"/>
+        </w:rPr>
+        <w:t xml:space="preserve">num_cores =</w:t>
+      </w:r>
+      <w:r>
+        <w:rPr>
+          <w:rStyle w:val="NormalTok"/>
+        </w:rPr>
+        <w:t xml:space="preserve"> </w:t>
+      </w:r>
+      <w:r>
+        <w:rPr>
+          <w:rStyle w:val="DecValTok"/>
+        </w:rPr>
+        <w:t xml:space="preserve">8</w:t>
+      </w:r>
+      <w:r>
+        <w:rPr>
+          <w:rStyle w:val="NormalTok"/>
+        </w:rPr>
+        <w:t xml:space="preserve"> </w:t>
+      </w:r>
+      <w:r>
+        <w:rPr>
+          <w:rStyle w:val="CommentTok"/>
+        </w:rPr>
+        <w:t xml:space="preserve"># Allow for parallel processing to decrease run time</w:t>
+      </w:r>
+      <w:r>
+        <w:br/>
+      </w:r>
+      <w:r>
+        <w:rPr>
+          <w:rStyle w:val="NormalTok"/>
+        </w:rPr>
+        <w:t xml:space="preserve">)</w:t>
+      </w:r>
+      <w:r>
+        <w:br/>
+      </w:r>
+      <w:r>
+        <w:rPr>
+          <w:rStyle w:val="CommentTok"/>
         </w:rPr>
         <w:t xml:space="preserve">#&gt; Warning: The number of observations in `data` varies between antigen isotypes, for at</w:t>
       </w:r>
@@ -1792,7 +3404,7 @@
       </w:r>
       <w:r>
         <w:rPr>
-          <w:rStyle w:val="VerbatimChar"/>
+          <w:rStyle w:val="CommentTok"/>
         </w:rPr>
         <w:t xml:space="preserve">#&gt; least one stratum.</w:t>
       </w:r>
@@ -1801,7 +3413,7 @@
       </w:r>
       <w:r>
         <w:rPr>
-          <w:rStyle w:val="VerbatimChar"/>
+          <w:rStyle w:val="CommentTok"/>
         </w:rPr>
         <w:t xml:space="preserve">#&gt; Sample size for each stratum will be calculated as the minimum number of</w:t>
       </w:r>
@@ -1810,7 +3422,7 @@
       </w:r>
       <w:r>
         <w:rPr>
-          <w:rStyle w:val="VerbatimChar"/>
+          <w:rStyle w:val="CommentTok"/>
         </w:rPr>
         <w:t xml:space="preserve">#&gt; observations across all antigen isotypes.</w:t>
       </w:r>
@@ -1819,7 +3431,7 @@
       </w:r>
       <w:r>
         <w:rPr>
-          <w:rStyle w:val="VerbatimChar"/>
+          <w:rStyle w:val="CommentTok"/>
         </w:rPr>
         <w:t xml:space="preserve">#&gt; # A tibble: 6 × 4</w:t>
       </w:r>
@@ -1828,7 +3440,7 @@
       </w:r>
       <w:r>
         <w:rPr>
-          <w:rStyle w:val="VerbatimChar"/>
+          <w:rStyle w:val="CommentTok"/>
         </w:rPr>
         <w:t xml:space="preserve">#&gt;   Country ageCat antigen_iso     n</w:t>
       </w:r>
@@ -1837,7 +3449,7 @@
       </w:r>
       <w:r>
         <w:rPr>
-          <w:rStyle w:val="VerbatimChar"/>
+          <w:rStyle w:val="CommentTok"/>
         </w:rPr>
         <w:t xml:space="preserve">#&gt;   &lt;chr&gt;   &lt;fct&gt;  &lt;fct&gt;       &lt;int&gt;</w:t>
       </w:r>
@@ -1846,7 +3458,7 @@
       </w:r>
       <w:r>
         <w:rPr>
-          <w:rStyle w:val="VerbatimChar"/>
+          <w:rStyle w:val="CommentTok"/>
         </w:rPr>
         <w:t xml:space="preserve">#&gt; 1 Nepal   &lt;5     HlyE_IgA       42</w:t>
       </w:r>
@@ -1855,7 +3467,7 @@
       </w:r>
       <w:r>
         <w:rPr>
-          <w:rStyle w:val="VerbatimChar"/>
+          <w:rStyle w:val="CommentTok"/>
         </w:rPr>
         <w:t xml:space="preserve">#&gt; 2 Nepal   &lt;5     HlyE_IgG       40</w:t>
       </w:r>
@@ -1864,7 +3476,7 @@
       </w:r>
       <w:r>
         <w:rPr>
-          <w:rStyle w:val="VerbatimChar"/>
+          <w:rStyle w:val="CommentTok"/>
         </w:rPr>
         <w:t xml:space="preserve">#&gt; 3 Nepal   5-15   HlyE_IgA      106</w:t>
       </w:r>
@@ -1873,7 +3485,7 @@
       </w:r>
       <w:r>
         <w:rPr>
-          <w:rStyle w:val="VerbatimChar"/>
+          <w:rStyle w:val="CommentTok"/>
         </w:rPr>
         <w:t xml:space="preserve">#&gt; 4 Nepal   5-15   HlyE_IgG      109</w:t>
       </w:r>
@@ -1882,7 +3494,7 @@
       </w:r>
       <w:r>
         <w:rPr>
-          <w:rStyle w:val="VerbatimChar"/>
+          <w:rStyle w:val="CommentTok"/>
         </w:rPr>
         <w:t xml:space="preserve">#&gt; 5 Nepal   16+    HlyE_IgA       52</w:t>
       </w:r>
@@ -1891,7 +3503,7 @@
       </w:r>
       <w:r>
         <w:rPr>
-          <w:rStyle w:val="VerbatimChar"/>
+          <w:rStyle w:val="CommentTok"/>
         </w:rPr>
         <w:t xml:space="preserve">#&gt; 6 Nepal   16+    HlyE_IgG       51</w:t>
       </w:r>
@@ -1899,8 +3511,26 @@
         <w:br/>
       </w:r>
       <w:r>
-        <w:rPr>
-          <w:rStyle w:val="VerbatimChar"/>
+        <w:br/>
+      </w:r>
+      <w:r>
+        <w:rPr>
+          <w:rStyle w:val="FunctionTok"/>
+        </w:rPr>
+        <w:t xml:space="preserve">summary</w:t>
+      </w:r>
+      <w:r>
+        <w:rPr>
+          <w:rStyle w:val="NormalTok"/>
+        </w:rPr>
+        <w:t xml:space="preserve">(est_country_age)</w:t>
+      </w:r>
+      <w:r>
+        <w:br/>
+      </w:r>
+      <w:r>
+        <w:rPr>
+          <w:rStyle w:val="CommentTok"/>
         </w:rPr>
         <w:t xml:space="preserve">#&gt; Seroincidence estimated given the following setup:</w:t>
       </w:r>
@@ -1909,7 +3539,7 @@
       </w:r>
       <w:r>
         <w:rPr>
-          <w:rStyle w:val="VerbatimChar"/>
+          <w:rStyle w:val="CommentTok"/>
         </w:rPr>
         <w:t xml:space="preserve">#&gt; a) Antigen isotypes   : HlyE_IgG, HlyE_IgA </w:t>
       </w:r>
@@ -1918,7 +3548,7 @@
       </w:r>
       <w:r>
         <w:rPr>
-          <w:rStyle w:val="VerbatimChar"/>
+          <w:rStyle w:val="CommentTok"/>
         </w:rPr>
         <w:t xml:space="preserve">#&gt; b) Strata       : Country, ageCat </w:t>
       </w:r>
@@ -1927,7 +3557,7 @@
       </w:r>
       <w:r>
         <w:rPr>
-          <w:rStyle w:val="VerbatimChar"/>
+          <w:rStyle w:val="CommentTok"/>
         </w:rPr>
         <w:t xml:space="preserve">#&gt; </w:t>
       </w:r>
@@ -1936,7 +3566,7 @@
       </w:r>
       <w:r>
         <w:rPr>
-          <w:rStyle w:val="VerbatimChar"/>
+          <w:rStyle w:val="CommentTok"/>
         </w:rPr>
         <w:t xml:space="preserve">#&gt;  Seroincidence estimates:</w:t>
       </w:r>
@@ -1945,7 +3575,7 @@
       </w:r>
       <w:r>
         <w:rPr>
-          <w:rStyle w:val="VerbatimChar"/>
+          <w:rStyle w:val="CommentTok"/>
         </w:rPr>
         <w:t xml:space="preserve">#&gt; # A tibble: 9 × 15</w:t>
       </w:r>
@@ -1954,7 +3584,7 @@
       </w:r>
       <w:r>
         <w:rPr>
-          <w:rStyle w:val="VerbatimChar"/>
+          <w:rStyle w:val="CommentTok"/>
         </w:rPr>
         <w:t xml:space="preserve">#&gt;   Stratum   Country  ageCat     n est.start incidence.rate      SE CI.lwr CI.upr</w:t>
       </w:r>
@@ -1963,7 +3593,7 @@
       </w:r>
       <w:r>
         <w:rPr>
-          <w:rStyle w:val="VerbatimChar"/>
+          <w:rStyle w:val="CommentTok"/>
         </w:rPr>
         <w:t xml:space="preserve">#&gt;   &lt;chr&gt;     &lt;chr&gt;    &lt;fct&gt;  &lt;int&gt;     &lt;dbl&gt;          &lt;dbl&gt;   &lt;dbl&gt;  &lt;dbl&gt;  &lt;dbl&gt;</w:t>
       </w:r>
@@ -1972,7 +3602,7 @@
       </w:r>
       <w:r>
         <w:rPr>
-          <w:rStyle w:val="VerbatimChar"/>
+          <w:rStyle w:val="CommentTok"/>
         </w:rPr>
         <w:t xml:space="preserve">#&gt; 1 Stratum 1 Banglad… &lt;5        24       0.1         0.567  0.105   0.394  0.816 </w:t>
       </w:r>
@@ -1981,7 +3611,7 @@
       </w:r>
       <w:r>
         <w:rPr>
-          <w:rStyle w:val="VerbatimChar"/>
+          <w:rStyle w:val="CommentTok"/>
         </w:rPr>
         <w:t xml:space="preserve">#&gt; 2 Stratum 2 Banglad… 5-15      65       0.1         0.606  0.0749  0.476  0.772 </w:t>
       </w:r>
@@ -1990,7 +3620,7 @@
       </w:r>
       <w:r>
         <w:rPr>
-          <w:rStyle w:val="VerbatimChar"/>
+          <w:rStyle w:val="CommentTok"/>
         </w:rPr>
         <w:t xml:space="preserve">#&gt; 3 Stratum 3 Banglad… 16+       11       0.1         0.541  0.165   0.297  0.985 </w:t>
       </w:r>
@@ -1999,7 +3629,7 @@
       </w:r>
       <w:r>
         <w:rPr>
-          <w:rStyle w:val="VerbatimChar"/>
+          <w:rStyle w:val="CommentTok"/>
         </w:rPr>
         <w:t xml:space="preserve">#&gt; 4 Stratum 4 Nepal    &lt;5        40       0.1         0.0292 0.0111  0.0139 0.0614</w:t>
       </w:r>
@@ -2008,7 +3638,7 @@
       </w:r>
       <w:r>
         <w:rPr>
-          <w:rStyle w:val="VerbatimChar"/>
+          <w:rStyle w:val="CommentTok"/>
         </w:rPr>
         <w:t xml:space="preserve">#&gt; 5 Stratum 5 Nepal    5-15     106       0.1         0.0415 0.00687 0.0300 0.0574</w:t>
       </w:r>
@@ -2017,7 +3647,7 @@
       </w:r>
       <w:r>
         <w:rPr>
-          <w:rStyle w:val="VerbatimChar"/>
+          <w:rStyle w:val="CommentTok"/>
         </w:rPr>
         <w:t xml:space="preserve">#&gt; 6 Stratum 6 Nepal    16+       51       0.1         0.0972 0.0163  0.0701 0.135 </w:t>
       </w:r>
@@ -2026,7 +3656,7 @@
       </w:r>
       <w:r>
         <w:rPr>
-          <w:rStyle w:val="VerbatimChar"/>
+          <w:rStyle w:val="CommentTok"/>
         </w:rPr>
         <w:t xml:space="preserve">#&gt; 7 Stratum 7 Pakistan &lt;5        43       0.1         0.117  0.0241  0.0785 0.176 </w:t>
       </w:r>
@@ -2035,7 +3665,7 @@
       </w:r>
       <w:r>
         <w:rPr>
-          <w:rStyle w:val="VerbatimChar"/>
+          <w:rStyle w:val="CommentTok"/>
         </w:rPr>
         <w:t xml:space="preserve">#&gt; 8 Stratum 8 Pakistan 5-15     115       0.1         0.140  0.0145  0.114  0.171 </w:t>
       </w:r>
@@ -2044,7 +3674,7 @@
       </w:r>
       <w:r>
         <w:rPr>
-          <w:rStyle w:val="VerbatimChar"/>
+          <w:rStyle w:val="CommentTok"/>
         </w:rPr>
         <w:t xml:space="preserve">#&gt; 9 Stratum 9 Pakistan 16+       42       0.1         0.269  0.0423  0.198  0.367 </w:t>
       </w:r>
@@ -2053,7 +3683,7 @@
       </w:r>
       <w:r>
         <w:rPr>
-          <w:rStyle w:val="VerbatimChar"/>
+          <w:rStyle w:val="CommentTok"/>
         </w:rPr>
         <w:t xml:space="preserve">#&gt; # ℹ 6 more variables: se_type &lt;chr&gt;, coverage &lt;dbl&gt;, log.lik &lt;dbl&gt;,</w:t>
       </w:r>
@@ -2062,7 +3692,7 @@
       </w:r>
       <w:r>
         <w:rPr>
-          <w:rStyle w:val="VerbatimChar"/>
+          <w:rStyle w:val="CommentTok"/>
         </w:rPr>
         <w:t xml:space="preserve">#&gt; #   iterations &lt;int&gt;, antigen.isos &lt;chr&gt;, nlm.convergence.code &lt;ord&gt;</w:t>
       </w:r>
@@ -2262,7 +3892,243 @@
     </w:p>
     <w:p>
       <w:pPr>
-        <w:pStyle w:val="BodyText"/>
+        <w:pStyle w:val="SourceCode"/>
+      </w:pPr>
+      <w:r>
+        <w:rPr>
+          <w:rStyle w:val="CommentTok"/>
+        </w:rPr>
+        <w:t xml:space="preserve"># Save summary(est_country_age)</w:t>
+      </w:r>
+      <w:r>
+        <w:br/>
+      </w:r>
+      <w:r>
+        <w:rPr>
+          <w:rStyle w:val="NormalTok"/>
+        </w:rPr>
+        <w:t xml:space="preserve">est_country_agedf </w:t>
+      </w:r>
+      <w:r>
+        <w:rPr>
+          <w:rStyle w:val="OtherTok"/>
+        </w:rPr>
+        <w:t xml:space="preserve">&lt;-</w:t>
+      </w:r>
+      <w:r>
+        <w:rPr>
+          <w:rStyle w:val="NormalTok"/>
+        </w:rPr>
+        <w:t xml:space="preserve"> </w:t>
+      </w:r>
+      <w:r>
+        <w:rPr>
+          <w:rStyle w:val="FunctionTok"/>
+        </w:rPr>
+        <w:t xml:space="preserve">summary</w:t>
+      </w:r>
+      <w:r>
+        <w:rPr>
+          <w:rStyle w:val="NormalTok"/>
+        </w:rPr>
+        <w:t xml:space="preserve">(est_country_age)</w:t>
+      </w:r>
+      <w:r>
+        <w:br/>
+      </w:r>
+      <w:r>
+        <w:br/>
+      </w:r>
+      <w:r>
+        <w:rPr>
+          <w:rStyle w:val="CommentTok"/>
+        </w:rPr>
+        <w:t xml:space="preserve"># Plot seroincidence estimates</w:t>
+      </w:r>
+      <w:r>
+        <w:br/>
+      </w:r>
+      <w:r>
+        <w:rPr>
+          <w:rStyle w:val="FunctionTok"/>
+        </w:rPr>
+        <w:t xml:space="preserve">autoplot</w:t>
+      </w:r>
+      <w:r>
+        <w:rPr>
+          <w:rStyle w:val="NormalTok"/>
+        </w:rPr>
+        <w:t xml:space="preserve">(</w:t>
+      </w:r>
+      <w:r>
+        <w:br/>
+      </w:r>
+      <w:r>
+        <w:rPr>
+          <w:rStyle w:val="NormalTok"/>
+        </w:rPr>
+        <w:t xml:space="preserve">  est_country_agedf,</w:t>
+      </w:r>
+      <w:r>
+        <w:br/>
+      </w:r>
+      <w:r>
+        <w:rPr>
+          <w:rStyle w:val="NormalTok"/>
+        </w:rPr>
+        <w:t xml:space="preserve">  </w:t>
+      </w:r>
+      <w:r>
+        <w:rPr>
+          <w:rStyle w:val="AttributeTok"/>
+        </w:rPr>
+        <w:t xml:space="preserve">type =</w:t>
+      </w:r>
+      <w:r>
+        <w:rPr>
+          <w:rStyle w:val="NormalTok"/>
+        </w:rPr>
+        <w:t xml:space="preserve"> </w:t>
+      </w:r>
+      <w:r>
+        <w:rPr>
+          <w:rStyle w:val="StringTok"/>
+        </w:rPr>
+        <w:t xml:space="preserve">"bar"</w:t>
+      </w:r>
+      <w:r>
+        <w:rPr>
+          <w:rStyle w:val="NormalTok"/>
+        </w:rPr>
+        <w:t xml:space="preserve">,</w:t>
+      </w:r>
+      <w:r>
+        <w:br/>
+      </w:r>
+      <w:r>
+        <w:rPr>
+          <w:rStyle w:val="NormalTok"/>
+        </w:rPr>
+        <w:t xml:space="preserve">  </w:t>
+      </w:r>
+      <w:r>
+        <w:rPr>
+          <w:rStyle w:val="AttributeTok"/>
+        </w:rPr>
+        <w:t xml:space="preserve">yvar =</w:t>
+      </w:r>
+      <w:r>
+        <w:rPr>
+          <w:rStyle w:val="NormalTok"/>
+        </w:rPr>
+        <w:t xml:space="preserve"> </w:t>
+      </w:r>
+      <w:r>
+        <w:rPr>
+          <w:rStyle w:val="StringTok"/>
+        </w:rPr>
+        <w:t xml:space="preserve">"ageCat"</w:t>
+      </w:r>
+      <w:r>
+        <w:rPr>
+          <w:rStyle w:val="NormalTok"/>
+        </w:rPr>
+        <w:t xml:space="preserve">,</w:t>
+      </w:r>
+      <w:r>
+        <w:br/>
+      </w:r>
+      <w:r>
+        <w:rPr>
+          <w:rStyle w:val="NormalTok"/>
+        </w:rPr>
+        <w:t xml:space="preserve">  </w:t>
+      </w:r>
+      <w:r>
+        <w:rPr>
+          <w:rStyle w:val="AttributeTok"/>
+        </w:rPr>
+        <w:t xml:space="preserve">color_var =</w:t>
+      </w:r>
+      <w:r>
+        <w:rPr>
+          <w:rStyle w:val="NormalTok"/>
+        </w:rPr>
+        <w:t xml:space="preserve"> </w:t>
+      </w:r>
+      <w:r>
+        <w:rPr>
+          <w:rStyle w:val="StringTok"/>
+        </w:rPr>
+        <w:t xml:space="preserve">"Country"</w:t>
+      </w:r>
+      <w:r>
+        <w:rPr>
+          <w:rStyle w:val="NormalTok"/>
+        </w:rPr>
+        <w:t xml:space="preserve">,</w:t>
+      </w:r>
+      <w:r>
+        <w:br/>
+      </w:r>
+      <w:r>
+        <w:rPr>
+          <w:rStyle w:val="NormalTok"/>
+        </w:rPr>
+        <w:t xml:space="preserve">  </w:t>
+      </w:r>
+      <w:r>
+        <w:rPr>
+          <w:rStyle w:val="AttributeTok"/>
+        </w:rPr>
+        <w:t xml:space="preserve">color_palette =</w:t>
+      </w:r>
+      <w:r>
+        <w:rPr>
+          <w:rStyle w:val="NormalTok"/>
+        </w:rPr>
+        <w:t xml:space="preserve"> country_pal,</w:t>
+      </w:r>
+      <w:r>
+        <w:br/>
+      </w:r>
+      <w:r>
+        <w:rPr>
+          <w:rStyle w:val="NormalTok"/>
+        </w:rPr>
+        <w:t xml:space="preserve">  </w:t>
+      </w:r>
+      <w:r>
+        <w:rPr>
+          <w:rStyle w:val="AttributeTok"/>
+        </w:rPr>
+        <w:t xml:space="preserve">CIs =</w:t>
+      </w:r>
+      <w:r>
+        <w:rPr>
+          <w:rStyle w:val="NormalTok"/>
+        </w:rPr>
+        <w:t xml:space="preserve"> </w:t>
+      </w:r>
+      <w:r>
+        <w:rPr>
+          <w:rStyle w:val="ConstantTok"/>
+        </w:rPr>
+        <w:t xml:space="preserve">TRUE</w:t>
+      </w:r>
+      <w:r>
+        <w:br/>
+      </w:r>
+      <w:r>
+        <w:rPr>
+          <w:rStyle w:val="NormalTok"/>
+        </w:rPr>
+        <w:t xml:space="preserve">)</w:t>
+      </w:r>
+    </w:p>
+    <w:p>
+      <w:pPr>
+        <w:pStyle w:val="FirstParagraph"/>
       </w:pPr>
       <w:r>
         <w:drawing>
@@ -2364,7 +4230,604 @@
       </w:pPr>
       <w:r>
         <w:rPr>
-          <w:rStyle w:val="VerbatimChar"/>
+          <w:rStyle w:val="CommentTok"/>
+        </w:rPr>
+        <w:t xml:space="preserve"># Estimate seroincidence for Bangladesh</w:t>
+      </w:r>
+      <w:r>
+        <w:br/>
+      </w:r>
+      <w:r>
+        <w:rPr>
+          <w:rStyle w:val="NormalTok"/>
+        </w:rPr>
+        <w:t xml:space="preserve">est_bangladesh </w:t>
+      </w:r>
+      <w:r>
+        <w:rPr>
+          <w:rStyle w:val="OtherTok"/>
+        </w:rPr>
+        <w:t xml:space="preserve">&lt;-</w:t>
+      </w:r>
+      <w:r>
+        <w:rPr>
+          <w:rStyle w:val="NormalTok"/>
+        </w:rPr>
+        <w:t xml:space="preserve"> </w:t>
+      </w:r>
+      <w:r>
+        <w:rPr>
+          <w:rStyle w:val="FunctionTok"/>
+        </w:rPr>
+        <w:t xml:space="preserve">est_seroincidence</w:t>
+      </w:r>
+      <w:r>
+        <w:rPr>
+          <w:rStyle w:val="NormalTok"/>
+        </w:rPr>
+        <w:t xml:space="preserve">(</w:t>
+      </w:r>
+      <w:r>
+        <w:br/>
+      </w:r>
+      <w:r>
+        <w:rPr>
+          <w:rStyle w:val="NormalTok"/>
+        </w:rPr>
+        <w:t xml:space="preserve">  </w:t>
+      </w:r>
+      <w:r>
+        <w:rPr>
+          <w:rStyle w:val="AttributeTok"/>
+        </w:rPr>
+        <w:t xml:space="preserve">pop_data =</w:t>
+      </w:r>
+      <w:r>
+        <w:rPr>
+          <w:rStyle w:val="NormalTok"/>
+        </w:rPr>
+        <w:t xml:space="preserve"> xs_data </w:t>
+      </w:r>
+      <w:r>
+        <w:rPr>
+          <w:rStyle w:val="SpecialCharTok"/>
+        </w:rPr>
+        <w:t xml:space="preserve">|&gt;</w:t>
+      </w:r>
+      <w:r>
+        <w:rPr>
+          <w:rStyle w:val="NormalTok"/>
+        </w:rPr>
+        <w:t xml:space="preserve"> </w:t>
+      </w:r>
+      <w:r>
+        <w:rPr>
+          <w:rStyle w:val="FunctionTok"/>
+        </w:rPr>
+        <w:t xml:space="preserve">filter</w:t>
+      </w:r>
+      <w:r>
+        <w:rPr>
+          <w:rStyle w:val="NormalTok"/>
+        </w:rPr>
+        <w:t xml:space="preserve">(Country </w:t>
+      </w:r>
+      <w:r>
+        <w:rPr>
+          <w:rStyle w:val="SpecialCharTok"/>
+        </w:rPr>
+        <w:t xml:space="preserve">==</w:t>
+      </w:r>
+      <w:r>
+        <w:rPr>
+          <w:rStyle w:val="NormalTok"/>
+        </w:rPr>
+        <w:t xml:space="preserve"> </w:t>
+      </w:r>
+      <w:r>
+        <w:rPr>
+          <w:rStyle w:val="StringTok"/>
+        </w:rPr>
+        <w:t xml:space="preserve">"Bangladesh"</w:t>
+      </w:r>
+      <w:r>
+        <w:rPr>
+          <w:rStyle w:val="NormalTok"/>
+        </w:rPr>
+        <w:t xml:space="preserve">),</w:t>
+      </w:r>
+      <w:r>
+        <w:br/>
+      </w:r>
+      <w:r>
+        <w:rPr>
+          <w:rStyle w:val="NormalTok"/>
+        </w:rPr>
+        <w:t xml:space="preserve">  </w:t>
+      </w:r>
+      <w:r>
+        <w:rPr>
+          <w:rStyle w:val="AttributeTok"/>
+        </w:rPr>
+        <w:t xml:space="preserve">sr_params =</w:t>
+      </w:r>
+      <w:r>
+        <w:rPr>
+          <w:rStyle w:val="NormalTok"/>
+        </w:rPr>
+        <w:t xml:space="preserve"> curves,</w:t>
+      </w:r>
+      <w:r>
+        <w:br/>
+      </w:r>
+      <w:r>
+        <w:rPr>
+          <w:rStyle w:val="NormalTok"/>
+        </w:rPr>
+        <w:t xml:space="preserve">  </w:t>
+      </w:r>
+      <w:r>
+        <w:rPr>
+          <w:rStyle w:val="AttributeTok"/>
+        </w:rPr>
+        <w:t xml:space="preserve">noise_params =</w:t>
+      </w:r>
+      <w:r>
+        <w:rPr>
+          <w:rStyle w:val="NormalTok"/>
+        </w:rPr>
+        <w:t xml:space="preserve"> noise </w:t>
+      </w:r>
+      <w:r>
+        <w:rPr>
+          <w:rStyle w:val="SpecialCharTok"/>
+        </w:rPr>
+        <w:t xml:space="preserve">|&gt;</w:t>
+      </w:r>
+      <w:r>
+        <w:rPr>
+          <w:rStyle w:val="NormalTok"/>
+        </w:rPr>
+        <w:t xml:space="preserve"> </w:t>
+      </w:r>
+      <w:r>
+        <w:rPr>
+          <w:rStyle w:val="FunctionTok"/>
+        </w:rPr>
+        <w:t xml:space="preserve">filter</w:t>
+      </w:r>
+      <w:r>
+        <w:rPr>
+          <w:rStyle w:val="NormalTok"/>
+        </w:rPr>
+        <w:t xml:space="preserve">(Country </w:t>
+      </w:r>
+      <w:r>
+        <w:rPr>
+          <w:rStyle w:val="SpecialCharTok"/>
+        </w:rPr>
+        <w:t xml:space="preserve">==</w:t>
+      </w:r>
+      <w:r>
+        <w:rPr>
+          <w:rStyle w:val="NormalTok"/>
+        </w:rPr>
+        <w:t xml:space="preserve"> </w:t>
+      </w:r>
+      <w:r>
+        <w:rPr>
+          <w:rStyle w:val="StringTok"/>
+        </w:rPr>
+        <w:t xml:space="preserve">"Bangladesh"</w:t>
+      </w:r>
+      <w:r>
+        <w:rPr>
+          <w:rStyle w:val="NormalTok"/>
+        </w:rPr>
+        <w:t xml:space="preserve">),</w:t>
+      </w:r>
+      <w:r>
+        <w:br/>
+      </w:r>
+      <w:r>
+        <w:rPr>
+          <w:rStyle w:val="NormalTok"/>
+        </w:rPr>
+        <w:t xml:space="preserve">  </w:t>
+      </w:r>
+      <w:r>
+        <w:rPr>
+          <w:rStyle w:val="AttributeTok"/>
+        </w:rPr>
+        <w:t xml:space="preserve">antigen_isos =</w:t>
+      </w:r>
+      <w:r>
+        <w:rPr>
+          <w:rStyle w:val="NormalTok"/>
+        </w:rPr>
+        <w:t xml:space="preserve"> </w:t>
+      </w:r>
+      <w:r>
+        <w:rPr>
+          <w:rStyle w:val="FunctionTok"/>
+        </w:rPr>
+        <w:t xml:space="preserve">c</w:t>
+      </w:r>
+      <w:r>
+        <w:rPr>
+          <w:rStyle w:val="NormalTok"/>
+        </w:rPr>
+        <w:t xml:space="preserve">(</w:t>
+      </w:r>
+      <w:r>
+        <w:rPr>
+          <w:rStyle w:val="StringTok"/>
+        </w:rPr>
+        <w:t xml:space="preserve">"HlyE_IgG"</w:t>
+      </w:r>
+      <w:r>
+        <w:rPr>
+          <w:rStyle w:val="NormalTok"/>
+        </w:rPr>
+        <w:t xml:space="preserve">, </w:t>
+      </w:r>
+      <w:r>
+        <w:rPr>
+          <w:rStyle w:val="StringTok"/>
+        </w:rPr>
+        <w:t xml:space="preserve">"HlyE_IgA"</w:t>
+      </w:r>
+      <w:r>
+        <w:rPr>
+          <w:rStyle w:val="NormalTok"/>
+        </w:rPr>
+        <w:t xml:space="preserve">)</w:t>
+      </w:r>
+      <w:r>
+        <w:br/>
+      </w:r>
+      <w:r>
+        <w:rPr>
+          <w:rStyle w:val="NormalTok"/>
+        </w:rPr>
+        <w:t xml:space="preserve">)</w:t>
+      </w:r>
+      <w:r>
+        <w:br/>
+      </w:r>
+      <w:r>
+        <w:br/>
+      </w:r>
+      <w:r>
+        <w:rPr>
+          <w:rStyle w:val="CommentTok"/>
+        </w:rPr>
+        <w:t xml:space="preserve"># Estimate seroincidence for Nepal</w:t>
+      </w:r>
+      <w:r>
+        <w:br/>
+      </w:r>
+      <w:r>
+        <w:rPr>
+          <w:rStyle w:val="NormalTok"/>
+        </w:rPr>
+        <w:t xml:space="preserve">est_nepal </w:t>
+      </w:r>
+      <w:r>
+        <w:rPr>
+          <w:rStyle w:val="OtherTok"/>
+        </w:rPr>
+        <w:t xml:space="preserve">&lt;-</w:t>
+      </w:r>
+      <w:r>
+        <w:rPr>
+          <w:rStyle w:val="NormalTok"/>
+        </w:rPr>
+        <w:t xml:space="preserve"> </w:t>
+      </w:r>
+      <w:r>
+        <w:rPr>
+          <w:rStyle w:val="FunctionTok"/>
+        </w:rPr>
+        <w:t xml:space="preserve">est_seroincidence</w:t>
+      </w:r>
+      <w:r>
+        <w:rPr>
+          <w:rStyle w:val="NormalTok"/>
+        </w:rPr>
+        <w:t xml:space="preserve">(</w:t>
+      </w:r>
+      <w:r>
+        <w:br/>
+      </w:r>
+      <w:r>
+        <w:rPr>
+          <w:rStyle w:val="NormalTok"/>
+        </w:rPr>
+        <w:t xml:space="preserve">  </w:t>
+      </w:r>
+      <w:r>
+        <w:rPr>
+          <w:rStyle w:val="AttributeTok"/>
+        </w:rPr>
+        <w:t xml:space="preserve">pop_data =</w:t>
+      </w:r>
+      <w:r>
+        <w:rPr>
+          <w:rStyle w:val="NormalTok"/>
+        </w:rPr>
+        <w:t xml:space="preserve"> xs_data </w:t>
+      </w:r>
+      <w:r>
+        <w:rPr>
+          <w:rStyle w:val="SpecialCharTok"/>
+        </w:rPr>
+        <w:t xml:space="preserve">|&gt;</w:t>
+      </w:r>
+      <w:r>
+        <w:rPr>
+          <w:rStyle w:val="NormalTok"/>
+        </w:rPr>
+        <w:t xml:space="preserve"> </w:t>
+      </w:r>
+      <w:r>
+        <w:rPr>
+          <w:rStyle w:val="FunctionTok"/>
+        </w:rPr>
+        <w:t xml:space="preserve">filter</w:t>
+      </w:r>
+      <w:r>
+        <w:rPr>
+          <w:rStyle w:val="NormalTok"/>
+        </w:rPr>
+        <w:t xml:space="preserve">(Country </w:t>
+      </w:r>
+      <w:r>
+        <w:rPr>
+          <w:rStyle w:val="SpecialCharTok"/>
+        </w:rPr>
+        <w:t xml:space="preserve">==</w:t>
+      </w:r>
+      <w:r>
+        <w:rPr>
+          <w:rStyle w:val="NormalTok"/>
+        </w:rPr>
+        <w:t xml:space="preserve"> </w:t>
+      </w:r>
+      <w:r>
+        <w:rPr>
+          <w:rStyle w:val="StringTok"/>
+        </w:rPr>
+        <w:t xml:space="preserve">"Nepal"</w:t>
+      </w:r>
+      <w:r>
+        <w:rPr>
+          <w:rStyle w:val="NormalTok"/>
+        </w:rPr>
+        <w:t xml:space="preserve">),</w:t>
+      </w:r>
+      <w:r>
+        <w:br/>
+      </w:r>
+      <w:r>
+        <w:rPr>
+          <w:rStyle w:val="NormalTok"/>
+        </w:rPr>
+        <w:t xml:space="preserve">  </w:t>
+      </w:r>
+      <w:r>
+        <w:rPr>
+          <w:rStyle w:val="AttributeTok"/>
+        </w:rPr>
+        <w:t xml:space="preserve">sr_params =</w:t>
+      </w:r>
+      <w:r>
+        <w:rPr>
+          <w:rStyle w:val="NormalTok"/>
+        </w:rPr>
+        <w:t xml:space="preserve"> curves,</w:t>
+      </w:r>
+      <w:r>
+        <w:br/>
+      </w:r>
+      <w:r>
+        <w:rPr>
+          <w:rStyle w:val="NormalTok"/>
+        </w:rPr>
+        <w:t xml:space="preserve">  </w:t>
+      </w:r>
+      <w:r>
+        <w:rPr>
+          <w:rStyle w:val="AttributeTok"/>
+        </w:rPr>
+        <w:t xml:space="preserve">noise_params =</w:t>
+      </w:r>
+      <w:r>
+        <w:rPr>
+          <w:rStyle w:val="NormalTok"/>
+        </w:rPr>
+        <w:t xml:space="preserve"> noise </w:t>
+      </w:r>
+      <w:r>
+        <w:rPr>
+          <w:rStyle w:val="SpecialCharTok"/>
+        </w:rPr>
+        <w:t xml:space="preserve">|&gt;</w:t>
+      </w:r>
+      <w:r>
+        <w:rPr>
+          <w:rStyle w:val="NormalTok"/>
+        </w:rPr>
+        <w:t xml:space="preserve"> </w:t>
+      </w:r>
+      <w:r>
+        <w:rPr>
+          <w:rStyle w:val="FunctionTok"/>
+        </w:rPr>
+        <w:t xml:space="preserve">filter</w:t>
+      </w:r>
+      <w:r>
+        <w:rPr>
+          <w:rStyle w:val="NormalTok"/>
+        </w:rPr>
+        <w:t xml:space="preserve">(Country </w:t>
+      </w:r>
+      <w:r>
+        <w:rPr>
+          <w:rStyle w:val="SpecialCharTok"/>
+        </w:rPr>
+        <w:t xml:space="preserve">==</w:t>
+      </w:r>
+      <w:r>
+        <w:rPr>
+          <w:rStyle w:val="NormalTok"/>
+        </w:rPr>
+        <w:t xml:space="preserve"> </w:t>
+      </w:r>
+      <w:r>
+        <w:rPr>
+          <w:rStyle w:val="StringTok"/>
+        </w:rPr>
+        <w:t xml:space="preserve">"Nepal"</w:t>
+      </w:r>
+      <w:r>
+        <w:rPr>
+          <w:rStyle w:val="NormalTok"/>
+        </w:rPr>
+        <w:t xml:space="preserve">),</w:t>
+      </w:r>
+      <w:r>
+        <w:br/>
+      </w:r>
+      <w:r>
+        <w:rPr>
+          <w:rStyle w:val="NormalTok"/>
+        </w:rPr>
+        <w:t xml:space="preserve">  </w:t>
+      </w:r>
+      <w:r>
+        <w:rPr>
+          <w:rStyle w:val="AttributeTok"/>
+        </w:rPr>
+        <w:t xml:space="preserve">antigen_isos =</w:t>
+      </w:r>
+      <w:r>
+        <w:rPr>
+          <w:rStyle w:val="NormalTok"/>
+        </w:rPr>
+        <w:t xml:space="preserve"> </w:t>
+      </w:r>
+      <w:r>
+        <w:rPr>
+          <w:rStyle w:val="FunctionTok"/>
+        </w:rPr>
+        <w:t xml:space="preserve">c</w:t>
+      </w:r>
+      <w:r>
+        <w:rPr>
+          <w:rStyle w:val="NormalTok"/>
+        </w:rPr>
+        <w:t xml:space="preserve">(</w:t>
+      </w:r>
+      <w:r>
+        <w:rPr>
+          <w:rStyle w:val="StringTok"/>
+        </w:rPr>
+        <w:t xml:space="preserve">"HlyE_IgG"</w:t>
+      </w:r>
+      <w:r>
+        <w:rPr>
+          <w:rStyle w:val="NormalTok"/>
+        </w:rPr>
+        <w:t xml:space="preserve">, </w:t>
+      </w:r>
+      <w:r>
+        <w:rPr>
+          <w:rStyle w:val="StringTok"/>
+        </w:rPr>
+        <w:t xml:space="preserve">"HlyE_IgA"</w:t>
+      </w:r>
+      <w:r>
+        <w:rPr>
+          <w:rStyle w:val="NormalTok"/>
+        </w:rPr>
+        <w:t xml:space="preserve">)</w:t>
+      </w:r>
+      <w:r>
+        <w:br/>
+      </w:r>
+      <w:r>
+        <w:rPr>
+          <w:rStyle w:val="NormalTok"/>
+        </w:rPr>
+        <w:t xml:space="preserve">)</w:t>
+      </w:r>
+      <w:r>
+        <w:br/>
+      </w:r>
+      <w:r>
+        <w:br/>
+      </w:r>
+      <w:r>
+        <w:rPr>
+          <w:rStyle w:val="CommentTok"/>
+        </w:rPr>
+        <w:t xml:space="preserve"># Compare the two estimates</w:t>
+      </w:r>
+      <w:r>
+        <w:br/>
+      </w:r>
+      <w:r>
+        <w:rPr>
+          <w:rStyle w:val="NormalTok"/>
+        </w:rPr>
+        <w:t xml:space="preserve">comparison </w:t>
+      </w:r>
+      <w:r>
+        <w:rPr>
+          <w:rStyle w:val="OtherTok"/>
+        </w:rPr>
+        <w:t xml:space="preserve">&lt;-</w:t>
+      </w:r>
+      <w:r>
+        <w:rPr>
+          <w:rStyle w:val="NormalTok"/>
+        </w:rPr>
+        <w:t xml:space="preserve"> </w:t>
+      </w:r>
+      <w:r>
+        <w:rPr>
+          <w:rStyle w:val="FunctionTok"/>
+        </w:rPr>
+        <w:t xml:space="preserve">compare_seroincidence</w:t>
+      </w:r>
+      <w:r>
+        <w:rPr>
+          <w:rStyle w:val="NormalTok"/>
+        </w:rPr>
+        <w:t xml:space="preserve">(est_bangladesh, est_nepal)</w:t>
+      </w:r>
+      <w:r>
+        <w:br/>
+      </w:r>
+      <w:r>
+        <w:rPr>
+          <w:rStyle w:val="FunctionTok"/>
+        </w:rPr>
+        <w:t xml:space="preserve">print</w:t>
+      </w:r>
+      <w:r>
+        <w:rPr>
+          <w:rStyle w:val="NormalTok"/>
+        </w:rPr>
+        <w:t xml:space="preserve">(comparison)</w:t>
+      </w:r>
+      <w:r>
+        <w:br/>
+      </w:r>
+      <w:r>
+        <w:rPr>
+          <w:rStyle w:val="CommentTok"/>
         </w:rPr>
         <w:t xml:space="preserve">#&gt; </w:t>
       </w:r>
@@ -2373,7 +4836,7 @@
       </w:r>
       <w:r>
         <w:rPr>
-          <w:rStyle w:val="VerbatimChar"/>
+          <w:rStyle w:val="CommentTok"/>
         </w:rPr>
         <w:t xml:space="preserve">#&gt;  Two-sample z-test for difference in seroincidence rates</w:t>
       </w:r>
@@ -2382,7 +4845,7 @@
       </w:r>
       <w:r>
         <w:rPr>
-          <w:rStyle w:val="VerbatimChar"/>
+          <w:rStyle w:val="CommentTok"/>
         </w:rPr>
         <w:t xml:space="preserve">#&gt; </w:t>
       </w:r>
@@ -2391,7 +4854,7 @@
       </w:r>
       <w:r>
         <w:rPr>
-          <w:rStyle w:val="VerbatimChar"/>
+          <w:rStyle w:val="CommentTok"/>
         </w:rPr>
         <w:t xml:space="preserve">#&gt; data:  seroincidence estimates</w:t>
       </w:r>
@@ -2400,7 +4863,7 @@
       </w:r>
       <w:r>
         <w:rPr>
-          <w:rStyle w:val="VerbatimChar"/>
+          <w:rStyle w:val="CommentTok"/>
         </w:rPr>
         <w:t xml:space="preserve">#&gt; z = 9.311, p-value &lt; 2.2e-16</w:t>
       </w:r>
@@ -2409,7 +4872,7 @@
       </w:r>
       <w:r>
         <w:rPr>
-          <w:rStyle w:val="VerbatimChar"/>
+          <w:rStyle w:val="CommentTok"/>
         </w:rPr>
         <w:t xml:space="preserve">#&gt; alternative hypothesis: true difference in incidence rates is not equal to 0</w:t>
       </w:r>
@@ -2418,7 +4881,7 @@
       </w:r>
       <w:r>
         <w:rPr>
-          <w:rStyle w:val="VerbatimChar"/>
+          <w:rStyle w:val="CommentTok"/>
         </w:rPr>
         <w:t xml:space="preserve">#&gt; 95 percent confidence interval:</w:t>
       </w:r>
@@ -2427,7 +4890,7 @@
       </w:r>
       <w:r>
         <w:rPr>
-          <w:rStyle w:val="VerbatimChar"/>
+          <w:rStyle w:val="CommentTok"/>
         </w:rPr>
         <w:t xml:space="preserve">#&gt;  0.4224426 0.6477095</w:t>
       </w:r>
@@ -2436,7 +4899,7 @@
       </w:r>
       <w:r>
         <w:rPr>
-          <w:rStyle w:val="VerbatimChar"/>
+          <w:rStyle w:val="CommentTok"/>
         </w:rPr>
         <w:t xml:space="preserve">#&gt; sample estimates:</w:t>
       </w:r>
@@ -2445,7 +4908,7 @@
       </w:r>
       <w:r>
         <w:rPr>
-          <w:rStyle w:val="VerbatimChar"/>
+          <w:rStyle w:val="CommentTok"/>
         </w:rPr>
         <w:t xml:space="preserve">#&gt; incidence rate 1 incidence rate 2       difference </w:t>
       </w:r>
@@ -2454,7 +4917,7 @@
       </w:r>
       <w:r>
         <w:rPr>
-          <w:rStyle w:val="VerbatimChar"/>
+          <w:rStyle w:val="CommentTok"/>
         </w:rPr>
         <w:t xml:space="preserve">#&gt;       0.58838264       0.05330655       0.53507609</w:t>
       </w:r>
@@ -2506,7 +4969,76 @@
       </w:pPr>
       <w:r>
         <w:rPr>
-          <w:rStyle w:val="VerbatimChar"/>
+          <w:rStyle w:val="CommentTok"/>
+        </w:rPr>
+        <w:t xml:space="preserve"># Compare all pairs of country-age combinations</w:t>
+      </w:r>
+      <w:r>
+        <w:br/>
+      </w:r>
+      <w:r>
+        <w:rPr>
+          <w:rStyle w:val="NormalTok"/>
+        </w:rPr>
+        <w:t xml:space="preserve">comparisons_table </w:t>
+      </w:r>
+      <w:r>
+        <w:rPr>
+          <w:rStyle w:val="OtherTok"/>
+        </w:rPr>
+        <w:t xml:space="preserve">&lt;-</w:t>
+      </w:r>
+      <w:r>
+        <w:rPr>
+          <w:rStyle w:val="NormalTok"/>
+        </w:rPr>
+        <w:t xml:space="preserve"> </w:t>
+      </w:r>
+      <w:r>
+        <w:rPr>
+          <w:rStyle w:val="FunctionTok"/>
+        </w:rPr>
+        <w:t xml:space="preserve">compare_seroincidence</w:t>
+      </w:r>
+      <w:r>
+        <w:rPr>
+          <w:rStyle w:val="NormalTok"/>
+        </w:rPr>
+        <w:t xml:space="preserve">(est_country_age)</w:t>
+      </w:r>
+      <w:r>
+        <w:br/>
+      </w:r>
+      <w:r>
+        <w:br/>
+      </w:r>
+      <w:r>
+        <w:rPr>
+          <w:rStyle w:val="CommentTok"/>
+        </w:rPr>
+        <w:t xml:space="preserve"># Display the results</w:t>
+      </w:r>
+      <w:r>
+        <w:br/>
+      </w:r>
+      <w:r>
+        <w:rPr>
+          <w:rStyle w:val="FunctionTok"/>
+        </w:rPr>
+        <w:t xml:space="preserve">print</w:t>
+      </w:r>
+      <w:r>
+        <w:rPr>
+          <w:rStyle w:val="NormalTok"/>
+        </w:rPr>
+        <w:t xml:space="preserve">(comparisons_table)</w:t>
+      </w:r>
+      <w:r>
+        <w:br/>
+      </w:r>
+      <w:r>
+        <w:rPr>
+          <w:rStyle w:val="CommentTok"/>
         </w:rPr>
         <w:t xml:space="preserve">#&gt; # A tibble: 36 × 14</w:t>
       </w:r>
@@ -2515,7 +5047,7 @@
       </w:r>
       <w:r>
         <w:rPr>
-          <w:rStyle w:val="VerbatimChar"/>
+          <w:rStyle w:val="CommentTok"/>
         </w:rPr>
         <w:t xml:space="preserve">#&gt;    Stratum_1 Stratum_2 Country.1  ageCat.1 Country.2  ageCat.2 incidence.rate.1</w:t>
       </w:r>
@@ -2524,7 +5056,7 @@
       </w:r>
       <w:r>
         <w:rPr>
-          <w:rStyle w:val="VerbatimChar"/>
+          <w:rStyle w:val="CommentTok"/>
         </w:rPr>
         <w:t xml:space="preserve">#&gt;  * &lt;chr&gt;     &lt;chr&gt;     &lt;chr&gt;      &lt;fct&gt;    &lt;chr&gt;      &lt;fct&gt;               &lt;dbl&gt;</w:t>
       </w:r>
@@ -2533,7 +5065,7 @@
       </w:r>
       <w:r>
         <w:rPr>
-          <w:rStyle w:val="VerbatimChar"/>
+          <w:rStyle w:val="CommentTok"/>
         </w:rPr>
         <w:t xml:space="preserve">#&gt;  1 Stratum 1 Stratum 2 Bangladesh &lt;5       Bangladesh 5-15                0.567</w:t>
       </w:r>
@@ -2542,7 +5074,7 @@
       </w:r>
       <w:r>
         <w:rPr>
-          <w:rStyle w:val="VerbatimChar"/>
+          <w:rStyle w:val="CommentTok"/>
         </w:rPr>
         <w:t xml:space="preserve">#&gt;  2 Stratum 1 Stratum 3 Bangladesh &lt;5       Bangladesh 16+                 0.567</w:t>
       </w:r>
@@ -2551,7 +5083,7 @@
       </w:r>
       <w:r>
         <w:rPr>
-          <w:rStyle w:val="VerbatimChar"/>
+          <w:rStyle w:val="CommentTok"/>
         </w:rPr>
         <w:t xml:space="preserve">#&gt;  3 Stratum 1 Stratum 4 Bangladesh &lt;5       Nepal      &lt;5                  0.567</w:t>
       </w:r>
@@ -2560,7 +5092,7 @@
       </w:r>
       <w:r>
         <w:rPr>
-          <w:rStyle w:val="VerbatimChar"/>
+          <w:rStyle w:val="CommentTok"/>
         </w:rPr>
         <w:t xml:space="preserve">#&gt;  4 Stratum 1 Stratum 5 Bangladesh &lt;5       Nepal      5-15                0.567</w:t>
       </w:r>
@@ -2569,7 +5101,7 @@
       </w:r>
       <w:r>
         <w:rPr>
-          <w:rStyle w:val="VerbatimChar"/>
+          <w:rStyle w:val="CommentTok"/>
         </w:rPr>
         <w:t xml:space="preserve">#&gt;  5 Stratum 1 Stratum 6 Bangladesh &lt;5       Nepal      16+                 0.567</w:t>
       </w:r>
@@ -2578,7 +5110,7 @@
       </w:r>
       <w:r>
         <w:rPr>
-          <w:rStyle w:val="VerbatimChar"/>
+          <w:rStyle w:val="CommentTok"/>
         </w:rPr>
         <w:t xml:space="preserve">#&gt;  6 Stratum 1 Stratum 7 Bangladesh &lt;5       Pakistan   &lt;5                  0.567</w:t>
       </w:r>
@@ -2587,7 +5119,7 @@
       </w:r>
       <w:r>
         <w:rPr>
-          <w:rStyle w:val="VerbatimChar"/>
+          <w:rStyle w:val="CommentTok"/>
         </w:rPr>
         <w:t xml:space="preserve">#&gt;  7 Stratum 1 Stratum 8 Bangladesh &lt;5       Pakistan   5-15                0.567</w:t>
       </w:r>
@@ -2596,7 +5128,7 @@
       </w:r>
       <w:r>
         <w:rPr>
-          <w:rStyle w:val="VerbatimChar"/>
+          <w:rStyle w:val="CommentTok"/>
         </w:rPr>
         <w:t xml:space="preserve">#&gt;  8 Stratum 1 Stratum 9 Bangladesh &lt;5       Pakistan   16+                 0.567</w:t>
       </w:r>
@@ -2605,7 +5137,7 @@
       </w:r>
       <w:r>
         <w:rPr>
-          <w:rStyle w:val="VerbatimChar"/>
+          <w:rStyle w:val="CommentTok"/>
         </w:rPr>
         <w:t xml:space="preserve">#&gt;  9 Stratum 2 Stratum 3 Bangladesh 5-15     Bangladesh 16+                 0.606</w:t>
       </w:r>
@@ -2614,7 +5146,7 @@
       </w:r>
       <w:r>
         <w:rPr>
-          <w:rStyle w:val="VerbatimChar"/>
+          <w:rStyle w:val="CommentTok"/>
         </w:rPr>
         <w:t xml:space="preserve">#&gt; 10 Stratum 2 Stratum 4 Bangladesh 5-15     Nepal      &lt;5                  0.606</w:t>
       </w:r>
@@ -2623,7 +5155,7 @@
       </w:r>
       <w:r>
         <w:rPr>
-          <w:rStyle w:val="VerbatimChar"/>
+          <w:rStyle w:val="CommentTok"/>
         </w:rPr>
         <w:t xml:space="preserve">#&gt; # ℹ 26 more rows</w:t>
       </w:r>
@@ -2632,7 +5164,7 @@
       </w:r>
       <w:r>
         <w:rPr>
-          <w:rStyle w:val="VerbatimChar"/>
+          <w:rStyle w:val="CommentTok"/>
         </w:rPr>
         <w:t xml:space="preserve">#&gt; # ℹ 7 more variables: incidence.rate.2 &lt;dbl&gt;, difference &lt;dbl&gt;, SE &lt;dbl&gt;,</w:t>
       </w:r>
@@ -2641,7 +5173,7 @@
       </w:r>
       <w:r>
         <w:rPr>
-          <w:rStyle w:val="VerbatimChar"/>
+          <w:rStyle w:val="CommentTok"/>
         </w:rPr>
         <w:t xml:space="preserve">#&gt; #   z.statistic &lt;dbl&gt;, p.value &lt;dbl&gt;, CI.lwr &lt;dbl&gt;, CI.upr &lt;dbl&gt;</w:t>
       </w:r>
@@ -2823,7 +5355,358 @@
       </w:pPr>
       <w:r>
         <w:rPr>
-          <w:rStyle w:val="VerbatimChar"/>
+          <w:rStyle w:val="CommentTok"/>
+        </w:rPr>
+        <w:t xml:space="preserve"># Account for geographic clustering</w:t>
+      </w:r>
+      <w:r>
+        <w:br/>
+      </w:r>
+      <w:r>
+        <w:rPr>
+          <w:rStyle w:val="CommentTok"/>
+        </w:rPr>
+        <w:t xml:space="preserve"># Clusters in the SEES data represent geographic areas</w:t>
+      </w:r>
+      <w:r>
+        <w:br/>
+      </w:r>
+      <w:r>
+        <w:rPr>
+          <w:rStyle w:val="CommentTok"/>
+        </w:rPr>
+        <w:t xml:space="preserve"># Use Pakistan data for this example</w:t>
+      </w:r>
+      <w:r>
+        <w:br/>
+      </w:r>
+      <w:r>
+        <w:rPr>
+          <w:rStyle w:val="NormalTok"/>
+        </w:rPr>
+        <w:t xml:space="preserve">est_with_clustering </w:t>
+      </w:r>
+      <w:r>
+        <w:rPr>
+          <w:rStyle w:val="OtherTok"/>
+        </w:rPr>
+        <w:t xml:space="preserve">&lt;-</w:t>
+      </w:r>
+      <w:r>
+        <w:rPr>
+          <w:rStyle w:val="NormalTok"/>
+        </w:rPr>
+        <w:t xml:space="preserve"> </w:t>
+      </w:r>
+      <w:r>
+        <w:rPr>
+          <w:rStyle w:val="FunctionTok"/>
+        </w:rPr>
+        <w:t xml:space="preserve">est_seroincidence</w:t>
+      </w:r>
+      <w:r>
+        <w:rPr>
+          <w:rStyle w:val="NormalTok"/>
+        </w:rPr>
+        <w:t xml:space="preserve">(</w:t>
+      </w:r>
+      <w:r>
+        <w:br/>
+      </w:r>
+      <w:r>
+        <w:rPr>
+          <w:rStyle w:val="NormalTok"/>
+        </w:rPr>
+        <w:t xml:space="preserve">  </w:t>
+      </w:r>
+      <w:r>
+        <w:rPr>
+          <w:rStyle w:val="AttributeTok"/>
+        </w:rPr>
+        <w:t xml:space="preserve">pop_data =</w:t>
+      </w:r>
+      <w:r>
+        <w:rPr>
+          <w:rStyle w:val="NormalTok"/>
+        </w:rPr>
+        <w:t xml:space="preserve"> xs_data </w:t>
+      </w:r>
+      <w:r>
+        <w:rPr>
+          <w:rStyle w:val="SpecialCharTok"/>
+        </w:rPr>
+        <w:t xml:space="preserve">|&gt;</w:t>
+      </w:r>
+      <w:r>
+        <w:rPr>
+          <w:rStyle w:val="NormalTok"/>
+        </w:rPr>
+        <w:t xml:space="preserve"> </w:t>
+      </w:r>
+      <w:r>
+        <w:rPr>
+          <w:rStyle w:val="FunctionTok"/>
+        </w:rPr>
+        <w:t xml:space="preserve">filter</w:t>
+      </w:r>
+      <w:r>
+        <w:rPr>
+          <w:rStyle w:val="NormalTok"/>
+        </w:rPr>
+        <w:t xml:space="preserve">(Country </w:t>
+      </w:r>
+      <w:r>
+        <w:rPr>
+          <w:rStyle w:val="SpecialCharTok"/>
+        </w:rPr>
+        <w:t xml:space="preserve">==</w:t>
+      </w:r>
+      <w:r>
+        <w:rPr>
+          <w:rStyle w:val="NormalTok"/>
+        </w:rPr>
+        <w:t xml:space="preserve"> </w:t>
+      </w:r>
+      <w:r>
+        <w:rPr>
+          <w:rStyle w:val="StringTok"/>
+        </w:rPr>
+        <w:t xml:space="preserve">"Pakistan"</w:t>
+      </w:r>
+      <w:r>
+        <w:rPr>
+          <w:rStyle w:val="NormalTok"/>
+        </w:rPr>
+        <w:t xml:space="preserve">),</w:t>
+      </w:r>
+      <w:r>
+        <w:br/>
+      </w:r>
+      <w:r>
+        <w:rPr>
+          <w:rStyle w:val="NormalTok"/>
+        </w:rPr>
+        <w:t xml:space="preserve">  </w:t>
+      </w:r>
+      <w:r>
+        <w:rPr>
+          <w:rStyle w:val="AttributeTok"/>
+        </w:rPr>
+        <w:t xml:space="preserve">sr_params =</w:t>
+      </w:r>
+      <w:r>
+        <w:rPr>
+          <w:rStyle w:val="NormalTok"/>
+        </w:rPr>
+        <w:t xml:space="preserve"> curves,</w:t>
+      </w:r>
+      <w:r>
+        <w:br/>
+      </w:r>
+      <w:r>
+        <w:rPr>
+          <w:rStyle w:val="NormalTok"/>
+        </w:rPr>
+        <w:t xml:space="preserve">  </w:t>
+      </w:r>
+      <w:r>
+        <w:rPr>
+          <w:rStyle w:val="AttributeTok"/>
+        </w:rPr>
+        <w:t xml:space="preserve">noise_params =</w:t>
+      </w:r>
+      <w:r>
+        <w:rPr>
+          <w:rStyle w:val="NormalTok"/>
+        </w:rPr>
+        <w:t xml:space="preserve"> noise </w:t>
+      </w:r>
+      <w:r>
+        <w:rPr>
+          <w:rStyle w:val="SpecialCharTok"/>
+        </w:rPr>
+        <w:t xml:space="preserve">|&gt;</w:t>
+      </w:r>
+      <w:r>
+        <w:rPr>
+          <w:rStyle w:val="NormalTok"/>
+        </w:rPr>
+        <w:t xml:space="preserve"> </w:t>
+      </w:r>
+      <w:r>
+        <w:rPr>
+          <w:rStyle w:val="FunctionTok"/>
+        </w:rPr>
+        <w:t xml:space="preserve">filter</w:t>
+      </w:r>
+      <w:r>
+        <w:rPr>
+          <w:rStyle w:val="NormalTok"/>
+        </w:rPr>
+        <w:t xml:space="preserve">(Country </w:t>
+      </w:r>
+      <w:r>
+        <w:rPr>
+          <w:rStyle w:val="SpecialCharTok"/>
+        </w:rPr>
+        <w:t xml:space="preserve">==</w:t>
+      </w:r>
+      <w:r>
+        <w:rPr>
+          <w:rStyle w:val="NormalTok"/>
+        </w:rPr>
+        <w:t xml:space="preserve"> </w:t>
+      </w:r>
+      <w:r>
+        <w:rPr>
+          <w:rStyle w:val="StringTok"/>
+        </w:rPr>
+        <w:t xml:space="preserve">"Pakistan"</w:t>
+      </w:r>
+      <w:r>
+        <w:rPr>
+          <w:rStyle w:val="NormalTok"/>
+        </w:rPr>
+        <w:t xml:space="preserve">),</w:t>
+      </w:r>
+      <w:r>
+        <w:br/>
+      </w:r>
+      <w:r>
+        <w:rPr>
+          <w:rStyle w:val="NormalTok"/>
+        </w:rPr>
+        <w:t xml:space="preserve">  </w:t>
+      </w:r>
+      <w:r>
+        <w:rPr>
+          <w:rStyle w:val="AttributeTok"/>
+        </w:rPr>
+        <w:t xml:space="preserve">antigen_isos =</w:t>
+      </w:r>
+      <w:r>
+        <w:rPr>
+          <w:rStyle w:val="NormalTok"/>
+        </w:rPr>
+        <w:t xml:space="preserve"> </w:t>
+      </w:r>
+      <w:r>
+        <w:rPr>
+          <w:rStyle w:val="FunctionTok"/>
+        </w:rPr>
+        <w:t xml:space="preserve">c</w:t>
+      </w:r>
+      <w:r>
+        <w:rPr>
+          <w:rStyle w:val="NormalTok"/>
+        </w:rPr>
+        <w:t xml:space="preserve">(</w:t>
+      </w:r>
+      <w:r>
+        <w:rPr>
+          <w:rStyle w:val="StringTok"/>
+        </w:rPr>
+        <w:t xml:space="preserve">"HlyE_IgG"</w:t>
+      </w:r>
+      <w:r>
+        <w:rPr>
+          <w:rStyle w:val="NormalTok"/>
+        </w:rPr>
+        <w:t xml:space="preserve">, </w:t>
+      </w:r>
+      <w:r>
+        <w:rPr>
+          <w:rStyle w:val="StringTok"/>
+        </w:rPr>
+        <w:t xml:space="preserve">"HlyE_IgA"</w:t>
+      </w:r>
+      <w:r>
+        <w:rPr>
+          <w:rStyle w:val="NormalTok"/>
+        </w:rPr>
+        <w:t xml:space="preserve">),</w:t>
+      </w:r>
+      <w:r>
+        <w:br/>
+      </w:r>
+      <w:r>
+        <w:rPr>
+          <w:rStyle w:val="NormalTok"/>
+        </w:rPr>
+        <w:t xml:space="preserve">  </w:t>
+      </w:r>
+      <w:r>
+        <w:rPr>
+          <w:rStyle w:val="AttributeTok"/>
+        </w:rPr>
+        <w:t xml:space="preserve">cluster_var =</w:t>
+      </w:r>
+      <w:r>
+        <w:rPr>
+          <w:rStyle w:val="NormalTok"/>
+        </w:rPr>
+        <w:t xml:space="preserve"> </w:t>
+      </w:r>
+      <w:r>
+        <w:rPr>
+          <w:rStyle w:val="StringTok"/>
+        </w:rPr>
+        <w:t xml:space="preserve">"cluster"</w:t>
+      </w:r>
+      <w:r>
+        <w:rPr>
+          <w:rStyle w:val="NormalTok"/>
+        </w:rPr>
+        <w:t xml:space="preserve">  </w:t>
+      </w:r>
+      <w:r>
+        <w:rPr>
+          <w:rStyle w:val="CommentTok"/>
+        </w:rPr>
+        <w:t xml:space="preserve"># Geographic cluster identifier</w:t>
+      </w:r>
+      <w:r>
+        <w:br/>
+      </w:r>
+      <w:r>
+        <w:rPr>
+          <w:rStyle w:val="NormalTok"/>
+        </w:rPr>
+        <w:t xml:space="preserve">)</w:t>
+      </w:r>
+      <w:r>
+        <w:br/>
+      </w:r>
+      <w:r>
+        <w:br/>
+      </w:r>
+      <w:r>
+        <w:rPr>
+          <w:rStyle w:val="CommentTok"/>
+        </w:rPr>
+        <w:t xml:space="preserve"># The summary will show cluster-robust standard errors</w:t>
+      </w:r>
+      <w:r>
+        <w:br/>
+      </w:r>
+      <w:r>
+        <w:rPr>
+          <w:rStyle w:val="FunctionTok"/>
+        </w:rPr>
+        <w:t xml:space="preserve">summary</w:t>
+      </w:r>
+      <w:r>
+        <w:rPr>
+          <w:rStyle w:val="NormalTok"/>
+        </w:rPr>
+        <w:t xml:space="preserve">(est_with_clustering)</w:t>
+      </w:r>
+      <w:r>
+        <w:br/>
+      </w:r>
+      <w:r>
+        <w:rPr>
+          <w:rStyle w:val="CommentTok"/>
         </w:rPr>
         <w:t xml:space="preserve">#&gt; # A tibble: 1 × 11</w:t>
       </w:r>
@@ -2832,7 +5715,7 @@
       </w:r>
       <w:r>
         <w:rPr>
-          <w:rStyle w:val="VerbatimChar"/>
+          <w:rStyle w:val="CommentTok"/>
         </w:rPr>
         <w:t xml:space="preserve">#&gt;   est.start incidence.rate     SE CI.lwr CI.upr se_type        coverage log.lik</w:t>
       </w:r>
@@ -2841,7 +5724,7 @@
       </w:r>
       <w:r>
         <w:rPr>
-          <w:rStyle w:val="VerbatimChar"/>
+          <w:rStyle w:val="CommentTok"/>
         </w:rPr>
         <w:t xml:space="preserve">#&gt;       &lt;dbl&gt;          &lt;dbl&gt;  &lt;dbl&gt;  &lt;dbl&gt;  &lt;dbl&gt; &lt;chr&gt;             &lt;dbl&gt;   &lt;dbl&gt;</w:t>
       </w:r>
@@ -2850,7 +5733,7 @@
       </w:r>
       <w:r>
         <w:rPr>
-          <w:rStyle w:val="VerbatimChar"/>
+          <w:rStyle w:val="CommentTok"/>
         </w:rPr>
         <w:t xml:space="preserve">#&gt; 1       0.1          0.158 0.0214  0.122  0.206 cluster-robust     0.95  -1016.</w:t>
       </w:r>
@@ -2859,7 +5742,7 @@
       </w:r>
       <w:r>
         <w:rPr>
-          <w:rStyle w:val="VerbatimChar"/>
+          <w:rStyle w:val="CommentTok"/>
         </w:rPr>
         <w:t xml:space="preserve">#&gt; # ℹ 3 more variables: iterations &lt;int&gt;, antigen.isos &lt;chr&gt;,</w:t>
       </w:r>
@@ -2868,7 +5751,7 @@
       </w:r>
       <w:r>
         <w:rPr>
-          <w:rStyle w:val="VerbatimChar"/>
+          <w:rStyle w:val="CommentTok"/>
         </w:rPr>
         <w:t xml:space="preserve">#&gt; #   nlm.convergence.code &lt;ord&gt;</w:t>
       </w:r>
@@ -2876,8 +5759,311 @@
         <w:br/>
       </w:r>
       <w:r>
-        <w:rPr>
-          <w:rStyle w:val="VerbatimChar"/>
+        <w:br/>
+      </w:r>
+      <w:r>
+        <w:rPr>
+          <w:rStyle w:val="CommentTok"/>
+        </w:rPr>
+        <w:t xml:space="preserve"># Compare with non-robust (standard) analysis</w:t>
+      </w:r>
+      <w:r>
+        <w:br/>
+      </w:r>
+      <w:r>
+        <w:rPr>
+          <w:rStyle w:val="NormalTok"/>
+        </w:rPr>
+        <w:t xml:space="preserve">est_no_clustering </w:t>
+      </w:r>
+      <w:r>
+        <w:rPr>
+          <w:rStyle w:val="OtherTok"/>
+        </w:rPr>
+        <w:t xml:space="preserve">&lt;-</w:t>
+      </w:r>
+      <w:r>
+        <w:rPr>
+          <w:rStyle w:val="NormalTok"/>
+        </w:rPr>
+        <w:t xml:space="preserve"> </w:t>
+      </w:r>
+      <w:r>
+        <w:rPr>
+          <w:rStyle w:val="FunctionTok"/>
+        </w:rPr>
+        <w:t xml:space="preserve">est_seroincidence</w:t>
+      </w:r>
+      <w:r>
+        <w:rPr>
+          <w:rStyle w:val="NormalTok"/>
+        </w:rPr>
+        <w:t xml:space="preserve">(</w:t>
+      </w:r>
+      <w:r>
+        <w:br/>
+      </w:r>
+      <w:r>
+        <w:rPr>
+          <w:rStyle w:val="NormalTok"/>
+        </w:rPr>
+        <w:t xml:space="preserve">  </w:t>
+      </w:r>
+      <w:r>
+        <w:rPr>
+          <w:rStyle w:val="AttributeTok"/>
+        </w:rPr>
+        <w:t xml:space="preserve">pop_data =</w:t>
+      </w:r>
+      <w:r>
+        <w:rPr>
+          <w:rStyle w:val="NormalTok"/>
+        </w:rPr>
+        <w:t xml:space="preserve"> xs_data </w:t>
+      </w:r>
+      <w:r>
+        <w:rPr>
+          <w:rStyle w:val="SpecialCharTok"/>
+        </w:rPr>
+        <w:t xml:space="preserve">|&gt;</w:t>
+      </w:r>
+      <w:r>
+        <w:rPr>
+          <w:rStyle w:val="NormalTok"/>
+        </w:rPr>
+        <w:t xml:space="preserve"> </w:t>
+      </w:r>
+      <w:r>
+        <w:rPr>
+          <w:rStyle w:val="FunctionTok"/>
+        </w:rPr>
+        <w:t xml:space="preserve">filter</w:t>
+      </w:r>
+      <w:r>
+        <w:rPr>
+          <w:rStyle w:val="NormalTok"/>
+        </w:rPr>
+        <w:t xml:space="preserve">(Country </w:t>
+      </w:r>
+      <w:r>
+        <w:rPr>
+          <w:rStyle w:val="SpecialCharTok"/>
+        </w:rPr>
+        <w:t xml:space="preserve">==</w:t>
+      </w:r>
+      <w:r>
+        <w:rPr>
+          <w:rStyle w:val="NormalTok"/>
+        </w:rPr>
+        <w:t xml:space="preserve"> </w:t>
+      </w:r>
+      <w:r>
+        <w:rPr>
+          <w:rStyle w:val="StringTok"/>
+        </w:rPr>
+        <w:t xml:space="preserve">"Pakistan"</w:t>
+      </w:r>
+      <w:r>
+        <w:rPr>
+          <w:rStyle w:val="NormalTok"/>
+        </w:rPr>
+        <w:t xml:space="preserve">),</w:t>
+      </w:r>
+      <w:r>
+        <w:br/>
+      </w:r>
+      <w:r>
+        <w:rPr>
+          <w:rStyle w:val="NormalTok"/>
+        </w:rPr>
+        <w:t xml:space="preserve">  </w:t>
+      </w:r>
+      <w:r>
+        <w:rPr>
+          <w:rStyle w:val="AttributeTok"/>
+        </w:rPr>
+        <w:t xml:space="preserve">sr_params =</w:t>
+      </w:r>
+      <w:r>
+        <w:rPr>
+          <w:rStyle w:val="NormalTok"/>
+        </w:rPr>
+        <w:t xml:space="preserve"> curves,</w:t>
+      </w:r>
+      <w:r>
+        <w:br/>
+      </w:r>
+      <w:r>
+        <w:rPr>
+          <w:rStyle w:val="NormalTok"/>
+        </w:rPr>
+        <w:t xml:space="preserve">  </w:t>
+      </w:r>
+      <w:r>
+        <w:rPr>
+          <w:rStyle w:val="AttributeTok"/>
+        </w:rPr>
+        <w:t xml:space="preserve">noise_params =</w:t>
+      </w:r>
+      <w:r>
+        <w:rPr>
+          <w:rStyle w:val="NormalTok"/>
+        </w:rPr>
+        <w:t xml:space="preserve"> noise </w:t>
+      </w:r>
+      <w:r>
+        <w:rPr>
+          <w:rStyle w:val="SpecialCharTok"/>
+        </w:rPr>
+        <w:t xml:space="preserve">|&gt;</w:t>
+      </w:r>
+      <w:r>
+        <w:rPr>
+          <w:rStyle w:val="NormalTok"/>
+        </w:rPr>
+        <w:t xml:space="preserve"> </w:t>
+      </w:r>
+      <w:r>
+        <w:rPr>
+          <w:rStyle w:val="FunctionTok"/>
+        </w:rPr>
+        <w:t xml:space="preserve">filter</w:t>
+      </w:r>
+      <w:r>
+        <w:rPr>
+          <w:rStyle w:val="NormalTok"/>
+        </w:rPr>
+        <w:t xml:space="preserve">(Country </w:t>
+      </w:r>
+      <w:r>
+        <w:rPr>
+          <w:rStyle w:val="SpecialCharTok"/>
+        </w:rPr>
+        <w:t xml:space="preserve">==</w:t>
+      </w:r>
+      <w:r>
+        <w:rPr>
+          <w:rStyle w:val="NormalTok"/>
+        </w:rPr>
+        <w:t xml:space="preserve"> </w:t>
+      </w:r>
+      <w:r>
+        <w:rPr>
+          <w:rStyle w:val="StringTok"/>
+        </w:rPr>
+        <w:t xml:space="preserve">"Pakistan"</w:t>
+      </w:r>
+      <w:r>
+        <w:rPr>
+          <w:rStyle w:val="NormalTok"/>
+        </w:rPr>
+        <w:t xml:space="preserve">),</w:t>
+      </w:r>
+      <w:r>
+        <w:br/>
+      </w:r>
+      <w:r>
+        <w:rPr>
+          <w:rStyle w:val="NormalTok"/>
+        </w:rPr>
+        <w:t xml:space="preserve">  </w:t>
+      </w:r>
+      <w:r>
+        <w:rPr>
+          <w:rStyle w:val="AttributeTok"/>
+        </w:rPr>
+        <w:t xml:space="preserve">antigen_isos =</w:t>
+      </w:r>
+      <w:r>
+        <w:rPr>
+          <w:rStyle w:val="NormalTok"/>
+        </w:rPr>
+        <w:t xml:space="preserve"> </w:t>
+      </w:r>
+      <w:r>
+        <w:rPr>
+          <w:rStyle w:val="FunctionTok"/>
+        </w:rPr>
+        <w:t xml:space="preserve">c</w:t>
+      </w:r>
+      <w:r>
+        <w:rPr>
+          <w:rStyle w:val="NormalTok"/>
+        </w:rPr>
+        <w:t xml:space="preserve">(</w:t>
+      </w:r>
+      <w:r>
+        <w:rPr>
+          <w:rStyle w:val="StringTok"/>
+        </w:rPr>
+        <w:t xml:space="preserve">"HlyE_IgG"</w:t>
+      </w:r>
+      <w:r>
+        <w:rPr>
+          <w:rStyle w:val="NormalTok"/>
+        </w:rPr>
+        <w:t xml:space="preserve">, </w:t>
+      </w:r>
+      <w:r>
+        <w:rPr>
+          <w:rStyle w:val="StringTok"/>
+        </w:rPr>
+        <w:t xml:space="preserve">"HlyE_IgA"</w:t>
+      </w:r>
+      <w:r>
+        <w:rPr>
+          <w:rStyle w:val="NormalTok"/>
+        </w:rPr>
+        <w:t xml:space="preserve">)</w:t>
+      </w:r>
+      <w:r>
+        <w:br/>
+      </w:r>
+      <w:r>
+        <w:rPr>
+          <w:rStyle w:val="NormalTok"/>
+        </w:rPr>
+        <w:t xml:space="preserve">  </w:t>
+      </w:r>
+      <w:r>
+        <w:rPr>
+          <w:rStyle w:val="CommentTok"/>
+        </w:rPr>
+        <w:t xml:space="preserve"># No cluster_var specified - uses standard errors</w:t>
+      </w:r>
+      <w:r>
+        <w:br/>
+      </w:r>
+      <w:r>
+        <w:rPr>
+          <w:rStyle w:val="NormalTok"/>
+        </w:rPr>
+        <w:t xml:space="preserve">)</w:t>
+      </w:r>
+      <w:r>
+        <w:br/>
+      </w:r>
+      <w:r>
+        <w:br/>
+      </w:r>
+      <w:r>
+        <w:rPr>
+          <w:rStyle w:val="FunctionTok"/>
+        </w:rPr>
+        <w:t xml:space="preserve">summary</w:t>
+      </w:r>
+      <w:r>
+        <w:rPr>
+          <w:rStyle w:val="NormalTok"/>
+        </w:rPr>
+        <w:t xml:space="preserve">(est_no_clustering)</w:t>
+      </w:r>
+      <w:r>
+        <w:br/>
+      </w:r>
+      <w:r>
+        <w:rPr>
+          <w:rStyle w:val="CommentTok"/>
         </w:rPr>
         <w:t xml:space="preserve">#&gt; # A tibble: 1 × 11</w:t>
       </w:r>
@@ -2886,7 +6072,7 @@
       </w:r>
       <w:r>
         <w:rPr>
-          <w:rStyle w:val="VerbatimChar"/>
+          <w:rStyle w:val="CommentTok"/>
         </w:rPr>
         <w:t xml:space="preserve">#&gt;   est.start incidence.rate     SE CI.lwr CI.upr se_type  coverage log.lik</w:t>
       </w:r>
@@ -2895,7 +6081,7 @@
       </w:r>
       <w:r>
         <w:rPr>
-          <w:rStyle w:val="VerbatimChar"/>
+          <w:rStyle w:val="CommentTok"/>
         </w:rPr>
         <w:t xml:space="preserve">#&gt;       &lt;dbl&gt;          &lt;dbl&gt;  &lt;dbl&gt;  &lt;dbl&gt;  &lt;dbl&gt; &lt;chr&gt;       &lt;dbl&gt;   &lt;dbl&gt;</w:t>
       </w:r>
@@ -2904,7 +6090,7 @@
       </w:r>
       <w:r>
         <w:rPr>
-          <w:rStyle w:val="VerbatimChar"/>
+          <w:rStyle w:val="CommentTok"/>
         </w:rPr>
         <w:t xml:space="preserve">#&gt; 1       0.1          0.158 0.0122  0.136  0.184 standard     0.95  -1016.</w:t>
       </w:r>
@@ -2913,7 +6099,7 @@
       </w:r>
       <w:r>
         <w:rPr>
-          <w:rStyle w:val="VerbatimChar"/>
+          <w:rStyle w:val="CommentTok"/>
         </w:rPr>
         <w:t xml:space="preserve">#&gt; # ℹ 3 more variables: iterations &lt;int&gt;, antigen.isos &lt;chr&gt;,</w:t>
       </w:r>
@@ -2922,7 +6108,7 @@
       </w:r>
       <w:r>
         <w:rPr>
-          <w:rStyle w:val="VerbatimChar"/>
+          <w:rStyle w:val="CommentTok"/>
         </w:rPr>
         <w:t xml:space="preserve">#&gt; #   nlm.convergence.code &lt;ord&gt;</w:t>
       </w:r>
@@ -2996,7 +6182,355 @@
       </w:pPr>
       <w:r>
         <w:rPr>
-          <w:rStyle w:val="VerbatimChar"/>
+          <w:rStyle w:val="CommentTok"/>
+        </w:rPr>
+        <w:t xml:space="preserve"># Stratified analysis by catchment with cluster adjustment</w:t>
+      </w:r>
+      <w:r>
+        <w:br/>
+      </w:r>
+      <w:r>
+        <w:rPr>
+          <w:rStyle w:val="CommentTok"/>
+        </w:rPr>
+        <w:t xml:space="preserve"># Use Pakistan data for this example</w:t>
+      </w:r>
+      <w:r>
+        <w:br/>
+      </w:r>
+      <w:r>
+        <w:rPr>
+          <w:rStyle w:val="NormalTok"/>
+        </w:rPr>
+        <w:t xml:space="preserve">est_catchment_clustered </w:t>
+      </w:r>
+      <w:r>
+        <w:rPr>
+          <w:rStyle w:val="OtherTok"/>
+        </w:rPr>
+        <w:t xml:space="preserve">&lt;-</w:t>
+      </w:r>
+      <w:r>
+        <w:rPr>
+          <w:rStyle w:val="NormalTok"/>
+        </w:rPr>
+        <w:t xml:space="preserve"> </w:t>
+      </w:r>
+      <w:r>
+        <w:rPr>
+          <w:rStyle w:val="FunctionTok"/>
+        </w:rPr>
+        <w:t xml:space="preserve">est_seroincidence_by</w:t>
+      </w:r>
+      <w:r>
+        <w:rPr>
+          <w:rStyle w:val="NormalTok"/>
+        </w:rPr>
+        <w:t xml:space="preserve">(</w:t>
+      </w:r>
+      <w:r>
+        <w:br/>
+      </w:r>
+      <w:r>
+        <w:rPr>
+          <w:rStyle w:val="NormalTok"/>
+        </w:rPr>
+        <w:t xml:space="preserve">  </w:t>
+      </w:r>
+      <w:r>
+        <w:rPr>
+          <w:rStyle w:val="AttributeTok"/>
+        </w:rPr>
+        <w:t xml:space="preserve">pop_data =</w:t>
+      </w:r>
+      <w:r>
+        <w:rPr>
+          <w:rStyle w:val="NormalTok"/>
+        </w:rPr>
+        <w:t xml:space="preserve"> xs_data </w:t>
+      </w:r>
+      <w:r>
+        <w:rPr>
+          <w:rStyle w:val="SpecialCharTok"/>
+        </w:rPr>
+        <w:t xml:space="preserve">|&gt;</w:t>
+      </w:r>
+      <w:r>
+        <w:rPr>
+          <w:rStyle w:val="NormalTok"/>
+        </w:rPr>
+        <w:t xml:space="preserve"> </w:t>
+      </w:r>
+      <w:r>
+        <w:rPr>
+          <w:rStyle w:val="FunctionTok"/>
+        </w:rPr>
+        <w:t xml:space="preserve">filter</w:t>
+      </w:r>
+      <w:r>
+        <w:rPr>
+          <w:rStyle w:val="NormalTok"/>
+        </w:rPr>
+        <w:t xml:space="preserve">(Country </w:t>
+      </w:r>
+      <w:r>
+        <w:rPr>
+          <w:rStyle w:val="SpecialCharTok"/>
+        </w:rPr>
+        <w:t xml:space="preserve">==</w:t>
+      </w:r>
+      <w:r>
+        <w:rPr>
+          <w:rStyle w:val="NormalTok"/>
+        </w:rPr>
+        <w:t xml:space="preserve"> </w:t>
+      </w:r>
+      <w:r>
+        <w:rPr>
+          <w:rStyle w:val="StringTok"/>
+        </w:rPr>
+        <w:t xml:space="preserve">"Pakistan"</w:t>
+      </w:r>
+      <w:r>
+        <w:rPr>
+          <w:rStyle w:val="NormalTok"/>
+        </w:rPr>
+        <w:t xml:space="preserve">),</w:t>
+      </w:r>
+      <w:r>
+        <w:br/>
+      </w:r>
+      <w:r>
+        <w:rPr>
+          <w:rStyle w:val="NormalTok"/>
+        </w:rPr>
+        <w:t xml:space="preserve">  </w:t>
+      </w:r>
+      <w:r>
+        <w:rPr>
+          <w:rStyle w:val="AttributeTok"/>
+        </w:rPr>
+        <w:t xml:space="preserve">strata =</w:t>
+      </w:r>
+      <w:r>
+        <w:rPr>
+          <w:rStyle w:val="NormalTok"/>
+        </w:rPr>
+        <w:t xml:space="preserve"> </w:t>
+      </w:r>
+      <w:r>
+        <w:rPr>
+          <w:rStyle w:val="StringTok"/>
+        </w:rPr>
+        <w:t xml:space="preserve">"catchment"</w:t>
+      </w:r>
+      <w:r>
+        <w:rPr>
+          <w:rStyle w:val="NormalTok"/>
+        </w:rPr>
+        <w:t xml:space="preserve">,</w:t>
+      </w:r>
+      <w:r>
+        <w:br/>
+      </w:r>
+      <w:r>
+        <w:rPr>
+          <w:rStyle w:val="NormalTok"/>
+        </w:rPr>
+        <w:t xml:space="preserve">  </w:t>
+      </w:r>
+      <w:r>
+        <w:rPr>
+          <w:rStyle w:val="AttributeTok"/>
+        </w:rPr>
+        <w:t xml:space="preserve">sr_params =</w:t>
+      </w:r>
+      <w:r>
+        <w:rPr>
+          <w:rStyle w:val="NormalTok"/>
+        </w:rPr>
+        <w:t xml:space="preserve"> curves,</w:t>
+      </w:r>
+      <w:r>
+        <w:br/>
+      </w:r>
+      <w:r>
+        <w:rPr>
+          <w:rStyle w:val="NormalTok"/>
+        </w:rPr>
+        <w:t xml:space="preserve">  </w:t>
+      </w:r>
+      <w:r>
+        <w:rPr>
+          <w:rStyle w:val="AttributeTok"/>
+        </w:rPr>
+        <w:t xml:space="preserve">noise_params =</w:t>
+      </w:r>
+      <w:r>
+        <w:rPr>
+          <w:rStyle w:val="NormalTok"/>
+        </w:rPr>
+        <w:t xml:space="preserve"> noise </w:t>
+      </w:r>
+      <w:r>
+        <w:rPr>
+          <w:rStyle w:val="SpecialCharTok"/>
+        </w:rPr>
+        <w:t xml:space="preserve">|&gt;</w:t>
+      </w:r>
+      <w:r>
+        <w:rPr>
+          <w:rStyle w:val="NormalTok"/>
+        </w:rPr>
+        <w:t xml:space="preserve"> </w:t>
+      </w:r>
+      <w:r>
+        <w:rPr>
+          <w:rStyle w:val="FunctionTok"/>
+        </w:rPr>
+        <w:t xml:space="preserve">filter</w:t>
+      </w:r>
+      <w:r>
+        <w:rPr>
+          <w:rStyle w:val="NormalTok"/>
+        </w:rPr>
+        <w:t xml:space="preserve">(Country </w:t>
+      </w:r>
+      <w:r>
+        <w:rPr>
+          <w:rStyle w:val="SpecialCharTok"/>
+        </w:rPr>
+        <w:t xml:space="preserve">==</w:t>
+      </w:r>
+      <w:r>
+        <w:rPr>
+          <w:rStyle w:val="NormalTok"/>
+        </w:rPr>
+        <w:t xml:space="preserve"> </w:t>
+      </w:r>
+      <w:r>
+        <w:rPr>
+          <w:rStyle w:val="StringTok"/>
+        </w:rPr>
+        <w:t xml:space="preserve">"Pakistan"</w:t>
+      </w:r>
+      <w:r>
+        <w:rPr>
+          <w:rStyle w:val="NormalTok"/>
+        </w:rPr>
+        <w:t xml:space="preserve">),</w:t>
+      </w:r>
+      <w:r>
+        <w:br/>
+      </w:r>
+      <w:r>
+        <w:rPr>
+          <w:rStyle w:val="NormalTok"/>
+        </w:rPr>
+        <w:t xml:space="preserve">  </w:t>
+      </w:r>
+      <w:r>
+        <w:rPr>
+          <w:rStyle w:val="AttributeTok"/>
+        </w:rPr>
+        <w:t xml:space="preserve">antigen_isos =</w:t>
+      </w:r>
+      <w:r>
+        <w:rPr>
+          <w:rStyle w:val="NormalTok"/>
+        </w:rPr>
+        <w:t xml:space="preserve"> </w:t>
+      </w:r>
+      <w:r>
+        <w:rPr>
+          <w:rStyle w:val="FunctionTok"/>
+        </w:rPr>
+        <w:t xml:space="preserve">c</w:t>
+      </w:r>
+      <w:r>
+        <w:rPr>
+          <w:rStyle w:val="NormalTok"/>
+        </w:rPr>
+        <w:t xml:space="preserve">(</w:t>
+      </w:r>
+      <w:r>
+        <w:rPr>
+          <w:rStyle w:val="StringTok"/>
+        </w:rPr>
+        <w:t xml:space="preserve">"HlyE_IgG"</w:t>
+      </w:r>
+      <w:r>
+        <w:rPr>
+          <w:rStyle w:val="NormalTok"/>
+        </w:rPr>
+        <w:t xml:space="preserve">, </w:t>
+      </w:r>
+      <w:r>
+        <w:rPr>
+          <w:rStyle w:val="StringTok"/>
+        </w:rPr>
+        <w:t xml:space="preserve">"HlyE_IgA"</w:t>
+      </w:r>
+      <w:r>
+        <w:rPr>
+          <w:rStyle w:val="NormalTok"/>
+        </w:rPr>
+        <w:t xml:space="preserve">),</w:t>
+      </w:r>
+      <w:r>
+        <w:br/>
+      </w:r>
+      <w:r>
+        <w:rPr>
+          <w:rStyle w:val="NormalTok"/>
+        </w:rPr>
+        <w:t xml:space="preserve">  </w:t>
+      </w:r>
+      <w:r>
+        <w:rPr>
+          <w:rStyle w:val="AttributeTok"/>
+        </w:rPr>
+        <w:t xml:space="preserve">cluster_var =</w:t>
+      </w:r>
+      <w:r>
+        <w:rPr>
+          <w:rStyle w:val="NormalTok"/>
+        </w:rPr>
+        <w:t xml:space="preserve"> </w:t>
+      </w:r>
+      <w:r>
+        <w:rPr>
+          <w:rStyle w:val="StringTok"/>
+        </w:rPr>
+        <w:t xml:space="preserve">"cluster"</w:t>
+      </w:r>
+      <w:r>
+        <w:rPr>
+          <w:rStyle w:val="NormalTok"/>
+        </w:rPr>
+        <w:t xml:space="preserve">  </w:t>
+      </w:r>
+      <w:r>
+        <w:rPr>
+          <w:rStyle w:val="CommentTok"/>
+        </w:rPr>
+        <w:t xml:space="preserve"># Account for clustering within each stratum</w:t>
+      </w:r>
+      <w:r>
+        <w:br/>
+      </w:r>
+      <w:r>
+        <w:rPr>
+          <w:rStyle w:val="NormalTok"/>
+        </w:rPr>
+        <w:t xml:space="preserve">)</w:t>
+      </w:r>
+      <w:r>
+        <w:br/>
+      </w:r>
+      <w:r>
+        <w:rPr>
+          <w:rStyle w:val="CommentTok"/>
         </w:rPr>
         <w:t xml:space="preserve">#&gt; Warning: `curve_params` is missing all strata variables and will be used unstratified.</w:t>
       </w:r>
@@ -3005,7 +6539,7 @@
       </w:r>
       <w:r>
         <w:rPr>
-          <w:rStyle w:val="VerbatimChar"/>
+          <w:rStyle w:val="CommentTok"/>
         </w:rPr>
         <w:t xml:space="preserve">#&gt; ℹ To avoid this warning, specify the desired set of stratifying variables in</w:t>
       </w:r>
@@ -3014,7 +6548,7 @@
       </w:r>
       <w:r>
         <w:rPr>
-          <w:rStyle w:val="VerbatimChar"/>
+          <w:rStyle w:val="CommentTok"/>
         </w:rPr>
         <w:t xml:space="preserve">#&gt;   the `curve_strata_varnames` and `noise_strata_varnames` arguments to</w:t>
       </w:r>
@@ -3023,7 +6557,7 @@
       </w:r>
       <w:r>
         <w:rPr>
-          <w:rStyle w:val="VerbatimChar"/>
+          <w:rStyle w:val="CommentTok"/>
         </w:rPr>
         <w:t xml:space="preserve">#&gt;   `est_seroincidence_by()`.</w:t>
       </w:r>
@@ -3032,7 +6566,7 @@
       </w:r>
       <w:r>
         <w:rPr>
-          <w:rStyle w:val="VerbatimChar"/>
+          <w:rStyle w:val="CommentTok"/>
         </w:rPr>
         <w:t xml:space="preserve">#&gt; Warning: `noise_params` is missing all strata variables and will be used unstratified.</w:t>
       </w:r>
@@ -3041,7 +6575,7 @@
       </w:r>
       <w:r>
         <w:rPr>
-          <w:rStyle w:val="VerbatimChar"/>
+          <w:rStyle w:val="CommentTok"/>
         </w:rPr>
         <w:t xml:space="preserve">#&gt; ℹ To avoid this warning, specify the desired set of stratifying variables in</w:t>
       </w:r>
@@ -3050,7 +6584,7 @@
       </w:r>
       <w:r>
         <w:rPr>
-          <w:rStyle w:val="VerbatimChar"/>
+          <w:rStyle w:val="CommentTok"/>
         </w:rPr>
         <w:t xml:space="preserve">#&gt;   the `curve_strata_varnames` and `noise_strata_varnames` arguments to</w:t>
       </w:r>
@@ -3059,7 +6593,7 @@
       </w:r>
       <w:r>
         <w:rPr>
-          <w:rStyle w:val="VerbatimChar"/>
+          <w:rStyle w:val="CommentTok"/>
         </w:rPr>
         <w:t xml:space="preserve">#&gt;   `est_seroincidence_by()`.</w:t>
       </w:r>
@@ -3067,8 +6601,26 @@
         <w:br/>
       </w:r>
       <w:r>
-        <w:rPr>
-          <w:rStyle w:val="VerbatimChar"/>
+        <w:br/>
+      </w:r>
+      <w:r>
+        <w:rPr>
+          <w:rStyle w:val="FunctionTok"/>
+        </w:rPr>
+        <w:t xml:space="preserve">summary</w:t>
+      </w:r>
+      <w:r>
+        <w:rPr>
+          <w:rStyle w:val="NormalTok"/>
+        </w:rPr>
+        <w:t xml:space="preserve">(est_catchment_clustered)</w:t>
+      </w:r>
+      <w:r>
+        <w:br/>
+      </w:r>
+      <w:r>
+        <w:rPr>
+          <w:rStyle w:val="CommentTok"/>
         </w:rPr>
         <w:t xml:space="preserve">#&gt; Seroincidence estimated given the following setup:</w:t>
       </w:r>
@@ -3077,7 +6629,7 @@
       </w:r>
       <w:r>
         <w:rPr>
-          <w:rStyle w:val="VerbatimChar"/>
+          <w:rStyle w:val="CommentTok"/>
         </w:rPr>
         <w:t xml:space="preserve">#&gt; a) Antigen isotypes   : HlyE_IgG, HlyE_IgA </w:t>
       </w:r>
@@ -3086,7 +6638,7 @@
       </w:r>
       <w:r>
         <w:rPr>
-          <w:rStyle w:val="VerbatimChar"/>
+          <w:rStyle w:val="CommentTok"/>
         </w:rPr>
         <w:t xml:space="preserve">#&gt; b) Strata       : catchment </w:t>
       </w:r>
@@ -3095,7 +6647,7 @@
       </w:r>
       <w:r>
         <w:rPr>
-          <w:rStyle w:val="VerbatimChar"/>
+          <w:rStyle w:val="CommentTok"/>
         </w:rPr>
         <w:t xml:space="preserve">#&gt; </w:t>
       </w:r>
@@ -3104,7 +6656,7 @@
       </w:r>
       <w:r>
         <w:rPr>
-          <w:rStyle w:val="VerbatimChar"/>
+          <w:rStyle w:val="CommentTok"/>
         </w:rPr>
         <w:t xml:space="preserve">#&gt;  Seroincidence estimates:</w:t>
       </w:r>
@@ -3113,7 +6665,7 @@
       </w:r>
       <w:r>
         <w:rPr>
-          <w:rStyle w:val="VerbatimChar"/>
+          <w:rStyle w:val="CommentTok"/>
         </w:rPr>
         <w:t xml:space="preserve">#&gt; # A tibble: 2 × 14</w:t>
       </w:r>
@@ -3122,7 +6674,7 @@
       </w:r>
       <w:r>
         <w:rPr>
-          <w:rStyle w:val="VerbatimChar"/>
+          <w:rStyle w:val="CommentTok"/>
         </w:rPr>
         <w:t xml:space="preserve">#&gt;   Stratum  catchment     n est.start incidence.rate     SE CI.lwr CI.upr se_type</w:t>
       </w:r>
@@ -3131,7 +6683,7 @@
       </w:r>
       <w:r>
         <w:rPr>
-          <w:rStyle w:val="VerbatimChar"/>
+          <w:rStyle w:val="CommentTok"/>
         </w:rPr>
         <w:t xml:space="preserve">#&gt;   &lt;chr&gt;    &lt;chr&gt;     &lt;int&gt;     &lt;dbl&gt;          &lt;dbl&gt;  &lt;dbl&gt;  &lt;dbl&gt;  &lt;dbl&gt; &lt;chr&gt;  </w:t>
       </w:r>
@@ -3140,7 +6692,7 @@
       </w:r>
       <w:r>
         <w:rPr>
-          <w:rStyle w:val="VerbatimChar"/>
+          <w:rStyle w:val="CommentTok"/>
         </w:rPr>
         <w:t xml:space="preserve">#&gt; 1 Stratum… aku         100       0.1          0.114 0.0216 0.0788  0.165 cluste…</w:t>
       </w:r>
@@ -3149,7 +6701,7 @@
       </w:r>
       <w:r>
         <w:rPr>
-          <w:rStyle w:val="VerbatimChar"/>
+          <w:rStyle w:val="CommentTok"/>
         </w:rPr>
         <w:t xml:space="preserve">#&gt; 2 Stratum… kgh         100       0.1          0.217 0.0161 0.188   0.251 cluste…</w:t>
       </w:r>
@@ -3158,7 +6710,7 @@
       </w:r>
       <w:r>
         <w:rPr>
-          <w:rStyle w:val="VerbatimChar"/>
+          <w:rStyle w:val="CommentTok"/>
         </w:rPr>
         <w:t xml:space="preserve">#&gt; # ℹ 5 more variables: coverage &lt;dbl&gt;, log.lik &lt;dbl&gt;, iterations &lt;int&gt;,</w:t>
       </w:r>
@@ -3167,7 +6719,7 @@
       </w:r>
       <w:r>
         <w:rPr>
-          <w:rStyle w:val="VerbatimChar"/>
+          <w:rStyle w:val="CommentTok"/>
         </w:rPr>
         <w:t xml:space="preserve">#&gt; #   antigen.isos &lt;chr&gt;, nlm.convergence.code &lt;ord&gt;</w:t>
       </w:r>
@@ -3175,8 +6727,326 @@
         <w:br/>
       </w:r>
       <w:r>
-        <w:rPr>
-          <w:rStyle w:val="VerbatimChar"/>
+        <w:br/>
+      </w:r>
+      <w:r>
+        <w:rPr>
+          <w:rStyle w:val="CommentTok"/>
+        </w:rPr>
+        <w:t xml:space="preserve"># Compare with stratified analysis without clustering</w:t>
+      </w:r>
+      <w:r>
+        <w:br/>
+      </w:r>
+      <w:r>
+        <w:rPr>
+          <w:rStyle w:val="NormalTok"/>
+        </w:rPr>
+        <w:t xml:space="preserve">est_catchment_no_clustering </w:t>
+      </w:r>
+      <w:r>
+        <w:rPr>
+          <w:rStyle w:val="OtherTok"/>
+        </w:rPr>
+        <w:t xml:space="preserve">&lt;-</w:t>
+      </w:r>
+      <w:r>
+        <w:rPr>
+          <w:rStyle w:val="NormalTok"/>
+        </w:rPr>
+        <w:t xml:space="preserve"> </w:t>
+      </w:r>
+      <w:r>
+        <w:rPr>
+          <w:rStyle w:val="FunctionTok"/>
+        </w:rPr>
+        <w:t xml:space="preserve">est_seroincidence_by</w:t>
+      </w:r>
+      <w:r>
+        <w:rPr>
+          <w:rStyle w:val="NormalTok"/>
+        </w:rPr>
+        <w:t xml:space="preserve">(</w:t>
+      </w:r>
+      <w:r>
+        <w:br/>
+      </w:r>
+      <w:r>
+        <w:rPr>
+          <w:rStyle w:val="NormalTok"/>
+        </w:rPr>
+        <w:t xml:space="preserve">  </w:t>
+      </w:r>
+      <w:r>
+        <w:rPr>
+          <w:rStyle w:val="AttributeTok"/>
+        </w:rPr>
+        <w:t xml:space="preserve">pop_data =</w:t>
+      </w:r>
+      <w:r>
+        <w:rPr>
+          <w:rStyle w:val="NormalTok"/>
+        </w:rPr>
+        <w:t xml:space="preserve"> xs_data </w:t>
+      </w:r>
+      <w:r>
+        <w:rPr>
+          <w:rStyle w:val="SpecialCharTok"/>
+        </w:rPr>
+        <w:t xml:space="preserve">|&gt;</w:t>
+      </w:r>
+      <w:r>
+        <w:rPr>
+          <w:rStyle w:val="NormalTok"/>
+        </w:rPr>
+        <w:t xml:space="preserve"> </w:t>
+      </w:r>
+      <w:r>
+        <w:rPr>
+          <w:rStyle w:val="FunctionTok"/>
+        </w:rPr>
+        <w:t xml:space="preserve">filter</w:t>
+      </w:r>
+      <w:r>
+        <w:rPr>
+          <w:rStyle w:val="NormalTok"/>
+        </w:rPr>
+        <w:t xml:space="preserve">(Country </w:t>
+      </w:r>
+      <w:r>
+        <w:rPr>
+          <w:rStyle w:val="SpecialCharTok"/>
+        </w:rPr>
+        <w:t xml:space="preserve">==</w:t>
+      </w:r>
+      <w:r>
+        <w:rPr>
+          <w:rStyle w:val="NormalTok"/>
+        </w:rPr>
+        <w:t xml:space="preserve"> </w:t>
+      </w:r>
+      <w:r>
+        <w:rPr>
+          <w:rStyle w:val="StringTok"/>
+        </w:rPr>
+        <w:t xml:space="preserve">"Pakistan"</w:t>
+      </w:r>
+      <w:r>
+        <w:rPr>
+          <w:rStyle w:val="NormalTok"/>
+        </w:rPr>
+        <w:t xml:space="preserve">),</w:t>
+      </w:r>
+      <w:r>
+        <w:br/>
+      </w:r>
+      <w:r>
+        <w:rPr>
+          <w:rStyle w:val="NormalTok"/>
+        </w:rPr>
+        <w:t xml:space="preserve">  </w:t>
+      </w:r>
+      <w:r>
+        <w:rPr>
+          <w:rStyle w:val="AttributeTok"/>
+        </w:rPr>
+        <w:t xml:space="preserve">strata =</w:t>
+      </w:r>
+      <w:r>
+        <w:rPr>
+          <w:rStyle w:val="NormalTok"/>
+        </w:rPr>
+        <w:t xml:space="preserve"> </w:t>
+      </w:r>
+      <w:r>
+        <w:rPr>
+          <w:rStyle w:val="StringTok"/>
+        </w:rPr>
+        <w:t xml:space="preserve">"catchment"</w:t>
+      </w:r>
+      <w:r>
+        <w:rPr>
+          <w:rStyle w:val="NormalTok"/>
+        </w:rPr>
+        <w:t xml:space="preserve">,</w:t>
+      </w:r>
+      <w:r>
+        <w:br/>
+      </w:r>
+      <w:r>
+        <w:rPr>
+          <w:rStyle w:val="NormalTok"/>
+        </w:rPr>
+        <w:t xml:space="preserve">  </w:t>
+      </w:r>
+      <w:r>
+        <w:rPr>
+          <w:rStyle w:val="AttributeTok"/>
+        </w:rPr>
+        <w:t xml:space="preserve">sr_params =</w:t>
+      </w:r>
+      <w:r>
+        <w:rPr>
+          <w:rStyle w:val="NormalTok"/>
+        </w:rPr>
+        <w:t xml:space="preserve"> curves,</w:t>
+      </w:r>
+      <w:r>
+        <w:br/>
+      </w:r>
+      <w:r>
+        <w:rPr>
+          <w:rStyle w:val="NormalTok"/>
+        </w:rPr>
+        <w:t xml:space="preserve">  </w:t>
+      </w:r>
+      <w:r>
+        <w:rPr>
+          <w:rStyle w:val="AttributeTok"/>
+        </w:rPr>
+        <w:t xml:space="preserve">noise_params =</w:t>
+      </w:r>
+      <w:r>
+        <w:rPr>
+          <w:rStyle w:val="NormalTok"/>
+        </w:rPr>
+        <w:t xml:space="preserve"> noise </w:t>
+      </w:r>
+      <w:r>
+        <w:rPr>
+          <w:rStyle w:val="SpecialCharTok"/>
+        </w:rPr>
+        <w:t xml:space="preserve">|&gt;</w:t>
+      </w:r>
+      <w:r>
+        <w:rPr>
+          <w:rStyle w:val="NormalTok"/>
+        </w:rPr>
+        <w:t xml:space="preserve"> </w:t>
+      </w:r>
+      <w:r>
+        <w:rPr>
+          <w:rStyle w:val="FunctionTok"/>
+        </w:rPr>
+        <w:t xml:space="preserve">filter</w:t>
+      </w:r>
+      <w:r>
+        <w:rPr>
+          <w:rStyle w:val="NormalTok"/>
+        </w:rPr>
+        <w:t xml:space="preserve">(Country </w:t>
+      </w:r>
+      <w:r>
+        <w:rPr>
+          <w:rStyle w:val="SpecialCharTok"/>
+        </w:rPr>
+        <w:t xml:space="preserve">==</w:t>
+      </w:r>
+      <w:r>
+        <w:rPr>
+          <w:rStyle w:val="NormalTok"/>
+        </w:rPr>
+        <w:t xml:space="preserve"> </w:t>
+      </w:r>
+      <w:r>
+        <w:rPr>
+          <w:rStyle w:val="StringTok"/>
+        </w:rPr>
+        <w:t xml:space="preserve">"Pakistan"</w:t>
+      </w:r>
+      <w:r>
+        <w:rPr>
+          <w:rStyle w:val="NormalTok"/>
+        </w:rPr>
+        <w:t xml:space="preserve">),</w:t>
+      </w:r>
+      <w:r>
+        <w:br/>
+      </w:r>
+      <w:r>
+        <w:rPr>
+          <w:rStyle w:val="NormalTok"/>
+        </w:rPr>
+        <w:t xml:space="preserve">  </w:t>
+      </w:r>
+      <w:r>
+        <w:rPr>
+          <w:rStyle w:val="AttributeTok"/>
+        </w:rPr>
+        <w:t xml:space="preserve">antigen_isos =</w:t>
+      </w:r>
+      <w:r>
+        <w:rPr>
+          <w:rStyle w:val="NormalTok"/>
+        </w:rPr>
+        <w:t xml:space="preserve"> </w:t>
+      </w:r>
+      <w:r>
+        <w:rPr>
+          <w:rStyle w:val="FunctionTok"/>
+        </w:rPr>
+        <w:t xml:space="preserve">c</w:t>
+      </w:r>
+      <w:r>
+        <w:rPr>
+          <w:rStyle w:val="NormalTok"/>
+        </w:rPr>
+        <w:t xml:space="preserve">(</w:t>
+      </w:r>
+      <w:r>
+        <w:rPr>
+          <w:rStyle w:val="StringTok"/>
+        </w:rPr>
+        <w:t xml:space="preserve">"HlyE_IgG"</w:t>
+      </w:r>
+      <w:r>
+        <w:rPr>
+          <w:rStyle w:val="NormalTok"/>
+        </w:rPr>
+        <w:t xml:space="preserve">, </w:t>
+      </w:r>
+      <w:r>
+        <w:rPr>
+          <w:rStyle w:val="StringTok"/>
+        </w:rPr>
+        <w:t xml:space="preserve">"HlyE_IgA"</w:t>
+      </w:r>
+      <w:r>
+        <w:rPr>
+          <w:rStyle w:val="NormalTok"/>
+        </w:rPr>
+        <w:t xml:space="preserve">)</w:t>
+      </w:r>
+      <w:r>
+        <w:br/>
+      </w:r>
+      <w:r>
+        <w:rPr>
+          <w:rStyle w:val="NormalTok"/>
+        </w:rPr>
+        <w:t xml:space="preserve">  </w:t>
+      </w:r>
+      <w:r>
+        <w:rPr>
+          <w:rStyle w:val="CommentTok"/>
+        </w:rPr>
+        <w:t xml:space="preserve"># No cluster_var - standard errors</w:t>
+      </w:r>
+      <w:r>
+        <w:br/>
+      </w:r>
+      <w:r>
+        <w:rPr>
+          <w:rStyle w:val="NormalTok"/>
+        </w:rPr>
+        <w:t xml:space="preserve">)</w:t>
+      </w:r>
+      <w:r>
+        <w:br/>
+      </w:r>
+      <w:r>
+        <w:rPr>
+          <w:rStyle w:val="CommentTok"/>
         </w:rPr>
         <w:t xml:space="preserve">#&gt; Warning: `curve_params` is missing all strata variables and will be used unstratified.</w:t>
       </w:r>
@@ -3185,7 +7055,7 @@
       </w:r>
       <w:r>
         <w:rPr>
-          <w:rStyle w:val="VerbatimChar"/>
+          <w:rStyle w:val="CommentTok"/>
         </w:rPr>
         <w:t xml:space="preserve">#&gt; ℹ To avoid this warning, specify the desired set of stratifying variables in</w:t>
       </w:r>
@@ -3194,7 +7064,7 @@
       </w:r>
       <w:r>
         <w:rPr>
-          <w:rStyle w:val="VerbatimChar"/>
+          <w:rStyle w:val="CommentTok"/>
         </w:rPr>
         <w:t xml:space="preserve">#&gt;   the `curve_strata_varnames` and `noise_strata_varnames` arguments to</w:t>
       </w:r>
@@ -3203,7 +7073,7 @@
       </w:r>
       <w:r>
         <w:rPr>
-          <w:rStyle w:val="VerbatimChar"/>
+          <w:rStyle w:val="CommentTok"/>
         </w:rPr>
         <w:t xml:space="preserve">#&gt;   `est_seroincidence_by()`.</w:t>
       </w:r>
@@ -3212,7 +7082,7 @@
       </w:r>
       <w:r>
         <w:rPr>
-          <w:rStyle w:val="VerbatimChar"/>
+          <w:rStyle w:val="CommentTok"/>
         </w:rPr>
         <w:t xml:space="preserve">#&gt; `noise_params` is missing all strata variables and will be used unstratified.</w:t>
       </w:r>
@@ -3221,7 +7091,7 @@
       </w:r>
       <w:r>
         <w:rPr>
-          <w:rStyle w:val="VerbatimChar"/>
+          <w:rStyle w:val="CommentTok"/>
         </w:rPr>
         <w:t xml:space="preserve">#&gt; ℹ To avoid this warning, specify the desired set of stratifying variables in</w:t>
       </w:r>
@@ -3230,7 +7100,7 @@
       </w:r>
       <w:r>
         <w:rPr>
-          <w:rStyle w:val="VerbatimChar"/>
+          <w:rStyle w:val="CommentTok"/>
         </w:rPr>
         <w:t xml:space="preserve">#&gt;   the `curve_strata_varnames` and `noise_strata_varnames` arguments to</w:t>
       </w:r>
@@ -3239,7 +7109,7 @@
       </w:r>
       <w:r>
         <w:rPr>
-          <w:rStyle w:val="VerbatimChar"/>
+          <w:rStyle w:val="CommentTok"/>
         </w:rPr>
         <w:t xml:space="preserve">#&gt;   `est_seroincidence_by()`.</w:t>
       </w:r>
@@ -3247,8 +7117,26 @@
         <w:br/>
       </w:r>
       <w:r>
-        <w:rPr>
-          <w:rStyle w:val="VerbatimChar"/>
+        <w:br/>
+      </w:r>
+      <w:r>
+        <w:rPr>
+          <w:rStyle w:val="FunctionTok"/>
+        </w:rPr>
+        <w:t xml:space="preserve">summary</w:t>
+      </w:r>
+      <w:r>
+        <w:rPr>
+          <w:rStyle w:val="NormalTok"/>
+        </w:rPr>
+        <w:t xml:space="preserve">(est_catchment_no_clustering)</w:t>
+      </w:r>
+      <w:r>
+        <w:br/>
+      </w:r>
+      <w:r>
+        <w:rPr>
+          <w:rStyle w:val="CommentTok"/>
         </w:rPr>
         <w:t xml:space="preserve">#&gt; Seroincidence estimated given the following setup:</w:t>
       </w:r>
@@ -3257,7 +7145,7 @@
       </w:r>
       <w:r>
         <w:rPr>
-          <w:rStyle w:val="VerbatimChar"/>
+          <w:rStyle w:val="CommentTok"/>
         </w:rPr>
         <w:t xml:space="preserve">#&gt; a) Antigen isotypes   : HlyE_IgG, HlyE_IgA </w:t>
       </w:r>
@@ -3266,7 +7154,7 @@
       </w:r>
       <w:r>
         <w:rPr>
-          <w:rStyle w:val="VerbatimChar"/>
+          <w:rStyle w:val="CommentTok"/>
         </w:rPr>
         <w:t xml:space="preserve">#&gt; b) Strata       : catchment </w:t>
       </w:r>
@@ -3275,7 +7163,7 @@
       </w:r>
       <w:r>
         <w:rPr>
-          <w:rStyle w:val="VerbatimChar"/>
+          <w:rStyle w:val="CommentTok"/>
         </w:rPr>
         <w:t xml:space="preserve">#&gt; </w:t>
       </w:r>
@@ -3284,7 +7172,7 @@
       </w:r>
       <w:r>
         <w:rPr>
-          <w:rStyle w:val="VerbatimChar"/>
+          <w:rStyle w:val="CommentTok"/>
         </w:rPr>
         <w:t xml:space="preserve">#&gt;  Seroincidence estimates:</w:t>
       </w:r>
@@ -3293,7 +7181,7 @@
       </w:r>
       <w:r>
         <w:rPr>
-          <w:rStyle w:val="VerbatimChar"/>
+          <w:rStyle w:val="CommentTok"/>
         </w:rPr>
         <w:t xml:space="preserve">#&gt; # A tibble: 2 × 14</w:t>
       </w:r>
@@ -3302,7 +7190,7 @@
       </w:r>
       <w:r>
         <w:rPr>
-          <w:rStyle w:val="VerbatimChar"/>
+          <w:rStyle w:val="CommentTok"/>
         </w:rPr>
         <w:t xml:space="preserve">#&gt;   Stratum  catchment     n est.start incidence.rate     SE CI.lwr CI.upr se_type</w:t>
       </w:r>
@@ -3311,7 +7199,7 @@
       </w:r>
       <w:r>
         <w:rPr>
-          <w:rStyle w:val="VerbatimChar"/>
+          <w:rStyle w:val="CommentTok"/>
         </w:rPr>
         <w:t xml:space="preserve">#&gt;   &lt;chr&gt;    &lt;chr&gt;     &lt;int&gt;     &lt;dbl&gt;          &lt;dbl&gt;  &lt;dbl&gt;  &lt;dbl&gt;  &lt;dbl&gt; &lt;chr&gt;  </w:t>
       </w:r>
@@ -3320,7 +7208,7 @@
       </w:r>
       <w:r>
         <w:rPr>
-          <w:rStyle w:val="VerbatimChar"/>
+          <w:rStyle w:val="CommentTok"/>
         </w:rPr>
         <w:t xml:space="preserve">#&gt; 1 Stratum… aku         100       0.1          0.114 0.0135 0.0905  0.144 standa…</w:t>
       </w:r>
@@ -3329,7 +7217,7 @@
       </w:r>
       <w:r>
         <w:rPr>
-          <w:rStyle w:val="VerbatimChar"/>
+          <w:rStyle w:val="CommentTok"/>
         </w:rPr>
         <w:t xml:space="preserve">#&gt; 2 Stratum… kgh         100       0.1          0.217 0.0223 0.177   0.265 standa…</w:t>
       </w:r>
@@ -3338,7 +7226,7 @@
       </w:r>
       <w:r>
         <w:rPr>
-          <w:rStyle w:val="VerbatimChar"/>
+          <w:rStyle w:val="CommentTok"/>
         </w:rPr>
         <w:t xml:space="preserve">#&gt; # ℹ 5 more variables: coverage &lt;dbl&gt;, log.lik &lt;dbl&gt;, iterations &lt;int&gt;,</w:t>
       </w:r>
@@ -3347,7 +7235,7 @@
       </w:r>
       <w:r>
         <w:rPr>
-          <w:rStyle w:val="VerbatimChar"/>
+          <w:rStyle w:val="CommentTok"/>
         </w:rPr>
         <w:t xml:space="preserve">#&gt; #   antigen.isos &lt;chr&gt;, nlm.convergence.code &lt;ord&gt;</w:t>
       </w:r>
@@ -3518,7 +7406,1132 @@
       </w:pPr>
       <w:r>
         <w:rPr>
-          <w:rStyle w:val="VerbatimChar"/>
+          <w:rStyle w:val="CommentTok"/>
+        </w:rPr>
+        <w:t xml:space="preserve"># Estimate seroincidence for Bangladesh with cluster adjustment</w:t>
+      </w:r>
+      <w:r>
+        <w:br/>
+      </w:r>
+      <w:r>
+        <w:rPr>
+          <w:rStyle w:val="NormalTok"/>
+        </w:rPr>
+        <w:t xml:space="preserve">est_bangladesh_clustered </w:t>
+      </w:r>
+      <w:r>
+        <w:rPr>
+          <w:rStyle w:val="OtherTok"/>
+        </w:rPr>
+        <w:t xml:space="preserve">&lt;-</w:t>
+      </w:r>
+      <w:r>
+        <w:rPr>
+          <w:rStyle w:val="NormalTok"/>
+        </w:rPr>
+        <w:t xml:space="preserve"> </w:t>
+      </w:r>
+      <w:r>
+        <w:rPr>
+          <w:rStyle w:val="FunctionTok"/>
+        </w:rPr>
+        <w:t xml:space="preserve">est_seroincidence</w:t>
+      </w:r>
+      <w:r>
+        <w:rPr>
+          <w:rStyle w:val="NormalTok"/>
+        </w:rPr>
+        <w:t xml:space="preserve">(</w:t>
+      </w:r>
+      <w:r>
+        <w:br/>
+      </w:r>
+      <w:r>
+        <w:rPr>
+          <w:rStyle w:val="NormalTok"/>
+        </w:rPr>
+        <w:t xml:space="preserve">  </w:t>
+      </w:r>
+      <w:r>
+        <w:rPr>
+          <w:rStyle w:val="AttributeTok"/>
+        </w:rPr>
+        <w:t xml:space="preserve">pop_data =</w:t>
+      </w:r>
+      <w:r>
+        <w:rPr>
+          <w:rStyle w:val="NormalTok"/>
+        </w:rPr>
+        <w:t xml:space="preserve"> xs_data </w:t>
+      </w:r>
+      <w:r>
+        <w:rPr>
+          <w:rStyle w:val="SpecialCharTok"/>
+        </w:rPr>
+        <w:t xml:space="preserve">|&gt;</w:t>
+      </w:r>
+      <w:r>
+        <w:rPr>
+          <w:rStyle w:val="NormalTok"/>
+        </w:rPr>
+        <w:t xml:space="preserve"> </w:t>
+      </w:r>
+      <w:r>
+        <w:rPr>
+          <w:rStyle w:val="FunctionTok"/>
+        </w:rPr>
+        <w:t xml:space="preserve">filter</w:t>
+      </w:r>
+      <w:r>
+        <w:rPr>
+          <w:rStyle w:val="NormalTok"/>
+        </w:rPr>
+        <w:t xml:space="preserve">(Country </w:t>
+      </w:r>
+      <w:r>
+        <w:rPr>
+          <w:rStyle w:val="SpecialCharTok"/>
+        </w:rPr>
+        <w:t xml:space="preserve">==</w:t>
+      </w:r>
+      <w:r>
+        <w:rPr>
+          <w:rStyle w:val="NormalTok"/>
+        </w:rPr>
+        <w:t xml:space="preserve"> </w:t>
+      </w:r>
+      <w:r>
+        <w:rPr>
+          <w:rStyle w:val="StringTok"/>
+        </w:rPr>
+        <w:t xml:space="preserve">"Bangladesh"</w:t>
+      </w:r>
+      <w:r>
+        <w:rPr>
+          <w:rStyle w:val="NormalTok"/>
+        </w:rPr>
+        <w:t xml:space="preserve">),</w:t>
+      </w:r>
+      <w:r>
+        <w:br/>
+      </w:r>
+      <w:r>
+        <w:rPr>
+          <w:rStyle w:val="NormalTok"/>
+        </w:rPr>
+        <w:t xml:space="preserve">  </w:t>
+      </w:r>
+      <w:r>
+        <w:rPr>
+          <w:rStyle w:val="AttributeTok"/>
+        </w:rPr>
+        <w:t xml:space="preserve">sr_params =</w:t>
+      </w:r>
+      <w:r>
+        <w:rPr>
+          <w:rStyle w:val="NormalTok"/>
+        </w:rPr>
+        <w:t xml:space="preserve"> curves,</w:t>
+      </w:r>
+      <w:r>
+        <w:br/>
+      </w:r>
+      <w:r>
+        <w:rPr>
+          <w:rStyle w:val="NormalTok"/>
+        </w:rPr>
+        <w:t xml:space="preserve">  </w:t>
+      </w:r>
+      <w:r>
+        <w:rPr>
+          <w:rStyle w:val="AttributeTok"/>
+        </w:rPr>
+        <w:t xml:space="preserve">noise_params =</w:t>
+      </w:r>
+      <w:r>
+        <w:rPr>
+          <w:rStyle w:val="NormalTok"/>
+        </w:rPr>
+        <w:t xml:space="preserve"> noise </w:t>
+      </w:r>
+      <w:r>
+        <w:rPr>
+          <w:rStyle w:val="SpecialCharTok"/>
+        </w:rPr>
+        <w:t xml:space="preserve">|&gt;</w:t>
+      </w:r>
+      <w:r>
+        <w:rPr>
+          <w:rStyle w:val="NormalTok"/>
+        </w:rPr>
+        <w:t xml:space="preserve"> </w:t>
+      </w:r>
+      <w:r>
+        <w:rPr>
+          <w:rStyle w:val="FunctionTok"/>
+        </w:rPr>
+        <w:t xml:space="preserve">filter</w:t>
+      </w:r>
+      <w:r>
+        <w:rPr>
+          <w:rStyle w:val="NormalTok"/>
+        </w:rPr>
+        <w:t xml:space="preserve">(Country </w:t>
+      </w:r>
+      <w:r>
+        <w:rPr>
+          <w:rStyle w:val="SpecialCharTok"/>
+        </w:rPr>
+        <w:t xml:space="preserve">==</w:t>
+      </w:r>
+      <w:r>
+        <w:rPr>
+          <w:rStyle w:val="NormalTok"/>
+        </w:rPr>
+        <w:t xml:space="preserve"> </w:t>
+      </w:r>
+      <w:r>
+        <w:rPr>
+          <w:rStyle w:val="StringTok"/>
+        </w:rPr>
+        <w:t xml:space="preserve">"Bangladesh"</w:t>
+      </w:r>
+      <w:r>
+        <w:rPr>
+          <w:rStyle w:val="NormalTok"/>
+        </w:rPr>
+        <w:t xml:space="preserve">),</w:t>
+      </w:r>
+      <w:r>
+        <w:br/>
+      </w:r>
+      <w:r>
+        <w:rPr>
+          <w:rStyle w:val="NormalTok"/>
+        </w:rPr>
+        <w:t xml:space="preserve">  </w:t>
+      </w:r>
+      <w:r>
+        <w:rPr>
+          <w:rStyle w:val="AttributeTok"/>
+        </w:rPr>
+        <w:t xml:space="preserve">antigen_isos =</w:t>
+      </w:r>
+      <w:r>
+        <w:rPr>
+          <w:rStyle w:val="NormalTok"/>
+        </w:rPr>
+        <w:t xml:space="preserve"> </w:t>
+      </w:r>
+      <w:r>
+        <w:rPr>
+          <w:rStyle w:val="FunctionTok"/>
+        </w:rPr>
+        <w:t xml:space="preserve">c</w:t>
+      </w:r>
+      <w:r>
+        <w:rPr>
+          <w:rStyle w:val="NormalTok"/>
+        </w:rPr>
+        <w:t xml:space="preserve">(</w:t>
+      </w:r>
+      <w:r>
+        <w:rPr>
+          <w:rStyle w:val="StringTok"/>
+        </w:rPr>
+        <w:t xml:space="preserve">"HlyE_IgG"</w:t>
+      </w:r>
+      <w:r>
+        <w:rPr>
+          <w:rStyle w:val="NormalTok"/>
+        </w:rPr>
+        <w:t xml:space="preserve">, </w:t>
+      </w:r>
+      <w:r>
+        <w:rPr>
+          <w:rStyle w:val="StringTok"/>
+        </w:rPr>
+        <w:t xml:space="preserve">"HlyE_IgA"</w:t>
+      </w:r>
+      <w:r>
+        <w:rPr>
+          <w:rStyle w:val="NormalTok"/>
+        </w:rPr>
+        <w:t xml:space="preserve">),</w:t>
+      </w:r>
+      <w:r>
+        <w:br/>
+      </w:r>
+      <w:r>
+        <w:rPr>
+          <w:rStyle w:val="NormalTok"/>
+        </w:rPr>
+        <w:t xml:space="preserve">  </w:t>
+      </w:r>
+      <w:r>
+        <w:rPr>
+          <w:rStyle w:val="AttributeTok"/>
+        </w:rPr>
+        <w:t xml:space="preserve">cluster_var =</w:t>
+      </w:r>
+      <w:r>
+        <w:rPr>
+          <w:rStyle w:val="NormalTok"/>
+        </w:rPr>
+        <w:t xml:space="preserve"> </w:t>
+      </w:r>
+      <w:r>
+        <w:rPr>
+          <w:rStyle w:val="StringTok"/>
+        </w:rPr>
+        <w:t xml:space="preserve">"cluster"</w:t>
+      </w:r>
+      <w:r>
+        <w:br/>
+      </w:r>
+      <w:r>
+        <w:rPr>
+          <w:rStyle w:val="NormalTok"/>
+        </w:rPr>
+        <w:t xml:space="preserve">)</w:t>
+      </w:r>
+      <w:r>
+        <w:br/>
+      </w:r>
+      <w:r>
+        <w:br/>
+      </w:r>
+      <w:r>
+        <w:rPr>
+          <w:rStyle w:val="CommentTok"/>
+        </w:rPr>
+        <w:t xml:space="preserve"># Estimate seroincidence for Nepal with cluster adjustment</w:t>
+      </w:r>
+      <w:r>
+        <w:br/>
+      </w:r>
+      <w:r>
+        <w:rPr>
+          <w:rStyle w:val="NormalTok"/>
+        </w:rPr>
+        <w:t xml:space="preserve">est_nepal_clustered </w:t>
+      </w:r>
+      <w:r>
+        <w:rPr>
+          <w:rStyle w:val="OtherTok"/>
+        </w:rPr>
+        <w:t xml:space="preserve">&lt;-</w:t>
+      </w:r>
+      <w:r>
+        <w:rPr>
+          <w:rStyle w:val="NormalTok"/>
+        </w:rPr>
+        <w:t xml:space="preserve"> </w:t>
+      </w:r>
+      <w:r>
+        <w:rPr>
+          <w:rStyle w:val="FunctionTok"/>
+        </w:rPr>
+        <w:t xml:space="preserve">est_seroincidence</w:t>
+      </w:r>
+      <w:r>
+        <w:rPr>
+          <w:rStyle w:val="NormalTok"/>
+        </w:rPr>
+        <w:t xml:space="preserve">(</w:t>
+      </w:r>
+      <w:r>
+        <w:br/>
+      </w:r>
+      <w:r>
+        <w:rPr>
+          <w:rStyle w:val="NormalTok"/>
+        </w:rPr>
+        <w:t xml:space="preserve">  </w:t>
+      </w:r>
+      <w:r>
+        <w:rPr>
+          <w:rStyle w:val="AttributeTok"/>
+        </w:rPr>
+        <w:t xml:space="preserve">pop_data =</w:t>
+      </w:r>
+      <w:r>
+        <w:rPr>
+          <w:rStyle w:val="NormalTok"/>
+        </w:rPr>
+        <w:t xml:space="preserve"> xs_data </w:t>
+      </w:r>
+      <w:r>
+        <w:rPr>
+          <w:rStyle w:val="SpecialCharTok"/>
+        </w:rPr>
+        <w:t xml:space="preserve">|&gt;</w:t>
+      </w:r>
+      <w:r>
+        <w:rPr>
+          <w:rStyle w:val="NormalTok"/>
+        </w:rPr>
+        <w:t xml:space="preserve"> </w:t>
+      </w:r>
+      <w:r>
+        <w:rPr>
+          <w:rStyle w:val="FunctionTok"/>
+        </w:rPr>
+        <w:t xml:space="preserve">filter</w:t>
+      </w:r>
+      <w:r>
+        <w:rPr>
+          <w:rStyle w:val="NormalTok"/>
+        </w:rPr>
+        <w:t xml:space="preserve">(Country </w:t>
+      </w:r>
+      <w:r>
+        <w:rPr>
+          <w:rStyle w:val="SpecialCharTok"/>
+        </w:rPr>
+        <w:t xml:space="preserve">==</w:t>
+      </w:r>
+      <w:r>
+        <w:rPr>
+          <w:rStyle w:val="NormalTok"/>
+        </w:rPr>
+        <w:t xml:space="preserve"> </w:t>
+      </w:r>
+      <w:r>
+        <w:rPr>
+          <w:rStyle w:val="StringTok"/>
+        </w:rPr>
+        <w:t xml:space="preserve">"Nepal"</w:t>
+      </w:r>
+      <w:r>
+        <w:rPr>
+          <w:rStyle w:val="NormalTok"/>
+        </w:rPr>
+        <w:t xml:space="preserve">),</w:t>
+      </w:r>
+      <w:r>
+        <w:br/>
+      </w:r>
+      <w:r>
+        <w:rPr>
+          <w:rStyle w:val="NormalTok"/>
+        </w:rPr>
+        <w:t xml:space="preserve">  </w:t>
+      </w:r>
+      <w:r>
+        <w:rPr>
+          <w:rStyle w:val="AttributeTok"/>
+        </w:rPr>
+        <w:t xml:space="preserve">sr_params =</w:t>
+      </w:r>
+      <w:r>
+        <w:rPr>
+          <w:rStyle w:val="NormalTok"/>
+        </w:rPr>
+        <w:t xml:space="preserve"> curves,</w:t>
+      </w:r>
+      <w:r>
+        <w:br/>
+      </w:r>
+      <w:r>
+        <w:rPr>
+          <w:rStyle w:val="NormalTok"/>
+        </w:rPr>
+        <w:t xml:space="preserve">  </w:t>
+      </w:r>
+      <w:r>
+        <w:rPr>
+          <w:rStyle w:val="AttributeTok"/>
+        </w:rPr>
+        <w:t xml:space="preserve">noise_params =</w:t>
+      </w:r>
+      <w:r>
+        <w:rPr>
+          <w:rStyle w:val="NormalTok"/>
+        </w:rPr>
+        <w:t xml:space="preserve"> noise </w:t>
+      </w:r>
+      <w:r>
+        <w:rPr>
+          <w:rStyle w:val="SpecialCharTok"/>
+        </w:rPr>
+        <w:t xml:space="preserve">|&gt;</w:t>
+      </w:r>
+      <w:r>
+        <w:rPr>
+          <w:rStyle w:val="NormalTok"/>
+        </w:rPr>
+        <w:t xml:space="preserve"> </w:t>
+      </w:r>
+      <w:r>
+        <w:rPr>
+          <w:rStyle w:val="FunctionTok"/>
+        </w:rPr>
+        <w:t xml:space="preserve">filter</w:t>
+      </w:r>
+      <w:r>
+        <w:rPr>
+          <w:rStyle w:val="NormalTok"/>
+        </w:rPr>
+        <w:t xml:space="preserve">(Country </w:t>
+      </w:r>
+      <w:r>
+        <w:rPr>
+          <w:rStyle w:val="SpecialCharTok"/>
+        </w:rPr>
+        <w:t xml:space="preserve">==</w:t>
+      </w:r>
+      <w:r>
+        <w:rPr>
+          <w:rStyle w:val="NormalTok"/>
+        </w:rPr>
+        <w:t xml:space="preserve"> </w:t>
+      </w:r>
+      <w:r>
+        <w:rPr>
+          <w:rStyle w:val="StringTok"/>
+        </w:rPr>
+        <w:t xml:space="preserve">"Nepal"</w:t>
+      </w:r>
+      <w:r>
+        <w:rPr>
+          <w:rStyle w:val="NormalTok"/>
+        </w:rPr>
+        <w:t xml:space="preserve">),</w:t>
+      </w:r>
+      <w:r>
+        <w:br/>
+      </w:r>
+      <w:r>
+        <w:rPr>
+          <w:rStyle w:val="NormalTok"/>
+        </w:rPr>
+        <w:t xml:space="preserve">  </w:t>
+      </w:r>
+      <w:r>
+        <w:rPr>
+          <w:rStyle w:val="AttributeTok"/>
+        </w:rPr>
+        <w:t xml:space="preserve">antigen_isos =</w:t>
+      </w:r>
+      <w:r>
+        <w:rPr>
+          <w:rStyle w:val="NormalTok"/>
+        </w:rPr>
+        <w:t xml:space="preserve"> </w:t>
+      </w:r>
+      <w:r>
+        <w:rPr>
+          <w:rStyle w:val="FunctionTok"/>
+        </w:rPr>
+        <w:t xml:space="preserve">c</w:t>
+      </w:r>
+      <w:r>
+        <w:rPr>
+          <w:rStyle w:val="NormalTok"/>
+        </w:rPr>
+        <w:t xml:space="preserve">(</w:t>
+      </w:r>
+      <w:r>
+        <w:rPr>
+          <w:rStyle w:val="StringTok"/>
+        </w:rPr>
+        <w:t xml:space="preserve">"HlyE_IgG"</w:t>
+      </w:r>
+      <w:r>
+        <w:rPr>
+          <w:rStyle w:val="NormalTok"/>
+        </w:rPr>
+        <w:t xml:space="preserve">, </w:t>
+      </w:r>
+      <w:r>
+        <w:rPr>
+          <w:rStyle w:val="StringTok"/>
+        </w:rPr>
+        <w:t xml:space="preserve">"HlyE_IgA"</w:t>
+      </w:r>
+      <w:r>
+        <w:rPr>
+          <w:rStyle w:val="NormalTok"/>
+        </w:rPr>
+        <w:t xml:space="preserve">),</w:t>
+      </w:r>
+      <w:r>
+        <w:br/>
+      </w:r>
+      <w:r>
+        <w:rPr>
+          <w:rStyle w:val="NormalTok"/>
+        </w:rPr>
+        <w:t xml:space="preserve">  </w:t>
+      </w:r>
+      <w:r>
+        <w:rPr>
+          <w:rStyle w:val="AttributeTok"/>
+        </w:rPr>
+        <w:t xml:space="preserve">cluster_var =</w:t>
+      </w:r>
+      <w:r>
+        <w:rPr>
+          <w:rStyle w:val="NormalTok"/>
+        </w:rPr>
+        <w:t xml:space="preserve"> </w:t>
+      </w:r>
+      <w:r>
+        <w:rPr>
+          <w:rStyle w:val="StringTok"/>
+        </w:rPr>
+        <w:t xml:space="preserve">"cluster"</w:t>
+      </w:r>
+      <w:r>
+        <w:br/>
+      </w:r>
+      <w:r>
+        <w:rPr>
+          <w:rStyle w:val="NormalTok"/>
+        </w:rPr>
+        <w:t xml:space="preserve">)</w:t>
+      </w:r>
+      <w:r>
+        <w:br/>
+      </w:r>
+      <w:r>
+        <w:br/>
+      </w:r>
+      <w:r>
+        <w:rPr>
+          <w:rStyle w:val="CommentTok"/>
+        </w:rPr>
+        <w:t xml:space="preserve"># Estimate seroincidence for Pakistan with cluster adjustment</w:t>
+      </w:r>
+      <w:r>
+        <w:br/>
+      </w:r>
+      <w:r>
+        <w:rPr>
+          <w:rStyle w:val="NormalTok"/>
+        </w:rPr>
+        <w:t xml:space="preserve">est_pakistan_clustered </w:t>
+      </w:r>
+      <w:r>
+        <w:rPr>
+          <w:rStyle w:val="OtherTok"/>
+        </w:rPr>
+        <w:t xml:space="preserve">&lt;-</w:t>
+      </w:r>
+      <w:r>
+        <w:rPr>
+          <w:rStyle w:val="NormalTok"/>
+        </w:rPr>
+        <w:t xml:space="preserve"> </w:t>
+      </w:r>
+      <w:r>
+        <w:rPr>
+          <w:rStyle w:val="FunctionTok"/>
+        </w:rPr>
+        <w:t xml:space="preserve">est_seroincidence</w:t>
+      </w:r>
+      <w:r>
+        <w:rPr>
+          <w:rStyle w:val="NormalTok"/>
+        </w:rPr>
+        <w:t xml:space="preserve">(</w:t>
+      </w:r>
+      <w:r>
+        <w:br/>
+      </w:r>
+      <w:r>
+        <w:rPr>
+          <w:rStyle w:val="NormalTok"/>
+        </w:rPr>
+        <w:t xml:space="preserve">  </w:t>
+      </w:r>
+      <w:r>
+        <w:rPr>
+          <w:rStyle w:val="AttributeTok"/>
+        </w:rPr>
+        <w:t xml:space="preserve">pop_data =</w:t>
+      </w:r>
+      <w:r>
+        <w:rPr>
+          <w:rStyle w:val="NormalTok"/>
+        </w:rPr>
+        <w:t xml:space="preserve"> xs_data </w:t>
+      </w:r>
+      <w:r>
+        <w:rPr>
+          <w:rStyle w:val="SpecialCharTok"/>
+        </w:rPr>
+        <w:t xml:space="preserve">|&gt;</w:t>
+      </w:r>
+      <w:r>
+        <w:rPr>
+          <w:rStyle w:val="NormalTok"/>
+        </w:rPr>
+        <w:t xml:space="preserve"> </w:t>
+      </w:r>
+      <w:r>
+        <w:rPr>
+          <w:rStyle w:val="FunctionTok"/>
+        </w:rPr>
+        <w:t xml:space="preserve">filter</w:t>
+      </w:r>
+      <w:r>
+        <w:rPr>
+          <w:rStyle w:val="NormalTok"/>
+        </w:rPr>
+        <w:t xml:space="preserve">(Country </w:t>
+      </w:r>
+      <w:r>
+        <w:rPr>
+          <w:rStyle w:val="SpecialCharTok"/>
+        </w:rPr>
+        <w:t xml:space="preserve">==</w:t>
+      </w:r>
+      <w:r>
+        <w:rPr>
+          <w:rStyle w:val="NormalTok"/>
+        </w:rPr>
+        <w:t xml:space="preserve"> </w:t>
+      </w:r>
+      <w:r>
+        <w:rPr>
+          <w:rStyle w:val="StringTok"/>
+        </w:rPr>
+        <w:t xml:space="preserve">"Pakistan"</w:t>
+      </w:r>
+      <w:r>
+        <w:rPr>
+          <w:rStyle w:val="NormalTok"/>
+        </w:rPr>
+        <w:t xml:space="preserve">),</w:t>
+      </w:r>
+      <w:r>
+        <w:br/>
+      </w:r>
+      <w:r>
+        <w:rPr>
+          <w:rStyle w:val="NormalTok"/>
+        </w:rPr>
+        <w:t xml:space="preserve">  </w:t>
+      </w:r>
+      <w:r>
+        <w:rPr>
+          <w:rStyle w:val="AttributeTok"/>
+        </w:rPr>
+        <w:t xml:space="preserve">sr_params =</w:t>
+      </w:r>
+      <w:r>
+        <w:rPr>
+          <w:rStyle w:val="NormalTok"/>
+        </w:rPr>
+        <w:t xml:space="preserve"> curves,</w:t>
+      </w:r>
+      <w:r>
+        <w:br/>
+      </w:r>
+      <w:r>
+        <w:rPr>
+          <w:rStyle w:val="NormalTok"/>
+        </w:rPr>
+        <w:t xml:space="preserve">  </w:t>
+      </w:r>
+      <w:r>
+        <w:rPr>
+          <w:rStyle w:val="AttributeTok"/>
+        </w:rPr>
+        <w:t xml:space="preserve">noise_params =</w:t>
+      </w:r>
+      <w:r>
+        <w:rPr>
+          <w:rStyle w:val="NormalTok"/>
+        </w:rPr>
+        <w:t xml:space="preserve"> noise </w:t>
+      </w:r>
+      <w:r>
+        <w:rPr>
+          <w:rStyle w:val="SpecialCharTok"/>
+        </w:rPr>
+        <w:t xml:space="preserve">|&gt;</w:t>
+      </w:r>
+      <w:r>
+        <w:rPr>
+          <w:rStyle w:val="NormalTok"/>
+        </w:rPr>
+        <w:t xml:space="preserve"> </w:t>
+      </w:r>
+      <w:r>
+        <w:rPr>
+          <w:rStyle w:val="FunctionTok"/>
+        </w:rPr>
+        <w:t xml:space="preserve">filter</w:t>
+      </w:r>
+      <w:r>
+        <w:rPr>
+          <w:rStyle w:val="NormalTok"/>
+        </w:rPr>
+        <w:t xml:space="preserve">(Country </w:t>
+      </w:r>
+      <w:r>
+        <w:rPr>
+          <w:rStyle w:val="SpecialCharTok"/>
+        </w:rPr>
+        <w:t xml:space="preserve">==</w:t>
+      </w:r>
+      <w:r>
+        <w:rPr>
+          <w:rStyle w:val="NormalTok"/>
+        </w:rPr>
+        <w:t xml:space="preserve"> </w:t>
+      </w:r>
+      <w:r>
+        <w:rPr>
+          <w:rStyle w:val="StringTok"/>
+        </w:rPr>
+        <w:t xml:space="preserve">"Pakistan"</w:t>
+      </w:r>
+      <w:r>
+        <w:rPr>
+          <w:rStyle w:val="NormalTok"/>
+        </w:rPr>
+        <w:t xml:space="preserve">),</w:t>
+      </w:r>
+      <w:r>
+        <w:br/>
+      </w:r>
+      <w:r>
+        <w:rPr>
+          <w:rStyle w:val="NormalTok"/>
+        </w:rPr>
+        <w:t xml:space="preserve">  </w:t>
+      </w:r>
+      <w:r>
+        <w:rPr>
+          <w:rStyle w:val="AttributeTok"/>
+        </w:rPr>
+        <w:t xml:space="preserve">antigen_isos =</w:t>
+      </w:r>
+      <w:r>
+        <w:rPr>
+          <w:rStyle w:val="NormalTok"/>
+        </w:rPr>
+        <w:t xml:space="preserve"> </w:t>
+      </w:r>
+      <w:r>
+        <w:rPr>
+          <w:rStyle w:val="FunctionTok"/>
+        </w:rPr>
+        <w:t xml:space="preserve">c</w:t>
+      </w:r>
+      <w:r>
+        <w:rPr>
+          <w:rStyle w:val="NormalTok"/>
+        </w:rPr>
+        <w:t xml:space="preserve">(</w:t>
+      </w:r>
+      <w:r>
+        <w:rPr>
+          <w:rStyle w:val="StringTok"/>
+        </w:rPr>
+        <w:t xml:space="preserve">"HlyE_IgG"</w:t>
+      </w:r>
+      <w:r>
+        <w:rPr>
+          <w:rStyle w:val="NormalTok"/>
+        </w:rPr>
+        <w:t xml:space="preserve">, </w:t>
+      </w:r>
+      <w:r>
+        <w:rPr>
+          <w:rStyle w:val="StringTok"/>
+        </w:rPr>
+        <w:t xml:space="preserve">"HlyE_IgA"</w:t>
+      </w:r>
+      <w:r>
+        <w:rPr>
+          <w:rStyle w:val="NormalTok"/>
+        </w:rPr>
+        <w:t xml:space="preserve">),</w:t>
+      </w:r>
+      <w:r>
+        <w:br/>
+      </w:r>
+      <w:r>
+        <w:rPr>
+          <w:rStyle w:val="NormalTok"/>
+        </w:rPr>
+        <w:t xml:space="preserve">  </w:t>
+      </w:r>
+      <w:r>
+        <w:rPr>
+          <w:rStyle w:val="AttributeTok"/>
+        </w:rPr>
+        <w:t xml:space="preserve">cluster_var =</w:t>
+      </w:r>
+      <w:r>
+        <w:rPr>
+          <w:rStyle w:val="NormalTok"/>
+        </w:rPr>
+        <w:t xml:space="preserve"> </w:t>
+      </w:r>
+      <w:r>
+        <w:rPr>
+          <w:rStyle w:val="StringTok"/>
+        </w:rPr>
+        <w:t xml:space="preserve">"cluster"</w:t>
+      </w:r>
+      <w:r>
+        <w:br/>
+      </w:r>
+      <w:r>
+        <w:rPr>
+          <w:rStyle w:val="NormalTok"/>
+        </w:rPr>
+        <w:t xml:space="preserve">)</w:t>
+      </w:r>
+      <w:r>
+        <w:br/>
+      </w:r>
+      <w:r>
+        <w:br/>
+      </w:r>
+      <w:r>
+        <w:rPr>
+          <w:rStyle w:val="CommentTok"/>
+        </w:rPr>
+        <w:t xml:space="preserve"># Pairwise comparisons with cluster-robust SEs</w:t>
+      </w:r>
+      <w:r>
+        <w:br/>
+      </w:r>
+      <w:r>
+        <w:rPr>
+          <w:rStyle w:val="NormalTok"/>
+        </w:rPr>
+        <w:t xml:space="preserve">comparison_bangla_nepal </w:t>
+      </w:r>
+      <w:r>
+        <w:rPr>
+          <w:rStyle w:val="OtherTok"/>
+        </w:rPr>
+        <w:t xml:space="preserve">&lt;-</w:t>
+      </w:r>
+      <w:r>
+        <w:rPr>
+          <w:rStyle w:val="NormalTok"/>
+        </w:rPr>
+        <w:t xml:space="preserve"> </w:t>
+      </w:r>
+      <w:r>
+        <w:rPr>
+          <w:rStyle w:val="FunctionTok"/>
+        </w:rPr>
+        <w:t xml:space="preserve">compare_seroincidence</w:t>
+      </w:r>
+      <w:r>
+        <w:rPr>
+          <w:rStyle w:val="NormalTok"/>
+        </w:rPr>
+        <w:t xml:space="preserve">(</w:t>
+      </w:r>
+      <w:r>
+        <w:br/>
+      </w:r>
+      <w:r>
+        <w:rPr>
+          <w:rStyle w:val="NormalTok"/>
+        </w:rPr>
+        <w:t xml:space="preserve">  est_bangladesh_clustered, </w:t>
+      </w:r>
+      <w:r>
+        <w:br/>
+      </w:r>
+      <w:r>
+        <w:rPr>
+          <w:rStyle w:val="NormalTok"/>
+        </w:rPr>
+        <w:t xml:space="preserve">  est_nepal_clustered</w:t>
+      </w:r>
+      <w:r>
+        <w:br/>
+      </w:r>
+      <w:r>
+        <w:rPr>
+          <w:rStyle w:val="NormalTok"/>
+        </w:rPr>
+        <w:t xml:space="preserve">)</w:t>
+      </w:r>
+      <w:r>
+        <w:br/>
+      </w:r>
+      <w:r>
+        <w:br/>
+      </w:r>
+      <w:r>
+        <w:rPr>
+          <w:rStyle w:val="NormalTok"/>
+        </w:rPr>
+        <w:t xml:space="preserve">comparison_bangla_pakistan </w:t>
+      </w:r>
+      <w:r>
+        <w:rPr>
+          <w:rStyle w:val="OtherTok"/>
+        </w:rPr>
+        <w:t xml:space="preserve">&lt;-</w:t>
+      </w:r>
+      <w:r>
+        <w:rPr>
+          <w:rStyle w:val="NormalTok"/>
+        </w:rPr>
+        <w:t xml:space="preserve"> </w:t>
+      </w:r>
+      <w:r>
+        <w:rPr>
+          <w:rStyle w:val="FunctionTok"/>
+        </w:rPr>
+        <w:t xml:space="preserve">compare_seroincidence</w:t>
+      </w:r>
+      <w:r>
+        <w:rPr>
+          <w:rStyle w:val="NormalTok"/>
+        </w:rPr>
+        <w:t xml:space="preserve">(</w:t>
+      </w:r>
+      <w:r>
+        <w:br/>
+      </w:r>
+      <w:r>
+        <w:rPr>
+          <w:rStyle w:val="NormalTok"/>
+        </w:rPr>
+        <w:t xml:space="preserve">  est_bangladesh_clustered,</w:t>
+      </w:r>
+      <w:r>
+        <w:br/>
+      </w:r>
+      <w:r>
+        <w:rPr>
+          <w:rStyle w:val="NormalTok"/>
+        </w:rPr>
+        <w:t xml:space="preserve">  est_pakistan_clustered</w:t>
+      </w:r>
+      <w:r>
+        <w:br/>
+      </w:r>
+      <w:r>
+        <w:rPr>
+          <w:rStyle w:val="NormalTok"/>
+        </w:rPr>
+        <w:t xml:space="preserve">)</w:t>
+      </w:r>
+      <w:r>
+        <w:br/>
+      </w:r>
+      <w:r>
+        <w:br/>
+      </w:r>
+      <w:r>
+        <w:rPr>
+          <w:rStyle w:val="NormalTok"/>
+        </w:rPr>
+        <w:t xml:space="preserve">comparison_nepal_pakistan </w:t>
+      </w:r>
+      <w:r>
+        <w:rPr>
+          <w:rStyle w:val="OtherTok"/>
+        </w:rPr>
+        <w:t xml:space="preserve">&lt;-</w:t>
+      </w:r>
+      <w:r>
+        <w:rPr>
+          <w:rStyle w:val="NormalTok"/>
+        </w:rPr>
+        <w:t xml:space="preserve"> </w:t>
+      </w:r>
+      <w:r>
+        <w:rPr>
+          <w:rStyle w:val="FunctionTok"/>
+        </w:rPr>
+        <w:t xml:space="preserve">compare_seroincidence</w:t>
+      </w:r>
+      <w:r>
+        <w:rPr>
+          <w:rStyle w:val="NormalTok"/>
+        </w:rPr>
+        <w:t xml:space="preserve">(</w:t>
+      </w:r>
+      <w:r>
+        <w:br/>
+      </w:r>
+      <w:r>
+        <w:rPr>
+          <w:rStyle w:val="NormalTok"/>
+        </w:rPr>
+        <w:t xml:space="preserve">  est_nepal_clustered,</w:t>
+      </w:r>
+      <w:r>
+        <w:br/>
+      </w:r>
+      <w:r>
+        <w:rPr>
+          <w:rStyle w:val="NormalTok"/>
+        </w:rPr>
+        <w:t xml:space="preserve">  est_pakistan_clustered</w:t>
+      </w:r>
+      <w:r>
+        <w:br/>
+      </w:r>
+      <w:r>
+        <w:rPr>
+          <w:rStyle w:val="NormalTok"/>
+        </w:rPr>
+        <w:t xml:space="preserve">)</w:t>
+      </w:r>
+      <w:r>
+        <w:br/>
+      </w:r>
+      <w:r>
+        <w:br/>
+      </w:r>
+      <w:r>
+        <w:rPr>
+          <w:rStyle w:val="CommentTok"/>
+        </w:rPr>
+        <w:t xml:space="preserve"># Display all comparisons</w:t>
+      </w:r>
+      <w:r>
+        <w:br/>
+      </w:r>
+      <w:r>
+        <w:rPr>
+          <w:rStyle w:val="FunctionTok"/>
+        </w:rPr>
+        <w:t xml:space="preserve">print</w:t>
+      </w:r>
+      <w:r>
+        <w:rPr>
+          <w:rStyle w:val="NormalTok"/>
+        </w:rPr>
+        <w:t xml:space="preserve">(</w:t>
+      </w:r>
+      <w:r>
+        <w:rPr>
+          <w:rStyle w:val="StringTok"/>
+        </w:rPr>
+        <w:t xml:space="preserve">"Bangladesh vs Nepal:"</w:t>
+      </w:r>
+      <w:r>
+        <w:rPr>
+          <w:rStyle w:val="NormalTok"/>
+        </w:rPr>
+        <w:t xml:space="preserve">)</w:t>
+      </w:r>
+      <w:r>
+        <w:br/>
+      </w:r>
+      <w:r>
+        <w:rPr>
+          <w:rStyle w:val="CommentTok"/>
         </w:rPr>
         <w:t xml:space="preserve">#&gt; [1] "Bangladesh vs Nepal:"</w:t>
       </w:r>
@@ -3527,7 +8540,22 @@
       </w:r>
       <w:r>
         <w:rPr>
-          <w:rStyle w:val="VerbatimChar"/>
+          <w:rStyle w:val="FunctionTok"/>
+        </w:rPr>
+        <w:t xml:space="preserve">print</w:t>
+      </w:r>
+      <w:r>
+        <w:rPr>
+          <w:rStyle w:val="NormalTok"/>
+        </w:rPr>
+        <w:t xml:space="preserve">(comparison_bangla_nepal)</w:t>
+      </w:r>
+      <w:r>
+        <w:br/>
+      </w:r>
+      <w:r>
+        <w:rPr>
+          <w:rStyle w:val="CommentTok"/>
         </w:rPr>
         <w:t xml:space="preserve">#&gt; </w:t>
       </w:r>
@@ -3536,7 +8564,7 @@
       </w:r>
       <w:r>
         <w:rPr>
-          <w:rStyle w:val="VerbatimChar"/>
+          <w:rStyle w:val="CommentTok"/>
         </w:rPr>
         <w:t xml:space="preserve">#&gt;  Two-sample z-test for difference in seroincidence rates</w:t>
       </w:r>
@@ -3545,7 +8573,7 @@
       </w:r>
       <w:r>
         <w:rPr>
-          <w:rStyle w:val="VerbatimChar"/>
+          <w:rStyle w:val="CommentTok"/>
         </w:rPr>
         <w:t xml:space="preserve">#&gt; </w:t>
       </w:r>
@@ -3554,7 +8582,7 @@
       </w:r>
       <w:r>
         <w:rPr>
-          <w:rStyle w:val="VerbatimChar"/>
+          <w:rStyle w:val="CommentTok"/>
         </w:rPr>
         <w:t xml:space="preserve">#&gt; data:  seroincidence estimates</w:t>
       </w:r>
@@ -3563,7 +8591,7 @@
       </w:r>
       <w:r>
         <w:rPr>
-          <w:rStyle w:val="VerbatimChar"/>
+          <w:rStyle w:val="CommentTok"/>
         </w:rPr>
         <w:t xml:space="preserve">#&gt; z = 54.102, p-value &lt; 2.2e-16</w:t>
       </w:r>
@@ -3572,7 +8600,7 @@
       </w:r>
       <w:r>
         <w:rPr>
-          <w:rStyle w:val="VerbatimChar"/>
+          <w:rStyle w:val="CommentTok"/>
         </w:rPr>
         <w:t xml:space="preserve">#&gt; alternative hypothesis: true difference in incidence rates is not equal to 0</w:t>
       </w:r>
@@ -3581,7 +8609,7 @@
       </w:r>
       <w:r>
         <w:rPr>
-          <w:rStyle w:val="VerbatimChar"/>
+          <w:rStyle w:val="CommentTok"/>
         </w:rPr>
         <w:t xml:space="preserve">#&gt; 95 percent confidence interval:</w:t>
       </w:r>
@@ -3590,7 +8618,7 @@
       </w:r>
       <w:r>
         <w:rPr>
-          <w:rStyle w:val="VerbatimChar"/>
+          <w:rStyle w:val="CommentTok"/>
         </w:rPr>
         <w:t xml:space="preserve">#&gt;  0.5156917 0.5544605</w:t>
       </w:r>
@@ -3599,7 +8627,7 @@
       </w:r>
       <w:r>
         <w:rPr>
-          <w:rStyle w:val="VerbatimChar"/>
+          <w:rStyle w:val="CommentTok"/>
         </w:rPr>
         <w:t xml:space="preserve">#&gt; sample estimates:</w:t>
       </w:r>
@@ -3608,7 +8636,7 @@
       </w:r>
       <w:r>
         <w:rPr>
-          <w:rStyle w:val="VerbatimChar"/>
+          <w:rStyle w:val="CommentTok"/>
         </w:rPr>
         <w:t xml:space="preserve">#&gt; incidence rate 1 incidence rate 2       difference </w:t>
       </w:r>
@@ -3617,7 +8645,7 @@
       </w:r>
       <w:r>
         <w:rPr>
-          <w:rStyle w:val="VerbatimChar"/>
+          <w:rStyle w:val="CommentTok"/>
         </w:rPr>
         <w:t xml:space="preserve">#&gt;       0.58838264       0.05330655       0.53507609</w:t>
       </w:r>
@@ -3625,8 +8653,38 @@
         <w:br/>
       </w:r>
       <w:r>
-        <w:rPr>
-          <w:rStyle w:val="VerbatimChar"/>
+        <w:br/>
+      </w:r>
+      <w:r>
+        <w:rPr>
+          <w:rStyle w:val="FunctionTok"/>
+        </w:rPr>
+        <w:t xml:space="preserve">print</w:t>
+      </w:r>
+      <w:r>
+        <w:rPr>
+          <w:rStyle w:val="NormalTok"/>
+        </w:rPr>
+        <w:t xml:space="preserve">(</w:t>
+      </w:r>
+      <w:r>
+        <w:rPr>
+          <w:rStyle w:val="StringTok"/>
+        </w:rPr>
+        <w:t xml:space="preserve">"Bangladesh vs Pakistan:"</w:t>
+      </w:r>
+      <w:r>
+        <w:rPr>
+          <w:rStyle w:val="NormalTok"/>
+        </w:rPr>
+        <w:t xml:space="preserve">)</w:t>
+      </w:r>
+      <w:r>
+        <w:br/>
+      </w:r>
+      <w:r>
+        <w:rPr>
+          <w:rStyle w:val="CommentTok"/>
         </w:rPr>
         <w:t xml:space="preserve">#&gt; [1] "Bangladesh vs Pakistan:"</w:t>
       </w:r>
@@ -3635,7 +8693,22 @@
       </w:r>
       <w:r>
         <w:rPr>
-          <w:rStyle w:val="VerbatimChar"/>
+          <w:rStyle w:val="FunctionTok"/>
+        </w:rPr>
+        <w:t xml:space="preserve">print</w:t>
+      </w:r>
+      <w:r>
+        <w:rPr>
+          <w:rStyle w:val="NormalTok"/>
+        </w:rPr>
+        <w:t xml:space="preserve">(comparison_bangla_pakistan)</w:t>
+      </w:r>
+      <w:r>
+        <w:br/>
+      </w:r>
+      <w:r>
+        <w:rPr>
+          <w:rStyle w:val="CommentTok"/>
         </w:rPr>
         <w:t xml:space="preserve">#&gt; </w:t>
       </w:r>
@@ -3644,7 +8717,7 @@
       </w:r>
       <w:r>
         <w:rPr>
-          <w:rStyle w:val="VerbatimChar"/>
+          <w:rStyle w:val="CommentTok"/>
         </w:rPr>
         <w:t xml:space="preserve">#&gt;  Two-sample z-test for difference in seroincidence rates</w:t>
       </w:r>
@@ -3653,7 +8726,7 @@
       </w:r>
       <w:r>
         <w:rPr>
-          <w:rStyle w:val="VerbatimChar"/>
+          <w:rStyle w:val="CommentTok"/>
         </w:rPr>
         <w:t xml:space="preserve">#&gt; </w:t>
       </w:r>
@@ -3662,7 +8735,7 @@
       </w:r>
       <w:r>
         <w:rPr>
-          <w:rStyle w:val="VerbatimChar"/>
+          <w:rStyle w:val="CommentTok"/>
         </w:rPr>
         <w:t xml:space="preserve">#&gt; data:  seroincidence estimates</w:t>
       </w:r>
@@ -3671,7 +8744,7 @@
       </w:r>
       <w:r>
         <w:rPr>
-          <w:rStyle w:val="VerbatimChar"/>
+          <w:rStyle w:val="CommentTok"/>
         </w:rPr>
         <w:t xml:space="preserve">#&gt; z = 19.126, p-value &lt; 2.2e-16</w:t>
       </w:r>
@@ -3680,7 +8753,7 @@
       </w:r>
       <w:r>
         <w:rPr>
-          <w:rStyle w:val="VerbatimChar"/>
+          <w:rStyle w:val="CommentTok"/>
         </w:rPr>
         <w:t xml:space="preserve">#&gt; alternative hypothesis: true difference in incidence rates is not equal to 0</w:t>
       </w:r>
@@ -3689,7 +8762,7 @@
       </w:r>
       <w:r>
         <w:rPr>
-          <w:rStyle w:val="VerbatimChar"/>
+          <w:rStyle w:val="CommentTok"/>
         </w:rPr>
         <w:t xml:space="preserve">#&gt; 95 percent confidence interval:</w:t>
       </w:r>
@@ -3698,7 +8771,7 @@
       </w:r>
       <w:r>
         <w:rPr>
-          <w:rStyle w:val="VerbatimChar"/>
+          <w:rStyle w:val="CommentTok"/>
         </w:rPr>
         <w:t xml:space="preserve">#&gt;  0.3859467 0.4740769</w:t>
       </w:r>
@@ -3707,7 +8780,7 @@
       </w:r>
       <w:r>
         <w:rPr>
-          <w:rStyle w:val="VerbatimChar"/>
+          <w:rStyle w:val="CommentTok"/>
         </w:rPr>
         <w:t xml:space="preserve">#&gt; sample estimates:</w:t>
       </w:r>
@@ -3716,7 +8789,7 @@
       </w:r>
       <w:r>
         <w:rPr>
-          <w:rStyle w:val="VerbatimChar"/>
+          <w:rStyle w:val="CommentTok"/>
         </w:rPr>
         <w:t xml:space="preserve">#&gt; incidence rate 1 incidence rate 2       difference </w:t>
       </w:r>
@@ -3725,7 +8798,7 @@
       </w:r>
       <w:r>
         <w:rPr>
-          <w:rStyle w:val="VerbatimChar"/>
+          <w:rStyle w:val="CommentTok"/>
         </w:rPr>
         <w:t xml:space="preserve">#&gt;        0.5883826        0.1583708        0.4300118</w:t>
       </w:r>
@@ -3733,8 +8806,38 @@
         <w:br/>
       </w:r>
       <w:r>
-        <w:rPr>
-          <w:rStyle w:val="VerbatimChar"/>
+        <w:br/>
+      </w:r>
+      <w:r>
+        <w:rPr>
+          <w:rStyle w:val="FunctionTok"/>
+        </w:rPr>
+        <w:t xml:space="preserve">print</w:t>
+      </w:r>
+      <w:r>
+        <w:rPr>
+          <w:rStyle w:val="NormalTok"/>
+        </w:rPr>
+        <w:t xml:space="preserve">(</w:t>
+      </w:r>
+      <w:r>
+        <w:rPr>
+          <w:rStyle w:val="StringTok"/>
+        </w:rPr>
+        <w:t xml:space="preserve">"Nepal vs Pakistan:"</w:t>
+      </w:r>
+      <w:r>
+        <w:rPr>
+          <w:rStyle w:val="NormalTok"/>
+        </w:rPr>
+        <w:t xml:space="preserve">)</w:t>
+      </w:r>
+      <w:r>
+        <w:br/>
+      </w:r>
+      <w:r>
+        <w:rPr>
+          <w:rStyle w:val="CommentTok"/>
         </w:rPr>
         <w:t xml:space="preserve">#&gt; [1] "Nepal vs Pakistan:"</w:t>
       </w:r>
@@ -3743,7 +8846,22 @@
       </w:r>
       <w:r>
         <w:rPr>
-          <w:rStyle w:val="VerbatimChar"/>
+          <w:rStyle w:val="FunctionTok"/>
+        </w:rPr>
+        <w:t xml:space="preserve">print</w:t>
+      </w:r>
+      <w:r>
+        <w:rPr>
+          <w:rStyle w:val="NormalTok"/>
+        </w:rPr>
+        <w:t xml:space="preserve">(comparison_nepal_pakistan)</w:t>
+      </w:r>
+      <w:r>
+        <w:br/>
+      </w:r>
+      <w:r>
+        <w:rPr>
+          <w:rStyle w:val="CommentTok"/>
         </w:rPr>
         <w:t xml:space="preserve">#&gt; </w:t>
       </w:r>
@@ -3752,7 +8870,7 @@
       </w:r>
       <w:r>
         <w:rPr>
-          <w:rStyle w:val="VerbatimChar"/>
+          <w:rStyle w:val="CommentTok"/>
         </w:rPr>
         <w:t xml:space="preserve">#&gt;  Two-sample z-test for difference in seroincidence rates</w:t>
       </w:r>
@@ -3761,7 +8879,7 @@
       </w:r>
       <w:r>
         <w:rPr>
-          <w:rStyle w:val="VerbatimChar"/>
+          <w:rStyle w:val="CommentTok"/>
         </w:rPr>
         <w:t xml:space="preserve">#&gt; </w:t>
       </w:r>
@@ -3770,7 +8888,7 @@
       </w:r>
       <w:r>
         <w:rPr>
-          <w:rStyle w:val="VerbatimChar"/>
+          <w:rStyle w:val="CommentTok"/>
         </w:rPr>
         <w:t xml:space="preserve">#&gt; data:  seroincidence estimates</w:t>
       </w:r>
@@ -3779,7 +8897,7 @@
       </w:r>
       <w:r>
         <w:rPr>
-          <w:rStyle w:val="VerbatimChar"/>
+          <w:rStyle w:val="CommentTok"/>
         </w:rPr>
         <w:t xml:space="preserve">#&gt; z = -4.67, p-value = 3.012e-06</w:t>
       </w:r>
@@ -3788,7 +8906,7 @@
       </w:r>
       <w:r>
         <w:rPr>
-          <w:rStyle w:val="VerbatimChar"/>
+          <w:rStyle w:val="CommentTok"/>
         </w:rPr>
         <w:t xml:space="preserve">#&gt; alternative hypothesis: true difference in incidence rates is not equal to 0</w:t>
       </w:r>
@@ -3797,7 +8915,7 @@
       </w:r>
       <w:r>
         <w:rPr>
-          <w:rStyle w:val="VerbatimChar"/>
+          <w:rStyle w:val="CommentTok"/>
         </w:rPr>
         <w:t xml:space="preserve">#&gt; 95 percent confidence interval:</w:t>
       </w:r>
@@ -3806,7 +8924,7 @@
       </w:r>
       <w:r>
         <w:rPr>
-          <w:rStyle w:val="VerbatimChar"/>
+          <w:rStyle w:val="CommentTok"/>
         </w:rPr>
         <w:t xml:space="preserve">#&gt;  -0.14915874 -0.06096985</w:t>
       </w:r>
@@ -3815,7 +8933,7 @@
       </w:r>
       <w:r>
         <w:rPr>
-          <w:rStyle w:val="VerbatimChar"/>
+          <w:rStyle w:val="CommentTok"/>
         </w:rPr>
         <w:t xml:space="preserve">#&gt; sample estimates:</w:t>
       </w:r>
@@ -3824,7 +8942,7 @@
       </w:r>
       <w:r>
         <w:rPr>
-          <w:rStyle w:val="VerbatimChar"/>
+          <w:rStyle w:val="CommentTok"/>
         </w:rPr>
         <w:t xml:space="preserve">#&gt; incidence rate 1 incidence rate 2       difference </w:t>
       </w:r>
@@ -3833,7 +8951,7 @@
       </w:r>
       <w:r>
         <w:rPr>
-          <w:rStyle w:val="VerbatimChar"/>
+          <w:rStyle w:val="CommentTok"/>
         </w:rPr>
         <w:t xml:space="preserve">#&gt;       0.05330655       0.15837084      -0.10506430</w:t>
       </w:r>

--- a/dev/vignettes/articles/enteric_fever_example.docx
+++ b/dev/vignettes/articles/enteric_fever_example.docx
@@ -23,7 +23,7 @@
         <w:pStyle w:val="Date"/>
       </w:pPr>
       <w:r>
-        <w:t xml:space="preserve">2026-07-26</w:t>
+        <w:t xml:space="preserve">2026-07-27</w:t>
       </w:r>
     </w:p>
     <w:bookmarkStart w:id="11" w:name="introduction"/>

--- a/dev/vignettes/articles/enteric_fever_example.docx
+++ b/dev/vignettes/articles/enteric_fever_example.docx
@@ -23,7 +23,7 @@
         <w:pStyle w:val="Date"/>
       </w:pPr>
       <w:r>
-        <w:t xml:space="preserve">2026-07-27</w:t>
+        <w:t xml:space="preserve">2026-07-28</w:t>
       </w:r>
     </w:p>
     <w:bookmarkStart w:id="11" w:name="introduction"/>

--- a/dev/vignettes/articles/enteric_fever_example.docx
+++ b/dev/vignettes/articles/enteric_fever_example.docx
@@ -23,7 +23,7 @@
         <w:pStyle w:val="Date"/>
       </w:pPr>
       <w:r>
-        <w:t xml:space="preserve">2026-07-28</w:t>
+        <w:t xml:space="preserve">2026-07-30</w:t>
       </w:r>
     </w:p>
     <w:bookmarkStart w:id="11" w:name="introduction"/>

--- a/dev/vignettes/articles/enteric_fever_example.docx
+++ b/dev/vignettes/articles/enteric_fever_example.docx
@@ -23,7 +23,7 @@
         <w:pStyle w:val="Date"/>
       </w:pPr>
       <w:r>
-        <w:t xml:space="preserve">2026-07-30</w:t>
+        <w:t xml:space="preserve">2026-07-31</w:t>
       </w:r>
     </w:p>
     <w:bookmarkStart w:id="11" w:name="introduction"/>

--- a/dev/vignettes/articles/enteric_fever_example.docx
+++ b/dev/vignettes/articles/enteric_fever_example.docx
@@ -23,7 +23,7 @@
         <w:pStyle w:val="Date"/>
       </w:pPr>
       <w:r>
-        <w:t xml:space="preserve">2026-07-31</w:t>
+        <w:t xml:space="preserve">2026-08-07</w:t>
       </w:r>
     </w:p>
     <w:bookmarkStart w:id="11" w:name="introduction"/>

--- a/dev/vignettes/articles/enteric_fever_example.docx
+++ b/dev/vignettes/articles/enteric_fever_example.docx
@@ -23,7 +23,7 @@
         <w:pStyle w:val="Date"/>
       </w:pPr>
       <w:r>
-        <w:t xml:space="preserve">2026-08-07</w:t>
+        <w:t xml:space="preserve">2026-08-08</w:t>
       </w:r>
     </w:p>
     <w:bookmarkStart w:id="11" w:name="introduction"/>

--- a/dev/vignettes/articles/enteric_fever_example.docx
+++ b/dev/vignettes/articles/enteric_fever_example.docx
@@ -1215,7 +1215,7 @@
         <w:rPr>
           <w:rStyle w:val="CommentTok"/>
         </w:rPr>
-        <w:t xml:space="preserve">#&gt; n = 1000 </w:t>
+        <w:t xml:space="preserve">#&gt; n = 516 </w:t>
       </w:r>
       <w:r>
         <w:br/>
@@ -1278,7 +1278,7 @@
         <w:rPr>
           <w:rStyle w:val="CommentTok"/>
         </w:rPr>
-        <w:t xml:space="preserve">#&gt; 1  1000   0.8           5.38   10.1  10.7           14.8  24.8</w:t>
+        <w:t xml:space="preserve">#&gt; 1   516   0.8           5.38   10.1  10.7           14.8  24.8</w:t>
       </w:r>
       <w:r>
         <w:br/>

--- a/dev/vignettes/articles/enteric_fever_example.docx
+++ b/dev/vignettes/articles/enteric_fever_example.docx
@@ -23,7 +23,7 @@
         <w:pStyle w:val="Date"/>
       </w:pPr>
       <w:r>
-        <w:t xml:space="preserve">2026-08-08</w:t>
+        <w:t xml:space="preserve">2026-08-09</w:t>
       </w:r>
     </w:p>
     <w:bookmarkStart w:id="11" w:name="introduction"/>

--- a/dev/vignettes/articles/enteric_fever_example.docx
+++ b/dev/vignettes/articles/enteric_fever_example.docx
@@ -23,7 +23,7 @@
         <w:pStyle w:val="Date"/>
       </w:pPr>
       <w:r>
-        <w:t xml:space="preserve">2026-08-09</w:t>
+        <w:t xml:space="preserve">2026-08-10</w:t>
       </w:r>
     </w:p>
     <w:bookmarkStart w:id="11" w:name="introduction"/>

--- a/dev/vignettes/articles/enteric_fever_example.docx
+++ b/dev/vignettes/articles/enteric_fever_example.docx
@@ -23,7 +23,7 @@
         <w:pStyle w:val="Date"/>
       </w:pPr>
       <w:r>
-        <w:t xml:space="preserve">2026-08-10</w:t>
+        <w:t xml:space="preserve">2026-09-02</w:t>
       </w:r>
     </w:p>
     <w:bookmarkStart w:id="11" w:name="introduction"/>
